--- a/01-电源电路/02-开关电源/交错并联变换器/交错并联Boost电路/交错并联Boost电路.docx
+++ b/01-电源电路/02-开关电源/交错并联变换器/交错并联Boost电路/交错并联Boost电路.docx
@@ -2784,6 +2784,20 @@
     </w:p>
     <w:bookmarkEnd w:id="26"/>
     <w:bookmarkEnd w:id="27"/>
+    <w:p>
+      <w:pPr>
+        <w:spacing w:before="360"/>
+        <w:jc w:val="center"/>
+      </w:pPr>
+      <w:r>
+        <w:rPr>
+          <w:rFonts w:ascii="Times New Roman" w:hAnsi="Times New Roman"/>
+          <w:color w:val="555555"/>
+          <w:sz w:val="21"/>
+        </w:rPr>
+        <w:t>材料收集者：杜文杰</w:t>
+      </w:r>
+    </w:p>
     <w:sectPr>
       <w:headerReference r:id="rId9" w:type="default"/>
       <w:footerReference r:id="rId10" w:type="default"/>

--- a/01-电源电路/02-开关电源/交错并联变换器/交错并联Boost电路/交错并联Boost电路.docx
+++ b/01-电源电路/02-开关电源/交错并联变换器/交错并联Boost电路/交错并联Boost电路.docx
@@ -1,6 +1,6 @@
 
 <file path=word/document.xml><?xml version="1.0" encoding="utf-8"?>
-<w:document xmlns:w="http://schemas.openxmlformats.org/wordprocessingml/2006/main" xmlns:m="http://schemas.openxmlformats.org/officeDocument/2006/math" xmlns:r="http://schemas.openxmlformats.org/officeDocument/2006/relationships" xmlns:o="urn:schemas-microsoft-com:office:office" xmlns:v="urn:schemas-microsoft-com:vml" xmlns:w10="urn:schemas-microsoft-com:office:word" xmlns:a="http://schemas.openxmlformats.org/drawingml/2006/main" xmlns:pic="http://schemas.openxmlformats.org/drawingml/2006/picture" xmlns:wp="http://schemas.openxmlformats.org/drawingml/2006/wordprocessingDrawing">
+<w:document xmlns:m="http://schemas.openxmlformats.org/officeDocument/2006/math" xmlns:r="http://schemas.openxmlformats.org/officeDocument/2006/relationships" xmlns:w="http://schemas.openxmlformats.org/wordprocessingml/2006/main" xmlns:o="urn:schemas-microsoft-com:office:office" xmlns:v="urn:schemas-microsoft-com:vml" xmlns:w10="urn:schemas-microsoft-com:office:word" xmlns:a="http://schemas.openxmlformats.org/drawingml/2006/main" xmlns:pic="http://schemas.openxmlformats.org/drawingml/2006/picture" xmlns:wp="http://schemas.openxmlformats.org/drawingml/2006/wordprocessingDrawing">
   <w:body>
     <w:bookmarkStart w:id="27" w:name="交错并联-boost-电路"/>
     <w:p>
@@ -9,16 +9,19 @@
       </w:pPr>
       <w:r>
         <w:rPr>
-          <w:rFonts w:hint="eastAsia"/>
+          <w:rFonts w:hint="eastAsia" w:eastAsia="黑体"/>
         </w:rPr>
         <w:t xml:space="preserve">交错并联</w:t>
       </w:r>
       <w:r>
+        <w:rPr>
+          <w:rFonts w:eastAsia="黑体"/>
+        </w:rPr>
         <w:t xml:space="preserve"> Boost </w:t>
       </w:r>
       <w:r>
         <w:rPr>
-          <w:rFonts w:hint="eastAsia"/>
+          <w:rFonts w:hint="eastAsia" w:eastAsia="黑体"/>
         </w:rPr>
         <w:t xml:space="preserve">电路</w:t>
       </w:r>
@@ -30,7 +33,7 @@
       </w:pPr>
       <w:r>
         <w:rPr>
-          <w:rFonts w:hint="eastAsia"/>
+          <w:rFonts w:hint="eastAsia" w:eastAsia="黑体"/>
         </w:rPr>
         <w:t xml:space="preserve">拓扑描述</w:t>
       </w:r>
@@ -41,56 +44,74 @@
       </w:pPr>
       <w:r>
         <w:rPr>
-          <w:rFonts w:hint="eastAsia"/>
+          <w:rFonts w:hint="eastAsia" w:eastAsia="黑体"/>
         </w:rPr>
         <w:t xml:space="preserve">电路由两路（或多路）结构相同的</w:t>
       </w:r>
       <w:r>
+        <w:rPr>
+          <w:rFonts w:eastAsia="黑体"/>
+        </w:rPr>
         <w:t xml:space="preserve"> Boost </w:t>
       </w:r>
       <w:r>
         <w:rPr>
-          <w:rFonts w:hint="eastAsia"/>
+          <w:rFonts w:hint="eastAsia" w:eastAsia="黑体"/>
         </w:rPr>
         <w:t xml:space="preserve">升压单元并联组成，每路含一个升压电感、一个开关管与一个续流二极管，共享同一输入与输出。以两路为例，元件为升压电感</w:t>
       </w:r>
       <w:r>
+        <w:rPr>
+          <w:rFonts w:eastAsia="黑体"/>
+        </w:rPr>
         <w:t xml:space="preserve"> </w:t>
       </w:r>
       <w:r>
         <w:rPr>
-          <w:rFonts w:hint="eastAsia"/>
+          <w:rFonts w:hint="eastAsia" w:eastAsia="黑体"/>
         </w:rPr>
         <w:t xml:space="preserve">L1、L2，开关管</w:t>
       </w:r>
       <w:r>
+        <w:rPr>
+          <w:rFonts w:eastAsia="黑体"/>
+        </w:rPr>
         <w:t xml:space="preserve"> </w:t>
       </w:r>
       <w:r>
         <w:rPr>
-          <w:rFonts w:hint="eastAsia"/>
+          <w:rFonts w:hint="eastAsia" w:eastAsia="黑体"/>
         </w:rPr>
         <w:t xml:space="preserve">S1、S2，续流二极管</w:t>
       </w:r>
       <w:r>
+        <w:rPr>
+          <w:rFonts w:eastAsia="黑体"/>
+        </w:rPr>
         <w:t xml:space="preserve"> D1、D2 </w:t>
       </w:r>
       <w:r>
         <w:rPr>
-          <w:rFonts w:hint="eastAsia"/>
+          <w:rFonts w:hint="eastAsia" w:eastAsia="黑体"/>
         </w:rPr>
         <w:t xml:space="preserve">与输出电容</w:t>
       </w:r>
       <w:r>
+        <w:rPr>
+          <w:rFonts w:eastAsia="黑体"/>
+        </w:rPr>
         <w:t xml:space="preserve"> </w:t>
       </w:r>
       <w:r>
         <w:rPr>
-          <w:rFonts w:hint="eastAsia"/>
+          <w:rFonts w:hint="eastAsia" w:eastAsia="黑体"/>
         </w:rPr>
         <w:t xml:space="preserve">C。关键节点如下：公共输入节点</w:t>
       </w:r>
       <w:r>
+        <w:rPr>
+          <w:rFonts w:eastAsia="黑体"/>
+        </w:rPr>
         <w:t xml:space="preserve"> </w:t>
       </w:r>
       <m:oMath>
@@ -111,33 +132,45 @@
         </m:sSub>
       </m:oMath>
       <w:r>
+        <w:rPr>
+          <w:rFonts w:eastAsia="黑体"/>
+        </w:rPr>
         <w:t xml:space="preserve"> </w:t>
       </w:r>
       <w:r>
         <w:rPr>
-          <w:rFonts w:hint="eastAsia"/>
+          <w:rFonts w:hint="eastAsia" w:eastAsia="黑体"/>
         </w:rPr>
         <w:t xml:space="preserve">同时接两路电感</w:t>
       </w:r>
       <w:r>
+        <w:rPr>
+          <w:rFonts w:eastAsia="黑体"/>
+        </w:rPr>
         <w:t xml:space="preserve"> L1、L2 </w:t>
       </w:r>
       <w:r>
         <w:rPr>
-          <w:rFonts w:hint="eastAsia"/>
+          <w:rFonts w:hint="eastAsia" w:eastAsia="黑体"/>
         </w:rPr>
         <w:t xml:space="preserve">的入端；每路的开关节点</w:t>
       </w:r>
       <w:r>
+        <w:rPr>
+          <w:rFonts w:eastAsia="黑体"/>
+        </w:rPr>
         <w:t xml:space="preserve"> SW1、SW2 </w:t>
       </w:r>
       <w:r>
         <w:rPr>
-          <w:rFonts w:hint="eastAsia"/>
+          <w:rFonts w:hint="eastAsia" w:eastAsia="黑体"/>
         </w:rPr>
         <w:t xml:space="preserve">分别由电感出端、开关管漏极与二极管阳极相连而成；公共输出节点</w:t>
       </w:r>
       <w:r>
+        <w:rPr>
+          <w:rFonts w:eastAsia="黑体"/>
+        </w:rPr>
         <w:t xml:space="preserve"> </w:t>
       </w:r>
       <m:oMath>
@@ -161,47 +194,62 @@
         </m:sSub>
       </m:oMath>
       <w:r>
+        <w:rPr>
+          <w:rFonts w:eastAsia="黑体"/>
+        </w:rPr>
         <w:t xml:space="preserve"> </w:t>
       </w:r>
       <w:r>
         <w:rPr>
-          <w:rFonts w:hint="eastAsia"/>
+          <w:rFonts w:hint="eastAsia" w:eastAsia="黑体"/>
         </w:rPr>
         <w:t xml:space="preserve">由两路二极管</w:t>
       </w:r>
       <w:r>
+        <w:rPr>
+          <w:rFonts w:eastAsia="黑体"/>
+        </w:rPr>
         <w:t xml:space="preserve"> D1、D2 </w:t>
       </w:r>
       <w:r>
         <w:rPr>
-          <w:rFonts w:hint="eastAsia"/>
+          <w:rFonts w:hint="eastAsia" w:eastAsia="黑体"/>
         </w:rPr>
         <w:t xml:space="preserve">的阴极与输出电容</w:t>
       </w:r>
       <w:r>
+        <w:rPr>
+          <w:rFonts w:eastAsia="黑体"/>
+        </w:rPr>
         <w:t xml:space="preserve"> C </w:t>
       </w:r>
       <w:r>
         <w:rPr>
-          <w:rFonts w:hint="eastAsia"/>
+          <w:rFonts w:hint="eastAsia" w:eastAsia="黑体"/>
         </w:rPr>
         <w:t xml:space="preserve">的上端相连并接负载，输出电容</w:t>
       </w:r>
       <w:r>
+        <w:rPr>
+          <w:rFonts w:eastAsia="黑体"/>
+        </w:rPr>
         <w:t xml:space="preserve"> C </w:t>
       </w:r>
       <w:r>
         <w:rPr>
-          <w:rFonts w:hint="eastAsia"/>
+          <w:rFonts w:hint="eastAsia" w:eastAsia="黑体"/>
         </w:rPr>
         <w:t xml:space="preserve">的下端与两路开关管</w:t>
       </w:r>
       <w:r>
+        <w:rPr>
+          <w:rFonts w:eastAsia="黑体"/>
+        </w:rPr>
         <w:t xml:space="preserve"> S1、S2 </w:t>
       </w:r>
       <w:r>
         <w:rPr>
-          <w:rFonts w:hint="eastAsia"/>
+          <w:rFonts w:hint="eastAsia" w:eastAsia="黑体"/>
         </w:rPr>
         <w:t xml:space="preserve">的源极一并接地。</w:t>
       </w:r>
@@ -210,52 +258,67 @@
       <w:pPr/>
       <w:r>
         <w:rPr>
-          <w:rFonts w:hint="eastAsia"/>
+          <w:rFonts w:hint="eastAsia" w:eastAsia="黑体"/>
         </w:rPr>
         <w:t xml:space="preserve">各元件管脚连接：电感</w:t>
       </w:r>
       <w:r>
+        <w:rPr>
+          <w:rFonts w:eastAsia="黑体"/>
+        </w:rPr>
         <w:t xml:space="preserve"> L1、L2 </w:t>
       </w:r>
       <w:r>
         <w:rPr>
-          <w:rFonts w:hint="eastAsia"/>
+          <w:rFonts w:hint="eastAsia" w:eastAsia="黑体"/>
         </w:rPr>
         <w:t xml:space="preserve">的一端分别接公共输入节点、另一端各接本路开关节点；开关管</w:t>
       </w:r>
       <w:r>
+        <w:rPr>
+          <w:rFonts w:eastAsia="黑体"/>
+        </w:rPr>
         <w:t xml:space="preserve"> S1、S2 </w:t>
       </w:r>
       <w:r>
         <w:rPr>
-          <w:rFonts w:hint="eastAsia"/>
+          <w:rFonts w:hint="eastAsia" w:eastAsia="黑体"/>
         </w:rPr>
         <w:t xml:space="preserve">的漏极各接本路开关节点、源极接地、栅极接相位交错的驱动信号（两路相差</w:t>
       </w:r>
       <w:r>
+        <w:rPr>
+          <w:rFonts w:eastAsia="黑体"/>
+        </w:rPr>
         <w:t xml:space="preserve"> </w:t>
       </w:r>
       <w:r>
         <w:rPr>
-          <w:rFonts w:hint="eastAsia"/>
+          <w:rFonts w:hint="eastAsia" w:eastAsia="黑体"/>
         </w:rPr>
         <w:t xml:space="preserve">180°）；续流二极管</w:t>
       </w:r>
       <w:r>
+        <w:rPr>
+          <w:rFonts w:eastAsia="黑体"/>
+        </w:rPr>
         <w:t xml:space="preserve"> D1、D2 </w:t>
       </w:r>
       <w:r>
         <w:rPr>
-          <w:rFonts w:hint="eastAsia"/>
+          <w:rFonts w:hint="eastAsia" w:eastAsia="黑体"/>
         </w:rPr>
         <w:t xml:space="preserve">的阳极各接本路开关节点、阴极并接公共输出节点；输出电容</w:t>
       </w:r>
       <w:r>
+        <w:rPr>
+          <w:rFonts w:eastAsia="黑体"/>
+        </w:rPr>
         <w:t xml:space="preserve"> C </w:t>
       </w:r>
       <w:r>
         <w:rPr>
-          <w:rFonts w:hint="eastAsia"/>
+          <w:rFonts w:hint="eastAsia" w:eastAsia="黑体"/>
         </w:rPr>
         <w:t xml:space="preserve">一端接公共输出节点、另一端接地。</w:t>
       </w:r>
@@ -264,38 +327,50 @@
       <w:pPr/>
       <w:r>
         <w:rPr>
-          <w:rFonts w:hint="eastAsia"/>
+          <w:rFonts w:hint="eastAsia" w:eastAsia="黑体"/>
         </w:rPr>
         <w:t xml:space="preserve">就组态而言，这是多路</w:t>
       </w:r>
       <w:r>
+        <w:rPr>
+          <w:rFonts w:eastAsia="黑体"/>
+        </w:rPr>
         <w:t xml:space="preserve"> Boost </w:t>
       </w:r>
       <w:r>
         <w:rPr>
-          <w:rFonts w:hint="eastAsia"/>
+          <w:rFonts w:hint="eastAsia" w:eastAsia="黑体"/>
         </w:rPr>
         <w:t xml:space="preserve">单元交错并联、开关管相位错开</w:t>
       </w:r>
       <w:r>
+        <w:rPr>
+          <w:rFonts w:eastAsia="黑体"/>
+        </w:rPr>
         <w:t xml:space="preserve"> 180° </w:t>
       </w:r>
       <w:r>
         <w:rPr>
-          <w:rFonts w:hint="eastAsia"/>
+          <w:rFonts w:hint="eastAsia" w:eastAsia="黑体"/>
         </w:rPr>
         <w:t xml:space="preserve">的交错并联</w:t>
       </w:r>
       <w:r>
+        <w:rPr>
+          <w:rFonts w:eastAsia="黑体"/>
+        </w:rPr>
         <w:t xml:space="preserve"> Boost </w:t>
       </w:r>
       <w:r>
         <w:rPr>
-          <w:rFonts w:hint="eastAsia"/>
+          <w:rFonts w:hint="eastAsia" w:eastAsia="黑体"/>
         </w:rPr>
         <w:t xml:space="preserve">电路，通过纹波相互抵消减小输入电流纹波、提高等效纹波频率，实现大功率升压与</w:t>
       </w:r>
       <w:r>
+        <w:rPr>
+          <w:rFonts w:eastAsia="黑体"/>
+        </w:rPr>
         <w:t xml:space="preserve"> PFC。</w:t>
       </w:r>
     </w:p>
@@ -307,7 +382,7 @@
       </w:pPr>
       <w:r>
         <w:rPr>
-          <w:rFonts w:hint="eastAsia"/>
+          <w:rFonts w:hint="eastAsia" w:eastAsia="黑体"/>
         </w:rPr>
         <w:t xml:space="preserve">工作原理</w:t>
       </w:r>
@@ -318,20 +393,26 @@
       </w:pPr>
       <w:r>
         <w:rPr>
-          <w:rFonts w:hint="eastAsia"/>
+          <w:rFonts w:hint="eastAsia" w:eastAsia="黑体"/>
         </w:rPr>
         <w:t xml:space="preserve">各</w:t>
       </w:r>
       <w:r>
+        <w:rPr>
+          <w:rFonts w:eastAsia="黑体"/>
+        </w:rPr>
         <w:t xml:space="preserve"> Boost </w:t>
       </w:r>
       <w:r>
         <w:rPr>
-          <w:rFonts w:hint="eastAsia"/>
+          <w:rFonts w:hint="eastAsia" w:eastAsia="黑体"/>
         </w:rPr>
         <w:t xml:space="preserve">单元的开关管按相位依次错开导通，使各单元的电感电流纹波在输出端相互叠加时部分抵消。总输入电流纹波比单路明显减小，等效纹波频率提高为</w:t>
       </w:r>
       <w:r>
+        <w:rPr>
+          <w:rFonts w:eastAsia="黑体"/>
+        </w:rPr>
         <w:t xml:space="preserve"> </w:t>
       </w:r>
       <m:oMath>
@@ -362,7 +443,7 @@
       </m:oMath>
       <w:r>
         <w:rPr>
-          <w:rFonts w:hint="eastAsia"/>
+          <w:rFonts w:hint="eastAsia" w:eastAsia="黑体"/>
         </w:rPr>
         <w:t xml:space="preserve">（</w:t>
       </w:r>
@@ -372,20 +453,26 @@
         </m:r>
       </m:oMath>
       <w:r>
+        <w:rPr>
+          <w:rFonts w:eastAsia="黑体"/>
+        </w:rPr>
         <w:t xml:space="preserve"> </w:t>
       </w:r>
       <w:r>
         <w:rPr>
-          <w:rFonts w:hint="eastAsia"/>
+          <w:rFonts w:hint="eastAsia" w:eastAsia="黑体"/>
         </w:rPr>
         <w:t xml:space="preserve">为并联路数），从而可用更小的滤波电容与电感，改善</w:t>
       </w:r>
       <w:r>
+        <w:rPr>
+          <w:rFonts w:eastAsia="黑体"/>
+        </w:rPr>
         <w:t xml:space="preserve"> EMI </w:t>
       </w:r>
       <w:r>
         <w:rPr>
-          <w:rFonts w:hint="eastAsia"/>
+          <w:rFonts w:hint="eastAsia" w:eastAsia="黑体"/>
         </w:rPr>
         <w:t xml:space="preserve">和散热分布。</w:t>
       </w:r>
@@ -398,7 +485,7 @@
       </w:pPr>
       <w:r>
         <w:rPr>
-          <w:rFonts w:hint="eastAsia"/>
+          <w:rFonts w:hint="eastAsia" w:eastAsia="黑体"/>
         </w:rPr>
         <w:t xml:space="preserve">关键计算公式</w:t>
       </w:r>
@@ -412,16 +499,19 @@
       </w:pPr>
       <w:r>
         <w:rPr>
-          <w:rFonts w:hint="eastAsia"/>
+          <w:rFonts w:hint="eastAsia" w:eastAsia="黑体"/>
         </w:rPr>
         <w:t xml:space="preserve">单路占空比（CCM</w:t>
       </w:r>
       <w:r>
+        <w:rPr>
+          <w:rFonts w:eastAsia="黑体"/>
+        </w:rPr>
         <w:t xml:space="preserve"> </w:t>
       </w:r>
       <w:r>
         <w:rPr>
-          <w:rFonts w:hint="eastAsia"/>
+          <w:rFonts w:hint="eastAsia" w:eastAsia="黑体"/>
         </w:rPr>
         <w:t xml:space="preserve">稳态）：</w:t>
       </w:r>
@@ -580,7 +670,7 @@
       </w:pPr>
       <w:r>
         <w:rPr>
-          <w:rFonts w:hint="eastAsia"/>
+          <w:rFonts w:hint="eastAsia" w:eastAsia="黑体"/>
         </w:rPr>
         <w:t xml:space="preserve">单路电感值（连续导通模式）：</w:t>
       </w:r>
@@ -676,7 +766,7 @@
       </w:pPr>
       <w:r>
         <w:rPr>
-          <w:rFonts w:hint="eastAsia"/>
+          <w:rFonts w:hint="eastAsia" w:eastAsia="黑体"/>
         </w:rPr>
         <w:t xml:space="preserve">输入电流纹波抵消因子（</w:t>
       </w:r>
@@ -686,11 +776,14 @@
         </m:r>
       </m:oMath>
       <w:r>
+        <w:rPr>
+          <w:rFonts w:eastAsia="黑体"/>
+        </w:rPr>
         <w:t xml:space="preserve"> </w:t>
       </w:r>
       <w:r>
         <w:rPr>
-          <w:rFonts w:hint="eastAsia"/>
+          <w:rFonts w:hint="eastAsia" w:eastAsia="黑体"/>
         </w:rPr>
         <w:t xml:space="preserve">路交错，</w:t>
       </w:r>
@@ -725,7 +818,7 @@
       </m:oMath>
       <w:r>
         <w:rPr>
-          <w:rFonts w:hint="eastAsia"/>
+          <w:rFonts w:hint="eastAsia" w:eastAsia="黑体"/>
         </w:rPr>
         <w:t xml:space="preserve">）：</w:t>
       </w:r>
@@ -914,11 +1007,14 @@
       </w:pPr>
       <w:r>
         <w:rPr>
-          <w:rFonts w:hint="eastAsia"/>
+          <w:rFonts w:hint="eastAsia" w:eastAsia="黑体"/>
         </w:rPr>
         <w:t xml:space="preserve">当</w:t>
       </w:r>
       <w:r>
+        <w:rPr>
+          <w:rFonts w:eastAsia="黑体"/>
+        </w:rPr>
         <w:t xml:space="preserve"> </w:t>
       </w:r>
       <m:oMath>
@@ -930,11 +1026,14 @@
         </m:r>
       </m:oMath>
       <w:r>
+        <w:rPr>
+          <w:rFonts w:eastAsia="黑体"/>
+        </w:rPr>
         <w:t xml:space="preserve"> </w:t>
       </w:r>
       <w:r>
         <w:rPr>
-          <w:rFonts w:hint="eastAsia"/>
+          <w:rFonts w:hint="eastAsia" w:eastAsia="黑体"/>
         </w:rPr>
         <w:t xml:space="preserve">为整数（</w:t>
       </w:r>
@@ -963,11 +1062,14 @@
       </m:oMath>
       <w:r>
         <w:rPr>
-          <w:rFonts w:hint="eastAsia"/>
+          <w:rFonts w:hint="eastAsia" w:eastAsia="黑体"/>
         </w:rPr>
         <w:t xml:space="preserve">）时</w:t>
       </w:r>
       <w:r>
+        <w:rPr>
+          <w:rFonts w:eastAsia="黑体"/>
+        </w:rPr>
         <w:t xml:space="preserve"> </w:t>
       </w:r>
       <m:oMath>
@@ -986,11 +1088,14 @@
       </m:oMath>
       <w:r>
         <w:rPr>
-          <w:rFonts w:hint="eastAsia"/>
+          <w:rFonts w:hint="eastAsia" w:eastAsia="黑体"/>
         </w:rPr>
         <w:t xml:space="preserve">，各相纹波完全抵消；单相纹波</w:t>
       </w:r>
       <w:r>
+        <w:rPr>
+          <w:rFonts w:eastAsia="黑体"/>
+        </w:rPr>
         <w:t xml:space="preserve"> </w:t>
       </w:r>
       <m:oMath>
@@ -1065,6 +1170,9 @@
         </m:f>
       </m:oMath>
       <w:r>
+        <w:rPr>
+          <w:rFonts w:eastAsia="黑体"/>
+        </w:rPr>
         <w:t xml:space="preserve">。</w:t>
       </w:r>
     </w:p>
@@ -1077,7 +1185,7 @@
       </w:pPr>
       <w:r>
         <w:rPr>
-          <w:rFonts w:hint="eastAsia"/>
+          <w:rFonts w:hint="eastAsia" w:eastAsia="黑体"/>
         </w:rPr>
         <w:t xml:space="preserve">等效纹波频率：</w:t>
       </w:r>
@@ -1155,7 +1263,7 @@
       </w:pPr>
       <w:r>
         <w:rPr>
-          <w:rFonts w:hint="eastAsia"/>
+          <w:rFonts w:hint="eastAsia" w:eastAsia="黑体"/>
         </w:rPr>
         <w:t xml:space="preserve">单路峰值电流：</w:t>
       </w:r>
@@ -1309,7 +1417,7 @@
             </w:pPr>
             <w:r>
               <w:rPr>
-                <w:rFonts w:hint="eastAsia"/>
+                <w:rFonts w:hint="eastAsia" w:eastAsia="黑体"/>
               </w:rPr>
               <w:t xml:space="preserve">符号</w:t>
             </w:r>
@@ -1323,7 +1431,7 @@
             </w:pPr>
             <w:r>
               <w:rPr>
-                <w:rFonts w:hint="eastAsia"/>
+                <w:rFonts w:hint="eastAsia" w:eastAsia="黑体"/>
               </w:rPr>
               <w:t xml:space="preserve">含义</w:t>
             </w:r>
@@ -1337,7 +1445,7 @@
             </w:pPr>
             <w:r>
               <w:rPr>
-                <w:rFonts w:hint="eastAsia"/>
+                <w:rFonts w:hint="eastAsia" w:eastAsia="黑体"/>
               </w:rPr>
               <w:t xml:space="preserve">单位</w:t>
             </w:r>
@@ -1369,6 +1477,9 @@
               </m:sSub>
             </m:oMath>
             <w:r>
+              <w:rPr>
+                <w:rFonts w:eastAsia="黑体"/>
+              </w:rPr>
               <w:t xml:space="preserve">​</w:t>
             </w:r>
           </w:p>
@@ -1381,7 +1492,7 @@
             </w:pPr>
             <w:r>
               <w:rPr>
-                <w:rFonts w:hint="eastAsia"/>
+                <w:rFonts w:hint="eastAsia" w:eastAsia="黑体"/>
               </w:rPr>
               <w:t xml:space="preserve">输入电压</w:t>
             </w:r>
@@ -1394,6 +1505,9 @@
               <w:pStyle w:val="Compact"/>
             </w:pPr>
             <w:r>
+              <w:rPr>
+                <w:rFonts w:eastAsia="黑体"/>
+              </w:rPr>
               <w:t xml:space="preserve">V</w:t>
             </w:r>
           </w:p>
@@ -1427,6 +1541,9 @@
               </m:sSub>
             </m:oMath>
             <w:r>
+              <w:rPr>
+                <w:rFonts w:eastAsia="黑体"/>
+              </w:rPr>
               <w:t xml:space="preserve">​</w:t>
             </w:r>
           </w:p>
@@ -1439,7 +1556,7 @@
             </w:pPr>
             <w:r>
               <w:rPr>
-                <w:rFonts w:hint="eastAsia"/>
+                <w:rFonts w:hint="eastAsia" w:eastAsia="黑体"/>
               </w:rPr>
               <w:t xml:space="preserve">输出电压</w:t>
             </w:r>
@@ -1452,6 +1569,9 @@
               <w:pStyle w:val="Compact"/>
             </w:pPr>
             <w:r>
+              <w:rPr>
+                <w:rFonts w:eastAsia="黑体"/>
+              </w:rPr>
               <w:t xml:space="preserve">V</w:t>
             </w:r>
           </w:p>
@@ -1470,6 +1590,9 @@
               </m:r>
             </m:oMath>
             <w:r>
+              <w:rPr>
+                <w:rFonts w:eastAsia="黑体"/>
+              </w:rPr>
               <w:t xml:space="preserve">​</w:t>
             </w:r>
           </w:p>
@@ -1482,7 +1605,7 @@
             </w:pPr>
             <w:r>
               <w:rPr>
-                <w:rFonts w:hint="eastAsia"/>
+                <w:rFonts w:hint="eastAsia" w:eastAsia="黑体"/>
               </w:rPr>
               <w:t xml:space="preserve">单路占空比</w:t>
             </w:r>
@@ -1495,6 +1618,9 @@
               <w:pStyle w:val="Compact"/>
             </w:pPr>
             <w:r>
+              <w:rPr>
+                <w:rFonts w:eastAsia="黑体"/>
+              </w:rPr>
               <w:t xml:space="preserve">—</w:t>
             </w:r>
           </w:p>
@@ -1513,6 +1639,9 @@
               </m:r>
             </m:oMath>
             <w:r>
+              <w:rPr>
+                <w:rFonts w:eastAsia="黑体"/>
+              </w:rPr>
               <w:t xml:space="preserve">​</w:t>
             </w:r>
           </w:p>
@@ -1525,7 +1654,7 @@
             </w:pPr>
             <w:r>
               <w:rPr>
-                <w:rFonts w:hint="eastAsia"/>
+                <w:rFonts w:hint="eastAsia" w:eastAsia="黑体"/>
               </w:rPr>
               <w:t xml:space="preserve">单路升压电感</w:t>
             </w:r>
@@ -1538,6 +1667,9 @@
               <w:pStyle w:val="Compact"/>
             </w:pPr>
             <w:r>
+              <w:rPr>
+                <w:rFonts w:eastAsia="黑体"/>
+              </w:rPr>
               <w:t xml:space="preserve">H</w:t>
             </w:r>
           </w:p>
@@ -1571,6 +1703,9 @@
               </m:sSub>
             </m:oMath>
             <w:r>
+              <w:rPr>
+                <w:rFonts w:eastAsia="黑体"/>
+              </w:rPr>
               <w:t xml:space="preserve">​</w:t>
             </w:r>
           </w:p>
@@ -1583,7 +1718,7 @@
             </w:pPr>
             <w:r>
               <w:rPr>
-                <w:rFonts w:hint="eastAsia"/>
+                <w:rFonts w:hint="eastAsia" w:eastAsia="黑体"/>
               </w:rPr>
               <w:t xml:space="preserve">单路电感纹波电流</w:t>
             </w:r>
@@ -1596,6 +1731,9 @@
               <w:pStyle w:val="Compact"/>
             </w:pPr>
             <w:r>
+              <w:rPr>
+                <w:rFonts w:eastAsia="黑体"/>
+              </w:rPr>
               <w:t xml:space="preserve">A</w:t>
             </w:r>
           </w:p>
@@ -1626,6 +1764,9 @@
               </m:sSub>
             </m:oMath>
             <w:r>
+              <w:rPr>
+                <w:rFonts w:eastAsia="黑体"/>
+              </w:rPr>
               <w:t xml:space="preserve">​</w:t>
             </w:r>
           </w:p>
@@ -1638,7 +1779,7 @@
             </w:pPr>
             <w:r>
               <w:rPr>
-                <w:rFonts w:hint="eastAsia"/>
+                <w:rFonts w:hint="eastAsia" w:eastAsia="黑体"/>
               </w:rPr>
               <w:t xml:space="preserve">单路开关频率</w:t>
             </w:r>
@@ -1651,6 +1792,9 @@
               <w:pStyle w:val="Compact"/>
             </w:pPr>
             <w:r>
+              <w:rPr>
+                <w:rFonts w:eastAsia="黑体"/>
+              </w:rPr>
               <w:t xml:space="preserve">Hz</w:t>
             </w:r>
           </w:p>
@@ -1669,6 +1813,9 @@
               </m:r>
             </m:oMath>
             <w:r>
+              <w:rPr>
+                <w:rFonts w:eastAsia="黑体"/>
+              </w:rPr>
               <w:t xml:space="preserve">​</w:t>
             </w:r>
           </w:p>
@@ -1681,7 +1828,7 @@
             </w:pPr>
             <w:r>
               <w:rPr>
-                <w:rFonts w:hint="eastAsia"/>
+                <w:rFonts w:hint="eastAsia" w:eastAsia="黑体"/>
               </w:rPr>
               <w:t xml:space="preserve">并联路数</w:t>
             </w:r>
@@ -1694,6 +1841,9 @@
               <w:pStyle w:val="Compact"/>
             </w:pPr>
             <w:r>
+              <w:rPr>
+                <w:rFonts w:eastAsia="黑体"/>
+              </w:rPr>
               <w:t xml:space="preserve">—</w:t>
             </w:r>
           </w:p>
@@ -1724,6 +1874,9 @@
               </m:sSub>
             </m:oMath>
             <w:r>
+              <w:rPr>
+                <w:rFonts w:eastAsia="黑体"/>
+              </w:rPr>
               <w:t xml:space="preserve">​</w:t>
             </w:r>
           </w:p>
@@ -1736,7 +1889,7 @@
             </w:pPr>
             <w:r>
               <w:rPr>
-                <w:rFonts w:hint="eastAsia"/>
+                <w:rFonts w:hint="eastAsia" w:eastAsia="黑体"/>
               </w:rPr>
               <w:t xml:space="preserve">总输入电流</w:t>
             </w:r>
@@ -1749,6 +1902,9 @@
               <w:pStyle w:val="Compact"/>
             </w:pPr>
             <w:r>
+              <w:rPr>
+                <w:rFonts w:eastAsia="黑体"/>
+              </w:rPr>
               <w:t xml:space="preserve">A</w:t>
             </w:r>
           </w:p>
@@ -1763,7 +1919,7 @@
       </w:pPr>
       <w:r>
         <w:rPr>
-          <w:rFonts w:hint="eastAsia"/>
+          <w:rFonts w:hint="eastAsia" w:eastAsia="黑体"/>
         </w:rPr>
         <w:t xml:space="preserve">元件调整影响</w:t>
       </w:r>
@@ -1778,7 +1934,7 @@
       </w:pPr>
       <w:r>
         <w:rPr>
-          <w:rFonts w:hint="eastAsia"/>
+          <w:rFonts w:hint="eastAsia" w:eastAsia="黑体"/>
           <w:b/>
           <w:bCs/>
         </w:rPr>
@@ -1786,6 +1942,7 @@
       </w:r>
       <w:r>
         <w:rPr>
+          <w:rFonts w:eastAsia="黑体"/>
           <w:b/>
           <w:bCs/>
         </w:rPr>
@@ -1798,6 +1955,7 @@
       </m:oMath>
       <w:r>
         <w:rPr>
+          <w:rFonts w:eastAsia="黑体"/>
           <w:b/>
           <w:bCs/>
         </w:rPr>
@@ -1805,21 +1963,27 @@
       </w:r>
       <w:r>
         <w:rPr>
-          <w:rFonts w:hint="eastAsia"/>
+          <w:rFonts w:hint="eastAsia" w:eastAsia="黑体"/>
           <w:b/>
           <w:bCs/>
         </w:rPr>
         <w:t xml:space="preserve">增大（输入降低或输出升高）</w:t>
       </w:r>
       <w:r>
+        <w:rPr>
+          <w:rFonts w:eastAsia="黑体"/>
+        </w:rPr>
         <w:t xml:space="preserve"> </w:t>
       </w:r>
       <w:r>
+        <w:rPr>
+          <w:rFonts w:eastAsia="黑体"/>
+        </w:rPr>
         <w:t xml:space="preserve">→ </w:t>
       </w:r>
       <w:r>
         <w:rPr>
-          <w:rFonts w:hint="eastAsia"/>
+          <w:rFonts w:hint="eastAsia" w:eastAsia="黑体"/>
         </w:rPr>
         <w:t xml:space="preserve">升压比增大，电感储能增加。</w:t>
       </w:r>
@@ -1834,7 +1998,7 @@
       </w:pPr>
       <w:r>
         <w:rPr>
-          <w:rFonts w:hint="eastAsia"/>
+          <w:rFonts w:hint="eastAsia" w:eastAsia="黑体"/>
           <w:b/>
           <w:bCs/>
         </w:rPr>
@@ -1842,6 +2006,7 @@
       </w:r>
       <w:r>
         <w:rPr>
+          <w:rFonts w:eastAsia="黑体"/>
           <w:b/>
           <w:bCs/>
         </w:rPr>
@@ -1854,6 +2019,7 @@
       </m:oMath>
       <w:r>
         <w:rPr>
+          <w:rFonts w:eastAsia="黑体"/>
           <w:b/>
           <w:bCs/>
         </w:rPr>
@@ -1861,21 +2027,27 @@
       </w:r>
       <w:r>
         <w:rPr>
-          <w:rFonts w:hint="eastAsia"/>
+          <w:rFonts w:hint="eastAsia" w:eastAsia="黑体"/>
           <w:b/>
           <w:bCs/>
         </w:rPr>
         <w:t xml:space="preserve">增大</w:t>
       </w:r>
       <w:r>
+        <w:rPr>
+          <w:rFonts w:eastAsia="黑体"/>
+        </w:rPr>
         <w:t xml:space="preserve"> </w:t>
       </w:r>
       <w:r>
+        <w:rPr>
+          <w:rFonts w:eastAsia="黑体"/>
+        </w:rPr>
         <w:t xml:space="preserve">→ </w:t>
       </w:r>
       <w:r>
         <w:rPr>
-          <w:rFonts w:hint="eastAsia"/>
+          <w:rFonts w:hint="eastAsia" w:eastAsia="黑体"/>
         </w:rPr>
         <w:t xml:space="preserve">电流纹波减小，但动态响应变慢、体积增大。</w:t>
       </w:r>
@@ -1890,7 +2062,7 @@
       </w:pPr>
       <w:r>
         <w:rPr>
-          <w:rFonts w:hint="eastAsia"/>
+          <w:rFonts w:hint="eastAsia" w:eastAsia="黑体"/>
           <w:b/>
           <w:bCs/>
         </w:rPr>
@@ -1898,6 +2070,7 @@
       </w:r>
       <w:r>
         <w:rPr>
+          <w:rFonts w:eastAsia="黑体"/>
           <w:b/>
           <w:bCs/>
         </w:rPr>
@@ -1910,6 +2083,7 @@
       </m:oMath>
       <w:r>
         <w:rPr>
+          <w:rFonts w:eastAsia="黑体"/>
           <w:b/>
           <w:bCs/>
         </w:rPr>
@@ -1917,21 +2091,27 @@
       </w:r>
       <w:r>
         <w:rPr>
-          <w:rFonts w:hint="eastAsia"/>
+          <w:rFonts w:hint="eastAsia" w:eastAsia="黑体"/>
           <w:b/>
           <w:bCs/>
         </w:rPr>
         <w:t xml:space="preserve">增多</w:t>
       </w:r>
       <w:r>
+        <w:rPr>
+          <w:rFonts w:eastAsia="黑体"/>
+        </w:rPr>
         <w:t xml:space="preserve"> </w:t>
       </w:r>
       <w:r>
+        <w:rPr>
+          <w:rFonts w:eastAsia="黑体"/>
+        </w:rPr>
         <w:t xml:space="preserve">→ </w:t>
       </w:r>
       <w:r>
         <w:rPr>
-          <w:rFonts w:hint="eastAsia"/>
+          <w:rFonts w:hint="eastAsia" w:eastAsia="黑体"/>
         </w:rPr>
         <w:t xml:space="preserve">总纹波减小、等效频率升高、功率扩展，但成本与控制复杂度增加。</w:t>
       </w:r>
@@ -1946,7 +2126,7 @@
       </w:pPr>
       <w:r>
         <w:rPr>
-          <w:rFonts w:hint="eastAsia"/>
+          <w:rFonts w:hint="eastAsia" w:eastAsia="黑体"/>
           <w:b/>
           <w:bCs/>
         </w:rPr>
@@ -1954,6 +2134,7 @@
       </w:r>
       <w:r>
         <w:rPr>
+          <w:rFonts w:eastAsia="黑体"/>
           <w:b/>
           <w:bCs/>
         </w:rPr>
@@ -1978,6 +2159,7 @@
       </m:oMath>
       <w:r>
         <w:rPr>
+          <w:rFonts w:eastAsia="黑体"/>
           <w:b/>
           <w:bCs/>
         </w:rPr>
@@ -1985,21 +2167,27 @@
       </w:r>
       <w:r>
         <w:rPr>
-          <w:rFonts w:hint="eastAsia"/>
+          <w:rFonts w:hint="eastAsia" w:eastAsia="黑体"/>
           <w:b/>
           <w:bCs/>
         </w:rPr>
         <w:t xml:space="preserve">升高</w:t>
       </w:r>
       <w:r>
+        <w:rPr>
+          <w:rFonts w:eastAsia="黑体"/>
+        </w:rPr>
         <w:t xml:space="preserve"> </w:t>
       </w:r>
       <w:r>
+        <w:rPr>
+          <w:rFonts w:eastAsia="黑体"/>
+        </w:rPr>
         <w:t xml:space="preserve">→ </w:t>
       </w:r>
       <w:r>
         <w:rPr>
-          <w:rFonts w:hint="eastAsia"/>
+          <w:rFonts w:hint="eastAsia" w:eastAsia="黑体"/>
         </w:rPr>
         <w:t xml:space="preserve">电感与输出电容可减小，开关损耗增大。</w:t>
       </w:r>
@@ -2012,7 +2200,7 @@
       </w:pPr>
       <w:r>
         <w:rPr>
-          <w:rFonts w:hint="eastAsia"/>
+          <w:rFonts w:hint="eastAsia" w:eastAsia="黑体"/>
         </w:rPr>
         <w:t xml:space="preserve">典型参数示例</w:t>
       </w:r>
@@ -2027,11 +2215,14 @@
       </w:pPr>
       <w:r>
         <w:rPr>
-          <w:rFonts w:hint="eastAsia"/>
+          <w:rFonts w:hint="eastAsia" w:eastAsia="黑体"/>
         </w:rPr>
         <w:t xml:space="preserve">取</w:t>
       </w:r>
       <w:r>
+        <w:rPr>
+          <w:rFonts w:eastAsia="黑体"/>
+        </w:rPr>
         <w:t xml:space="preserve"> </w:t>
       </w:r>
       <m:oMath>
@@ -2071,6 +2262,9 @@
         </m:r>
       </m:oMath>
       <w:r>
+        <w:rPr>
+          <w:rFonts w:eastAsia="黑体"/>
+        </w:rPr>
         <w:t xml:space="preserve">、</w:t>
       </w:r>
       <m:oMath>
@@ -2114,11 +2308,14 @@
       </m:oMath>
       <w:r>
         <w:rPr>
-          <w:rFonts w:hint="eastAsia"/>
+          <w:rFonts w:hint="eastAsia" w:eastAsia="黑体"/>
         </w:rPr>
         <w:t xml:space="preserve">：单路占空比</w:t>
       </w:r>
       <w:r>
+        <w:rPr>
+          <w:rFonts w:eastAsia="黑体"/>
+        </w:rPr>
         <w:t xml:space="preserve"> </w:t>
       </w:r>
       <m:oMath>
@@ -2166,6 +2363,9 @@
         </m:r>
       </m:oMath>
       <w:r>
+        <w:rPr>
+          <w:rFonts w:eastAsia="黑体"/>
+        </w:rPr>
         <w:t xml:space="preserve">。</w:t>
       </w:r>
     </w:p>
@@ -2179,11 +2379,14 @@
       </w:pPr>
       <w:r>
         <w:rPr>
-          <w:rFonts w:hint="eastAsia"/>
+          <w:rFonts w:hint="eastAsia" w:eastAsia="黑体"/>
         </w:rPr>
         <w:t xml:space="preserve">取</w:t>
       </w:r>
       <w:r>
+        <w:rPr>
+          <w:rFonts w:eastAsia="黑体"/>
+        </w:rPr>
         <w:t xml:space="preserve"> </w:t>
       </w:r>
       <m:oMath>
@@ -2223,6 +2426,9 @@
         </m:r>
       </m:oMath>
       <w:r>
+        <w:rPr>
+          <w:rFonts w:eastAsia="黑体"/>
+        </w:rPr>
         <w:t xml:space="preserve">、</w:t>
       </w:r>
       <m:oMath>
@@ -2240,6 +2446,9 @@
         </m:r>
       </m:oMath>
       <w:r>
+        <w:rPr>
+          <w:rFonts w:eastAsia="黑体"/>
+        </w:rPr>
         <w:t xml:space="preserve">、</w:t>
       </w:r>
       <m:oMath>
@@ -2279,6 +2488,9 @@
         </m:r>
       </m:oMath>
       <w:r>
+        <w:rPr>
+          <w:rFonts w:eastAsia="黑体"/>
+        </w:rPr>
         <w:t xml:space="preserve">、</w:t>
       </w:r>
       <m:oMath>
@@ -2322,7 +2534,7 @@
       </m:oMath>
       <w:r>
         <w:rPr>
-          <w:rFonts w:hint="eastAsia"/>
+          <w:rFonts w:hint="eastAsia" w:eastAsia="黑体"/>
         </w:rPr>
         <w:t xml:space="preserve">：</w:t>
       </w:r>
@@ -2411,6 +2623,9 @@
         </m:r>
       </m:oMath>
       <w:r>
+        <w:rPr>
+          <w:rFonts w:eastAsia="黑体"/>
+        </w:rPr>
         <w:t xml:space="preserve">。</w:t>
       </w:r>
     </w:p>
@@ -2422,7 +2637,7 @@
       </w:pPr>
       <w:r>
         <w:rPr>
-          <w:rFonts w:hint="eastAsia"/>
+          <w:rFonts w:hint="eastAsia" w:eastAsia="黑体"/>
         </w:rPr>
         <w:t xml:space="preserve">常见器件型号</w:t>
       </w:r>
@@ -2436,20 +2651,26 @@
         </w:numPr>
       </w:pPr>
       <w:r>
+        <w:rPr>
+          <w:rFonts w:eastAsia="黑体"/>
+        </w:rPr>
         <w:t xml:space="preserve">Boost </w:t>
       </w:r>
       <w:r>
         <w:rPr>
-          <w:rFonts w:hint="eastAsia"/>
+          <w:rFonts w:hint="eastAsia" w:eastAsia="黑体"/>
         </w:rPr>
         <w:t xml:space="preserve">控制芯片：UCC28070（交错</w:t>
       </w:r>
       <w:r>
+        <w:rPr>
+          <w:rFonts w:eastAsia="黑体"/>
+        </w:rPr>
         <w:t xml:space="preserve"> </w:t>
       </w:r>
       <w:r>
         <w:rPr>
-          <w:rFonts w:hint="eastAsia"/>
+          <w:rFonts w:hint="eastAsia" w:eastAsia="黑体"/>
         </w:rPr>
         <w:t xml:space="preserve">PFC）、LM5122、LT3757、TPS43060。</w:t>
       </w:r>
@@ -2464,7 +2685,7 @@
       </w:pPr>
       <w:r>
         <w:rPr>
-          <w:rFonts w:hint="eastAsia"/>
+          <w:rFonts w:hint="eastAsia" w:eastAsia="黑体"/>
         </w:rPr>
         <w:t xml:space="preserve">功率开关管：IRF3205、CSD19531、IPA60R280（高压场合）。</w:t>
       </w:r>
@@ -2479,16 +2700,19 @@
       </w:pPr>
       <w:r>
         <w:rPr>
-          <w:rFonts w:hint="eastAsia"/>
+          <w:rFonts w:hint="eastAsia" w:eastAsia="黑体"/>
         </w:rPr>
         <w:t xml:space="preserve">续流二极管：MBR20100、STPS20M100（或同步整流</w:t>
       </w:r>
       <w:r>
+        <w:rPr>
+          <w:rFonts w:eastAsia="黑体"/>
+        </w:rPr>
         <w:t xml:space="preserve"> </w:t>
       </w:r>
       <w:r>
         <w:rPr>
-          <w:rFonts w:hint="eastAsia"/>
+          <w:rFonts w:hint="eastAsia" w:eastAsia="黑体"/>
         </w:rPr>
         <w:t xml:space="preserve">MOSFET）。</w:t>
       </w:r>
@@ -2501,7 +2725,7 @@
       </w:pPr>
       <w:r>
         <w:rPr>
-          <w:rFonts w:hint="eastAsia"/>
+          <w:rFonts w:hint="eastAsia" w:eastAsia="黑体"/>
         </w:rPr>
         <w:t xml:space="preserve">注意事项</w:t>
       </w:r>
@@ -2516,7 +2740,7 @@
       </w:pPr>
       <w:r>
         <w:rPr>
-          <w:rFonts w:hint="eastAsia"/>
+          <w:rFonts w:hint="eastAsia" w:eastAsia="黑体"/>
         </w:rPr>
         <w:t xml:space="preserve">各相占空比需精确均流，否则各相电感电流不均、部分器件过热。</w:t>
       </w:r>
@@ -2531,7 +2755,7 @@
       </w:pPr>
       <w:r>
         <w:rPr>
-          <w:rFonts w:hint="eastAsia"/>
+          <w:rFonts w:hint="eastAsia" w:eastAsia="黑体"/>
         </w:rPr>
         <w:t xml:space="preserve">交错相位偏差会削弱纹波抵消效果，需控制器支持严格相移。</w:t>
       </w:r>
@@ -2546,16 +2770,19 @@
       </w:pPr>
       <w:r>
         <w:rPr>
-          <w:rFonts w:hint="eastAsia"/>
+          <w:rFonts w:hint="eastAsia" w:eastAsia="黑体"/>
         </w:rPr>
         <w:t xml:space="preserve">输出电容需按合成后的纹波电流选择低</w:t>
       </w:r>
       <w:r>
+        <w:rPr>
+          <w:rFonts w:eastAsia="黑体"/>
+        </w:rPr>
         <w:t xml:space="preserve"> ESR </w:t>
       </w:r>
       <w:r>
         <w:rPr>
-          <w:rFonts w:hint="eastAsia"/>
+          <w:rFonts w:hint="eastAsia" w:eastAsia="黑体"/>
         </w:rPr>
         <w:t xml:space="preserve">电容。</w:t>
       </w:r>
@@ -2570,11 +2797,14 @@
       </w:pPr>
       <w:r>
         <w:rPr>
-          <w:rFonts w:hint="eastAsia"/>
+          <w:rFonts w:hint="eastAsia" w:eastAsia="黑体"/>
         </w:rPr>
         <w:t xml:space="preserve">占空比</w:t>
       </w:r>
       <w:r>
+        <w:rPr>
+          <w:rFonts w:eastAsia="黑体"/>
+        </w:rPr>
         <w:t xml:space="preserve"> </w:t>
       </w:r>
       <m:oMath>
@@ -2583,20 +2813,26 @@
         </m:r>
       </m:oMath>
       <w:r>
+        <w:rPr>
+          <w:rFonts w:eastAsia="黑体"/>
+        </w:rPr>
         <w:t xml:space="preserve"> </w:t>
       </w:r>
       <w:r>
         <w:rPr>
-          <w:rFonts w:hint="eastAsia"/>
+          <w:rFonts w:hint="eastAsia" w:eastAsia="黑体"/>
         </w:rPr>
         <w:t xml:space="preserve">接近</w:t>
       </w:r>
       <w:r>
+        <w:rPr>
+          <w:rFonts w:eastAsia="黑体"/>
+        </w:rPr>
         <w:t xml:space="preserve"> 1 </w:t>
       </w:r>
       <w:r>
         <w:rPr>
-          <w:rFonts w:hint="eastAsia"/>
+          <w:rFonts w:hint="eastAsia" w:eastAsia="黑体"/>
         </w:rPr>
         <w:t xml:space="preserve">时升压比剧增、效率下降，需限制最小输入电压范围。</w:t>
       </w:r>
@@ -2609,7 +2845,7 @@
       </w:pPr>
       <w:r>
         <w:rPr>
-          <w:rFonts w:hint="eastAsia"/>
+          <w:rFonts w:hint="eastAsia" w:eastAsia="黑体"/>
         </w:rPr>
         <w:t xml:space="preserve">参考资料</w:t>
       </w:r>
@@ -2623,6 +2859,9 @@
         </w:numPr>
       </w:pPr>
       <w:r>
+        <w:rPr>
+          <w:rFonts w:eastAsia="黑体"/>
+        </w:rPr>
         <w:t xml:space="preserve">Wikipedia: Boost converter。</w:t>
       </w:r>
     </w:p>
@@ -2635,15 +2874,21 @@
         </w:numPr>
       </w:pPr>
       <w:r>
+        <w:rPr>
+          <w:rFonts w:eastAsia="黑体"/>
+        </w:rPr>
         <w:t xml:space="preserve">TI </w:t>
       </w:r>
       <w:r>
         <w:rPr>
-          <w:rFonts w:hint="eastAsia"/>
+          <w:rFonts w:hint="eastAsia" w:eastAsia="黑体"/>
         </w:rPr>
         <w:t xml:space="preserve">应用笔记</w:t>
       </w:r>
       <w:r>
+        <w:rPr>
+          <w:rFonts w:eastAsia="黑体"/>
+        </w:rPr>
         <w:t xml:space="preserve"> SLVA882《Interleaved Boost Converter》。</w:t>
       </w:r>
     </w:p>
@@ -2657,16 +2902,19 @@
       </w:pPr>
       <w:r>
         <w:rPr>
-          <w:rFonts w:hint="eastAsia"/>
+          <w:rFonts w:hint="eastAsia" w:eastAsia="黑体"/>
         </w:rPr>
         <w:t xml:space="preserve">《开关电源设计》（Abraham</w:t>
       </w:r>
       <w:r>
+        <w:rPr>
+          <w:rFonts w:eastAsia="黑体"/>
+        </w:rPr>
         <w:t xml:space="preserve"> I. </w:t>
       </w:r>
       <w:r>
         <w:rPr>
-          <w:rFonts w:hint="eastAsia"/>
+          <w:rFonts w:hint="eastAsia" w:eastAsia="黑体"/>
         </w:rPr>
         <w:t xml:space="preserve">Pressman）。</w:t>
       </w:r>
@@ -2677,7 +2925,7 @@
       </w:pPr>
       <w:r>
         <w:rPr>
-          <w:rFonts w:hint="eastAsia"/>
+          <w:rFonts w:hint="eastAsia" w:eastAsia="黑体"/>
         </w:rPr>
         <w:t xml:space="preserve">说明：</w:t>
       </w:r>
@@ -2687,11 +2935,14 @@
         </m:r>
       </m:oMath>
       <w:r>
+        <w:rPr>
+          <w:rFonts w:eastAsia="黑体"/>
+        </w:rPr>
         <w:t xml:space="preserve"> </w:t>
       </w:r>
       <w:r>
         <w:rPr>
-          <w:rFonts w:hint="eastAsia"/>
+          <w:rFonts w:hint="eastAsia" w:eastAsia="黑体"/>
         </w:rPr>
         <w:t xml:space="preserve">的解析式见上文，</w:t>
       </w:r>
@@ -2726,7 +2977,7 @@
       </m:oMath>
       <w:r>
         <w:rPr>
-          <w:rFonts w:hint="eastAsia"/>
+          <w:rFonts w:hint="eastAsia" w:eastAsia="黑体"/>
         </w:rPr>
         <w:t xml:space="preserve">；</w:t>
       </w:r>
@@ -2736,15 +2987,21 @@
         </m:r>
       </m:oMath>
       <w:r>
+        <w:rPr>
+          <w:rFonts w:eastAsia="黑体"/>
+        </w:rPr>
         <w:t xml:space="preserve"> </w:t>
       </w:r>
       <w:r>
         <w:rPr>
-          <w:rFonts w:hint="eastAsia"/>
+          <w:rFonts w:hint="eastAsia" w:eastAsia="黑体"/>
         </w:rPr>
         <w:t xml:space="preserve">落在各</w:t>
       </w:r>
       <w:r>
+        <w:rPr>
+          <w:rFonts w:eastAsia="黑体"/>
+        </w:rPr>
         <w:t xml:space="preserve"> </w:t>
       </w:r>
       <m:oMath>
@@ -2762,15 +3019,21 @@
         </m:r>
       </m:oMath>
       <w:r>
+        <w:rPr>
+          <w:rFonts w:eastAsia="黑体"/>
+        </w:rPr>
         <w:t xml:space="preserve"> </w:t>
       </w:r>
       <w:r>
         <w:rPr>
-          <w:rFonts w:hint="eastAsia"/>
+          <w:rFonts w:hint="eastAsia" w:eastAsia="黑体"/>
         </w:rPr>
         <w:t xml:space="preserve">区间时取相应</w:t>
       </w:r>
       <w:r>
+        <w:rPr>
+          <w:rFonts w:eastAsia="黑体"/>
+        </w:rPr>
         <w:t xml:space="preserve"> </w:t>
       </w:r>
       <m:oMath>
@@ -2779,6 +3042,9 @@
         </m:r>
       </m:oMath>
       <w:r>
+        <w:rPr>
+          <w:rFonts w:eastAsia="黑体"/>
+        </w:rPr>
         <w:t xml:space="preserve">。</w:t>
       </w:r>
     </w:p>
@@ -2791,11 +3057,11 @@
       </w:pPr>
       <w:r>
         <w:rPr>
-          <w:rFonts w:ascii="Times New Roman" w:hAnsi="Times New Roman"/>
+          <w:rFonts w:ascii="Times New Roman" w:hAnsi="Times New Roman" w:eastAsia="黑体"/>
           <w:color w:val="555555"/>
           <w:sz w:val="21"/>
         </w:rPr>
-        <w:t>材料收集者：杜文杰</w:t>
+        <w:t>材料收集者：杜文杰，WX手机：19519196569，QQ:3478827729</w:t>
       </w:r>
     </w:p>
     <w:sectPr>
@@ -2815,7 +3081,7 @@
 </file>
 
 <file path=word/footer1.xml><?xml version="1.0" encoding="utf-8"?>
-<w:ftr xmlns:m="http://schemas.openxmlformats.org/officeDocument/2006/math" xmlns:mc="http://schemas.openxmlformats.org/markup-compatibility/2006" xmlns:mo="http://schemas.microsoft.com/office/mac/office/2008/main" xmlns:mv="urn:schemas-microsoft-com:mac:vml" xmlns:o="urn:schemas-microsoft-com:office:office" xmlns:r="http://schemas.openxmlformats.org/officeDocument/2006/relationships" xmlns:v="urn:schemas-microsoft-com:vml" xmlns:w10="urn:schemas-microsoft-com:office:word" xmlns:w14="http://schemas.microsoft.com/office/word/2010/wordml" xmlns:w="http://schemas.openxmlformats.org/wordprocessingml/2006/main" xmlns:wne="http://schemas.microsoft.com/office/word/2006/wordml" xmlns:wp14="http://schemas.microsoft.com/office/word/2010/wordprocessingDrawing" xmlns:wp="http://schemas.openxmlformats.org/drawingml/2006/wordprocessingDrawing" xmlns:wpc="http://schemas.microsoft.com/office/word/2010/wordprocessingCanvas" xmlns:wpg="http://schemas.microsoft.com/office/word/2010/wordprocessingGroup" xmlns:wpi="http://schemas.microsoft.com/office/word/2010/wordprocessingInk" xmlns:wps="http://schemas.microsoft.com/office/word/2010/wordprocessingShape" mc:Ignorable="w14 wp14">
+<w:ftr xmlns:mc="http://schemas.openxmlformats.org/markup-compatibility/2006" xmlns:w="http://schemas.openxmlformats.org/wordprocessingml/2006/main" xmlns:m="http://schemas.openxmlformats.org/officeDocument/2006/math" xmlns:mo="http://schemas.microsoft.com/office/mac/office/2008/main" xmlns:mv="urn:schemas-microsoft-com:mac:vml" xmlns:o="urn:schemas-microsoft-com:office:office" xmlns:r="http://schemas.openxmlformats.org/officeDocument/2006/relationships" xmlns:v="urn:schemas-microsoft-com:vml" xmlns:w10="urn:schemas-microsoft-com:office:word" xmlns:w14="http://schemas.microsoft.com/office/word/2010/wordml" xmlns:wne="http://schemas.microsoft.com/office/word/2006/wordml" xmlns:wp14="http://schemas.microsoft.com/office/word/2010/wordprocessingDrawing" xmlns:wp="http://schemas.openxmlformats.org/drawingml/2006/wordprocessingDrawing" xmlns:wpc="http://schemas.microsoft.com/office/word/2010/wordprocessingCanvas" xmlns:wpg="http://schemas.microsoft.com/office/word/2010/wordprocessingGroup" xmlns:wpi="http://schemas.microsoft.com/office/word/2010/wordprocessingInk" xmlns:wps="http://schemas.microsoft.com/office/word/2010/wordprocessingShape" mc:Ignorable="w14 wp14">
   <w:p>
     <w:pPr>
       <w:pStyle w:val="Footer"/>
@@ -2823,12 +3089,14 @@
     </w:pPr>
     <w:r>
       <w:rPr>
+        <w:rFonts w:eastAsia="黑体"/>
         <w:sz w:val="18"/>
       </w:rPr>
       <w:t xml:space="preserve">第 </w:t>
     </w:r>
     <w:r>
       <w:rPr>
+        <w:rFonts w:eastAsia="黑体"/>
         <w:sz w:val="18"/>
       </w:rPr>
       <w:fldChar w:fldCharType="begin"/>
@@ -2837,6 +3105,7 @@
     </w:r>
     <w:r>
       <w:rPr>
+        <w:rFonts w:eastAsia="黑体"/>
         <w:sz w:val="18"/>
       </w:rPr>
       <w:t xml:space="preserve"> 页</w:t>
@@ -2850,6 +3119,9 @@
   <w:footnote w:type="continuationSeparator" w:id="0">
     <w:p>
       <w:r>
+        <w:rPr>
+          <w:rFonts w:eastAsia="黑体"/>
+        </w:rPr>
         <w:continuationSeparator/>
       </w:r>
     </w:p>
@@ -2857,6 +3129,9 @@
   <w:footnote w:type="separator" w:id="-1">
     <w:p>
       <w:r>
+        <w:rPr>
+          <w:rFonts w:eastAsia="黑体"/>
+        </w:rPr>
         <w:separator/>
       </w:r>
     </w:p>
@@ -2865,7 +3140,7 @@
 </file>
 
 <file path=word/header1.xml><?xml version="1.0" encoding="utf-8"?>
-<w:hdr xmlns:m="http://schemas.openxmlformats.org/officeDocument/2006/math" xmlns:mc="http://schemas.openxmlformats.org/markup-compatibility/2006" xmlns:mo="http://schemas.microsoft.com/office/mac/office/2008/main" xmlns:mv="urn:schemas-microsoft-com:mac:vml" xmlns:o="urn:schemas-microsoft-com:office:office" xmlns:r="http://schemas.openxmlformats.org/officeDocument/2006/relationships" xmlns:v="urn:schemas-microsoft-com:vml" xmlns:w10="urn:schemas-microsoft-com:office:word" xmlns:w14="http://schemas.microsoft.com/office/word/2010/wordml" xmlns:w="http://schemas.openxmlformats.org/wordprocessingml/2006/main" xmlns:wne="http://schemas.microsoft.com/office/word/2006/wordml" xmlns:wp14="http://schemas.microsoft.com/office/word/2010/wordprocessingDrawing" xmlns:wp="http://schemas.openxmlformats.org/drawingml/2006/wordprocessingDrawing" xmlns:wpc="http://schemas.microsoft.com/office/word/2010/wordprocessingCanvas" xmlns:wpg="http://schemas.microsoft.com/office/word/2010/wordprocessingGroup" xmlns:wpi="http://schemas.microsoft.com/office/word/2010/wordprocessingInk" xmlns:wps="http://schemas.microsoft.com/office/word/2010/wordprocessingShape" mc:Ignorable="w14 wp14">
+<w:hdr xmlns:mc="http://schemas.openxmlformats.org/markup-compatibility/2006" xmlns:w="http://schemas.openxmlformats.org/wordprocessingml/2006/main" xmlns:m="http://schemas.openxmlformats.org/officeDocument/2006/math" xmlns:mo="http://schemas.microsoft.com/office/mac/office/2008/main" xmlns:mv="urn:schemas-microsoft-com:mac:vml" xmlns:o="urn:schemas-microsoft-com:office:office" xmlns:r="http://schemas.openxmlformats.org/officeDocument/2006/relationships" xmlns:v="urn:schemas-microsoft-com:vml" xmlns:w10="urn:schemas-microsoft-com:office:word" xmlns:w14="http://schemas.microsoft.com/office/word/2010/wordml" xmlns:wne="http://schemas.microsoft.com/office/word/2006/wordml" xmlns:wp14="http://schemas.microsoft.com/office/word/2010/wordprocessingDrawing" xmlns:wp="http://schemas.openxmlformats.org/drawingml/2006/wordprocessingDrawing" xmlns:wpc="http://schemas.microsoft.com/office/word/2010/wordprocessingCanvas" xmlns:wpg="http://schemas.microsoft.com/office/word/2010/wordprocessingGroup" xmlns:wpi="http://schemas.microsoft.com/office/word/2010/wordprocessingInk" xmlns:wps="http://schemas.microsoft.com/office/word/2010/wordprocessingShape" mc:Ignorable="w14 wp14">
   <w:p>
     <w:pPr>
       <w:pStyle w:val="Header"/>
@@ -2873,7 +3148,7 @@
     </w:pPr>
     <w:r>
       <w:rPr>
-        <w:rFonts w:ascii="Times New Roman" w:hAnsi="Times New Roman"/>
+        <w:rFonts w:ascii="Times New Roman" w:hAnsi="Times New Roman" w:eastAsia="黑体"/>
         <w:sz w:val="18"/>
         <w:rFonts w:eastAsia="黑体"/>
         <w:rFonts w:eastAsia="黑体"/>
@@ -2885,7 +3160,7 @@
 </file>
 
 <file path=word/numbering.xml><?xml version="1.0" encoding="utf-8"?>
-<w:numbering xmlns:m="http://schemas.openxmlformats.org/officeDocument/2006/math" xmlns:mc="http://schemas.openxmlformats.org/markup-compatibility/2006" xmlns:mo="http://schemas.microsoft.com/office/mac/office/2008/main" xmlns:mv="urn:schemas-microsoft-com:mac:vml" xmlns:o="urn:schemas-microsoft-com:office:office" xmlns:r="http://schemas.openxmlformats.org/officeDocument/2006/relationships" xmlns:v="urn:schemas-microsoft-com:vml" xmlns:w="http://schemas.openxmlformats.org/wordprocessingml/2006/main" xmlns:w10="urn:schemas-microsoft-com:office:word" xmlns:w14="http://schemas.microsoft.com/office/word/2010/wordml" xmlns:wne="http://schemas.microsoft.com/office/word/2006/wordml" xmlns:wp="http://schemas.openxmlformats.org/drawingml/2006/wordprocessingDrawing" xmlns:wp14="http://schemas.microsoft.com/office/word/2010/wordprocessingDrawing" xmlns:wpc="http://schemas.microsoft.com/office/word/2010/wordprocessingCanvas" xmlns:wpg="http://schemas.microsoft.com/office/word/2010/wordprocessingGroup" xmlns:wpi="http://schemas.microsoft.com/office/word/2010/wordprocessingInk" xmlns:wps="http://schemas.microsoft.com/office/word/2010/wordprocessingShape" mc:Ignorable="w14 wp14">
+<w:numbering xmlns:mc="http://schemas.openxmlformats.org/markup-compatibility/2006" xmlns:w="http://schemas.openxmlformats.org/wordprocessingml/2006/main" xmlns:m="http://schemas.openxmlformats.org/officeDocument/2006/math" xmlns:mo="http://schemas.microsoft.com/office/mac/office/2008/main" xmlns:mv="urn:schemas-microsoft-com:mac:vml" xmlns:o="urn:schemas-microsoft-com:office:office" xmlns:r="http://schemas.openxmlformats.org/officeDocument/2006/relationships" xmlns:v="urn:schemas-microsoft-com:vml" xmlns:w10="urn:schemas-microsoft-com:office:word" xmlns:w14="http://schemas.microsoft.com/office/word/2010/wordml" xmlns:wne="http://schemas.microsoft.com/office/word/2006/wordml" xmlns:wp="http://schemas.openxmlformats.org/drawingml/2006/wordprocessingDrawing" xmlns:wp14="http://schemas.microsoft.com/office/word/2010/wordprocessingDrawing" xmlns:wpc="http://schemas.microsoft.com/office/word/2010/wordprocessingCanvas" xmlns:wpg="http://schemas.microsoft.com/office/word/2010/wordprocessingGroup" xmlns:wpi="http://schemas.microsoft.com/office/word/2010/wordprocessingInk" xmlns:wps="http://schemas.microsoft.com/office/word/2010/wordprocessingShape" mc:Ignorable="w14 wp14">
   <w:abstractNum w:abstractNumId="0">
     <w:nsid w:val="FFFFFF7C"/>
     <w:multiLevelType w:val="singleLevel"/>
@@ -2972,7 +3247,7 @@
         <w:ind w:hanging="360" w:left="1440"/>
       </w:pPr>
       <w:rPr>
-        <w:rFonts w:ascii="Symbol" w:hAnsi="Symbol" w:hint="default"/>
+        <w:rFonts w:ascii="Symbol" w:hAnsi="Symbol" w:hint="default" w:eastAsia="黑体"/>
       </w:rPr>
     </w:lvl>
   </w:abstractNum>
@@ -2993,7 +3268,7 @@
         <w:ind w:hanging="360" w:left="1080"/>
       </w:pPr>
       <w:rPr>
-        <w:rFonts w:ascii="Symbol" w:hAnsi="Symbol" w:hint="default"/>
+        <w:rFonts w:ascii="Symbol" w:hAnsi="Symbol" w:hint="default" w:eastAsia="黑体"/>
       </w:rPr>
     </w:lvl>
   </w:abstractNum>
@@ -3014,7 +3289,7 @@
         <w:ind w:hanging="360" w:left="720"/>
       </w:pPr>
       <w:rPr>
-        <w:rFonts w:ascii="Symbol" w:hAnsi="Symbol" w:hint="default"/>
+        <w:rFonts w:ascii="Symbol" w:hAnsi="Symbol" w:hint="default" w:eastAsia="黑体"/>
       </w:rPr>
     </w:lvl>
   </w:abstractNum>
@@ -3053,7 +3328,7 @@
         <w:ind w:hanging="360" w:left="360"/>
       </w:pPr>
       <w:rPr>
-        <w:rFonts w:ascii="Symbol" w:hAnsi="Symbol" w:hint="default"/>
+        <w:rFonts w:ascii="Symbol" w:hAnsi="Symbol" w:hint="default" w:eastAsia="黑体"/>
       </w:rPr>
     </w:lvl>
   </w:abstractNum>
@@ -3144,7 +3419,7 @@
         <w:ind w:left="720" w:hanging="360"/>
       </w:pPr>
       <w:rPr>
-        <w:rFonts w:ascii="Symbol" w:hAnsi="Symbol" w:cs="Symbol" w:hint="default"/>
+        <w:rFonts w:ascii="Symbol" w:hAnsi="Symbol" w:cs="Symbol" w:hint="default" w:eastAsia="黑体"/>
       </w:rPr>
     </w:lvl>
     <w:lvl w:ilvl="1">
@@ -3155,7 +3430,7 @@
         <w:ind w:left="1440" w:hanging="360"/>
       </w:pPr>
       <w:rPr>
-        <w:rFonts w:ascii="Courier New" w:hAnsi="Courier New" w:cs="Courier New" w:hint="default"/>
+        <w:rFonts w:ascii="Courier New" w:hAnsi="Courier New" w:cs="Courier New" w:hint="default" w:eastAsia="黑体"/>
       </w:rPr>
     </w:lvl>
     <w:lvl w:ilvl="2">
@@ -3166,7 +3441,7 @@
         <w:ind w:left="2160" w:hanging="360"/>
       </w:pPr>
       <w:rPr>
-        <w:rFonts w:ascii="Wingdings" w:hAnsi="Wingdings" w:cs="Wingdings" w:hint="default"/>
+        <w:rFonts w:ascii="Wingdings" w:hAnsi="Wingdings" w:cs="Wingdings" w:hint="default" w:eastAsia="黑体"/>
       </w:rPr>
     </w:lvl>
     <w:lvl w:ilvl="3">
@@ -3177,7 +3452,7 @@
         <w:ind w:left="2880" w:hanging="360"/>
       </w:pPr>
       <w:rPr>
-        <w:rFonts w:ascii="Symbol" w:hAnsi="Symbol" w:cs="Symbol" w:hint="default"/>
+        <w:rFonts w:ascii="Symbol" w:hAnsi="Symbol" w:cs="Symbol" w:hint="default" w:eastAsia="黑体"/>
       </w:rPr>
     </w:lvl>
     <w:lvl w:ilvl="4">
@@ -3188,7 +3463,7 @@
         <w:ind w:left="3600" w:hanging="360"/>
       </w:pPr>
       <w:rPr>
-        <w:rFonts w:ascii="Courier New" w:hAnsi="Courier New" w:cs="Courier New" w:hint="default"/>
+        <w:rFonts w:ascii="Courier New" w:hAnsi="Courier New" w:cs="Courier New" w:hint="default" w:eastAsia="黑体"/>
       </w:rPr>
     </w:lvl>
     <w:lvl w:ilvl="5">
@@ -3199,7 +3474,7 @@
         <w:ind w:left="4320" w:hanging="360"/>
       </w:pPr>
       <w:rPr>
-        <w:rFonts w:ascii="Wingdings" w:hAnsi="Wingdings" w:cs="Wingdings" w:hint="default"/>
+        <w:rFonts w:ascii="Wingdings" w:hAnsi="Wingdings" w:cs="Wingdings" w:hint="default" w:eastAsia="黑体"/>
       </w:rPr>
     </w:lvl>
     <w:lvl w:ilvl="6">
@@ -3210,7 +3485,7 @@
         <w:ind w:left="5040" w:hanging="360"/>
       </w:pPr>
       <w:rPr>
-        <w:rFonts w:ascii="Symbol" w:hAnsi="Symbol" w:cs="Symbol" w:hint="default"/>
+        <w:rFonts w:ascii="Symbol" w:hAnsi="Symbol" w:cs="Symbol" w:hint="default" w:eastAsia="黑体"/>
       </w:rPr>
     </w:lvl>
     <w:lvl w:ilvl="7">
@@ -3221,7 +3496,7 @@
         <w:ind w:left="5760" w:hanging="360"/>
       </w:pPr>
       <w:rPr>
-        <w:rFonts w:ascii="Courier New" w:hAnsi="Courier New" w:cs="Courier New" w:hint="default"/>
+        <w:rFonts w:ascii="Courier New" w:hAnsi="Courier New" w:cs="Courier New" w:hint="default" w:eastAsia="黑体"/>
       </w:rPr>
     </w:lvl>
     <w:lvl w:ilvl="8">
@@ -3232,7 +3507,7 @@
         <w:ind w:left="6480" w:hanging="360"/>
       </w:pPr>
       <w:rPr>
-        <w:rFonts w:ascii="Wingdings" w:hAnsi="Wingdings" w:cs="Wingdings" w:hint="default"/>
+        <w:rFonts w:ascii="Wingdings" w:hAnsi="Wingdings" w:cs="Wingdings" w:hint="default" w:eastAsia="黑体"/>
       </w:rPr>
     </w:lvl>
   </w:abstractNum>
@@ -3291,11 +3566,11 @@
 </file>
 
 <file path=word/styles.xml><?xml version="1.0" encoding="utf-8"?>
-<w:styles xmlns:mc="http://schemas.openxmlformats.org/markup-compatibility/2006" xmlns:r="http://schemas.openxmlformats.org/officeDocument/2006/relationships" xmlns:w="http://schemas.openxmlformats.org/wordprocessingml/2006/main" xmlns:w14="http://schemas.microsoft.com/office/word/2010/wordml" mc:Ignorable="w14">
+<w:styles xmlns:mc="http://schemas.openxmlformats.org/markup-compatibility/2006" xmlns:w="http://schemas.openxmlformats.org/wordprocessingml/2006/main" xmlns:r="http://schemas.openxmlformats.org/officeDocument/2006/relationships" xmlns:w14="http://schemas.microsoft.com/office/word/2010/wordml" mc:Ignorable="w14">
   <w:docDefaults>
     <w:rPrDefault>
       <w:rPr>
-        <w:rFonts w:asciiTheme="minorHAnsi" w:cstheme="minorBidi" w:eastAsiaTheme="minorEastAsia" w:hAnsiTheme="minorHAnsi"/>
+        <w:rFonts w:asciiTheme="minorHAnsi" w:cstheme="minorBidi" w:hAnsiTheme="minorHAnsi" w:eastAsia="黑体"/>
         <w:sz w:val="22"/>
         <w:szCs w:val="22"/>
         <w:lang w:bidi="ar-SA" w:eastAsia="en-US" w:val="en-US"/>
@@ -3517,7 +3792,7 @@
       <w:outlineLvl w:val="0"/>
     </w:pPr>
     <w:rPr>
-      <w:rFonts w:ascii="Times New Roman" w:asciiTheme="majorHAnsi" w:cstheme="majorBidi" w:eastAsia="黑体" w:eastAsiaTheme="majorEastAsia" w:hAnsi="Times New Roman" w:hAnsiTheme="majorHAnsi"/>
+      <w:rFonts w:ascii="Times New Roman" w:asciiTheme="majorHAnsi" w:cstheme="majorBidi" w:eastAsia="黑体" w:hAnsi="Times New Roman" w:hAnsiTheme="majorHAnsi"/>
       <w:b/>
       <w:bCs/>
       <w:color w:val="1F3864"/>
@@ -3541,7 +3816,7 @@
       <w:outlineLvl w:val="1"/>
     </w:pPr>
     <w:rPr>
-      <w:rFonts w:ascii="Times New Roman" w:asciiTheme="majorHAnsi" w:cstheme="majorBidi" w:eastAsia="黑体" w:eastAsiaTheme="majorEastAsia" w:hAnsi="Times New Roman" w:hAnsiTheme="majorHAnsi"/>
+      <w:rFonts w:ascii="Times New Roman" w:asciiTheme="majorHAnsi" w:cstheme="majorBidi" w:eastAsia="黑体" w:hAnsi="Times New Roman" w:hAnsiTheme="majorHAnsi"/>
       <w:b/>
       <w:bCs/>
       <w:color w:val="2E4E7E"/>
@@ -3565,7 +3840,7 @@
       <w:outlineLvl w:val="2"/>
     </w:pPr>
     <w:rPr>
-      <w:rFonts w:ascii="Times New Roman" w:asciiTheme="majorHAnsi" w:cstheme="majorBidi" w:eastAsia="黑体" w:eastAsiaTheme="majorEastAsia" w:hAnsi="Times New Roman" w:hAnsiTheme="majorHAnsi"/>
+      <w:rFonts w:ascii="Times New Roman" w:asciiTheme="majorHAnsi" w:cstheme="majorBidi" w:eastAsia="黑体" w:hAnsi="Times New Roman" w:hAnsiTheme="majorHAnsi"/>
       <w:b/>
       <w:bCs/>
       <w:color w:val="2E4E7E"/>
@@ -3589,7 +3864,7 @@
       <w:outlineLvl w:val="3"/>
     </w:pPr>
     <w:rPr>
-      <w:rFonts w:ascii="Times New Roman" w:asciiTheme="majorHAnsi" w:cstheme="majorBidi" w:eastAsia="黑体" w:eastAsiaTheme="majorEastAsia" w:hAnsi="Times New Roman" w:hAnsiTheme="majorHAnsi"/>
+      <w:rFonts w:ascii="Times New Roman" w:asciiTheme="majorHAnsi" w:cstheme="majorBidi" w:eastAsia="黑体" w:hAnsi="Times New Roman" w:hAnsiTheme="majorHAnsi"/>
       <w:b/>
       <w:bCs/>
       <w:i/>
@@ -3615,7 +3890,7 @@
       <w:outlineLvl w:val="4"/>
     </w:pPr>
     <w:rPr>
-      <w:rFonts w:ascii="Times New Roman" w:asciiTheme="majorHAnsi" w:cstheme="majorBidi" w:eastAsia="黑体" w:eastAsiaTheme="majorEastAsia" w:hAnsi="Times New Roman" w:hAnsiTheme="majorHAnsi"/>
+      <w:rFonts w:ascii="Times New Roman" w:asciiTheme="majorHAnsi" w:cstheme="majorBidi" w:eastAsia="黑体" w:hAnsi="Times New Roman" w:hAnsiTheme="majorHAnsi"/>
       <w:b/>
       <w:color w:val="333333"/>
       <w:sz w:val="22"/>
@@ -3638,7 +3913,7 @@
       <w:outlineLvl w:val="5"/>
     </w:pPr>
     <w:rPr>
-      <w:rFonts w:asciiTheme="majorHAnsi" w:cstheme="majorBidi" w:eastAsiaTheme="majorEastAsia" w:hAnsiTheme="majorHAnsi"/>
+      <w:rFonts w:asciiTheme="majorHAnsi" w:cstheme="majorBidi" w:hAnsiTheme="majorHAnsi" w:eastAsia="黑体"/>
       <w:i/>
       <w:iCs/>
       <w:color w:themeColor="accent1" w:themeShade="7F" w:val="243F60"/>
@@ -3661,7 +3936,7 @@
       <w:outlineLvl w:val="6"/>
     </w:pPr>
     <w:rPr>
-      <w:rFonts w:asciiTheme="majorHAnsi" w:cstheme="majorBidi" w:eastAsiaTheme="majorEastAsia" w:hAnsiTheme="majorHAnsi"/>
+      <w:rFonts w:asciiTheme="majorHAnsi" w:cstheme="majorBidi" w:hAnsiTheme="majorHAnsi" w:eastAsia="黑体"/>
       <w:i/>
       <w:iCs/>
       <w:color w:themeColor="text1" w:themeTint="BF" w:val="404040"/>
@@ -3684,7 +3959,7 @@
       <w:outlineLvl w:val="7"/>
     </w:pPr>
     <w:rPr>
-      <w:rFonts w:asciiTheme="majorHAnsi" w:cstheme="majorBidi" w:eastAsiaTheme="majorEastAsia" w:hAnsiTheme="majorHAnsi"/>
+      <w:rFonts w:asciiTheme="majorHAnsi" w:cstheme="majorBidi" w:hAnsiTheme="majorHAnsi" w:eastAsia="黑体"/>
       <w:color w:themeColor="accent1" w:val="4F81BD"/>
       <w:sz w:val="20"/>
       <w:szCs w:val="20"/>
@@ -3707,7 +3982,7 @@
       <w:outlineLvl w:val="8"/>
     </w:pPr>
     <w:rPr>
-      <w:rFonts w:asciiTheme="majorHAnsi" w:cstheme="majorBidi" w:eastAsiaTheme="majorEastAsia" w:hAnsiTheme="majorHAnsi"/>
+      <w:rFonts w:asciiTheme="majorHAnsi" w:cstheme="majorBidi" w:hAnsiTheme="majorHAnsi" w:eastAsia="黑体"/>
       <w:i/>
       <w:iCs/>
       <w:color w:themeColor="text1" w:themeTint="BF" w:val="404040"/>
@@ -3758,7 +4033,7 @@
     <w:uiPriority w:val="9"/>
     <w:rsid w:val="00FC693F"/>
     <w:rPr>
-      <w:rFonts w:asciiTheme="majorHAnsi" w:cstheme="majorBidi" w:eastAsiaTheme="majorEastAsia" w:hAnsiTheme="majorHAnsi"/>
+      <w:rFonts w:asciiTheme="majorHAnsi" w:cstheme="majorBidi" w:hAnsiTheme="majorHAnsi" w:eastAsia="黑体"/>
       <w:b/>
       <w:bCs/>
       <w:color w:themeColor="accent1" w:themeShade="BF" w:val="365F91"/>
@@ -3773,7 +4048,7 @@
     <w:uiPriority w:val="9"/>
     <w:rsid w:val="00FC693F"/>
     <w:rPr>
-      <w:rFonts w:asciiTheme="majorHAnsi" w:cstheme="majorBidi" w:eastAsiaTheme="majorEastAsia" w:hAnsiTheme="majorHAnsi"/>
+      <w:rFonts w:asciiTheme="majorHAnsi" w:cstheme="majorBidi" w:hAnsiTheme="majorHAnsi" w:eastAsia="黑体"/>
       <w:b/>
       <w:bCs/>
       <w:color w:themeColor="accent1" w:val="4F81BD"/>
@@ -3788,7 +4063,7 @@
     <w:uiPriority w:val="9"/>
     <w:rsid w:val="00FC693F"/>
     <w:rPr>
-      <w:rFonts w:asciiTheme="majorHAnsi" w:cstheme="majorBidi" w:eastAsiaTheme="majorEastAsia" w:hAnsiTheme="majorHAnsi"/>
+      <w:rFonts w:asciiTheme="majorHAnsi" w:cstheme="majorBidi" w:hAnsiTheme="majorHAnsi" w:eastAsia="黑体"/>
       <w:b/>
       <w:bCs/>
       <w:color w:themeColor="accent1" w:val="4F81BD"/>
@@ -3811,7 +4086,7 @@
       <w:contextualSpacing/>
     </w:pPr>
     <w:rPr>
-      <w:rFonts w:ascii="Times New Roman" w:asciiTheme="majorHAnsi" w:cstheme="majorBidi" w:eastAsia="黑体" w:eastAsiaTheme="majorEastAsia" w:hAnsi="Times New Roman" w:hAnsiTheme="majorHAnsi"/>
+      <w:rFonts w:ascii="Times New Roman" w:asciiTheme="majorHAnsi" w:cstheme="majorBidi" w:eastAsia="黑体" w:hAnsi="Times New Roman" w:hAnsiTheme="majorHAnsi"/>
       <w:b/>
       <w:color w:val="1F3864"/>
       <w:spacing w:val="5"/>
@@ -3827,7 +4102,7 @@
     <w:uiPriority w:val="10"/>
     <w:rsid w:val="00FC693F"/>
     <w:rPr>
-      <w:rFonts w:asciiTheme="majorHAnsi" w:cstheme="majorBidi" w:eastAsiaTheme="majorEastAsia" w:hAnsiTheme="majorHAnsi"/>
+      <w:rFonts w:asciiTheme="majorHAnsi" w:cstheme="majorBidi" w:hAnsiTheme="majorHAnsi" w:eastAsia="黑体"/>
       <w:color w:themeColor="text2" w:themeShade="BF" w:val="17365D"/>
       <w:spacing w:val="5"/>
       <w:kern w:val="28"/>
@@ -3849,7 +4124,7 @@
       </w:numPr>
     </w:pPr>
     <w:rPr>
-      <w:rFonts w:asciiTheme="majorHAnsi" w:cstheme="majorBidi" w:eastAsiaTheme="majorEastAsia" w:hAnsiTheme="majorHAnsi"/>
+      <w:rFonts w:asciiTheme="majorHAnsi" w:cstheme="majorBidi" w:hAnsiTheme="majorHAnsi" w:eastAsia="黑体"/>
       <w:i/>
       <w:iCs/>
       <w:color w:themeColor="accent1" w:val="4F81BD"/>
@@ -3865,7 +4140,7 @@
     <w:uiPriority w:val="11"/>
     <w:rsid w:val="00FC693F"/>
     <w:rPr>
-      <w:rFonts w:asciiTheme="majorHAnsi" w:cstheme="majorBidi" w:eastAsiaTheme="majorEastAsia" w:hAnsiTheme="majorHAnsi"/>
+      <w:rFonts w:asciiTheme="majorHAnsi" w:cstheme="majorBidi" w:hAnsiTheme="majorHAnsi" w:eastAsia="黑体"/>
       <w:i/>
       <w:iCs/>
       <w:color w:themeColor="accent1" w:val="4F81BD"/>
@@ -3932,6 +4207,7 @@
       <w:spacing w:after="120"/>
     </w:pPr>
     <w:rPr>
+      <w:rFonts w:eastAsia="黑体"/>
       <w:sz w:val="16"/>
       <w:szCs w:val="16"/>
     </w:rPr>
@@ -3943,6 +4219,7 @@
     <w:uiPriority w:val="99"/>
     <w:rsid w:val="00AA1D8D"/>
     <w:rPr>
+      <w:rFonts w:eastAsia="黑体"/>
       <w:sz w:val="16"/>
       <w:szCs w:val="16"/>
     </w:rPr>
@@ -4112,7 +4389,7 @@
       </w:tabs>
     </w:pPr>
     <w:rPr>
-      <w:rFonts w:ascii="Courier" w:hAnsi="Courier"/>
+      <w:rFonts w:ascii="Courier" w:hAnsi="Courier" w:eastAsia="黑体"/>
       <w:sz w:val="20"/>
       <w:szCs w:val="20"/>
     </w:rPr>
@@ -4124,7 +4401,7 @@
     <w:uiPriority w:val="99"/>
     <w:rsid w:val="0029639D"/>
     <w:rPr>
-      <w:rFonts w:ascii="Courier" w:hAnsi="Courier"/>
+      <w:rFonts w:ascii="Courier" w:hAnsi="Courier" w:eastAsia="黑体"/>
       <w:sz w:val="20"/>
       <w:szCs w:val="20"/>
     </w:rPr>
@@ -4160,6 +4437,7 @@
     <w:uiPriority w:val="29"/>
     <w:rsid w:val="00FC693F"/>
     <w:rPr>
+      <w:rFonts w:eastAsia="黑体"/>
       <w:i/>
       <w:iCs/>
       <w:color w:themeColor="text1" w:val="000000"/>
@@ -4173,7 +4451,7 @@
     <w:semiHidden/>
     <w:rsid w:val="00FC693F"/>
     <w:rPr>
-      <w:rFonts w:asciiTheme="majorHAnsi" w:cstheme="majorBidi" w:eastAsiaTheme="majorEastAsia" w:hAnsiTheme="majorHAnsi"/>
+      <w:rFonts w:asciiTheme="majorHAnsi" w:cstheme="majorBidi" w:hAnsiTheme="majorHAnsi" w:eastAsia="黑体"/>
       <w:b/>
       <w:bCs/>
       <w:i/>
@@ -4189,7 +4467,7 @@
     <w:semiHidden/>
     <w:rsid w:val="00FC693F"/>
     <w:rPr>
-      <w:rFonts w:asciiTheme="majorHAnsi" w:cstheme="majorBidi" w:eastAsiaTheme="majorEastAsia" w:hAnsiTheme="majorHAnsi"/>
+      <w:rFonts w:asciiTheme="majorHAnsi" w:cstheme="majorBidi" w:hAnsiTheme="majorHAnsi" w:eastAsia="黑体"/>
       <w:color w:themeColor="accent1" w:themeShade="7F" w:val="243F60"/>
     </w:rPr>
   </w:style>
@@ -4201,7 +4479,7 @@
     <w:semiHidden/>
     <w:rsid w:val="00FC693F"/>
     <w:rPr>
-      <w:rFonts w:asciiTheme="majorHAnsi" w:cstheme="majorBidi" w:eastAsiaTheme="majorEastAsia" w:hAnsiTheme="majorHAnsi"/>
+      <w:rFonts w:asciiTheme="majorHAnsi" w:cstheme="majorBidi" w:hAnsiTheme="majorHAnsi" w:eastAsia="黑体"/>
       <w:i/>
       <w:iCs/>
       <w:color w:themeColor="accent1" w:themeShade="7F" w:val="243F60"/>
@@ -4215,7 +4493,7 @@
     <w:semiHidden/>
     <w:rsid w:val="00FC693F"/>
     <w:rPr>
-      <w:rFonts w:asciiTheme="majorHAnsi" w:cstheme="majorBidi" w:eastAsiaTheme="majorEastAsia" w:hAnsiTheme="majorHAnsi"/>
+      <w:rFonts w:asciiTheme="majorHAnsi" w:cstheme="majorBidi" w:hAnsiTheme="majorHAnsi" w:eastAsia="黑体"/>
       <w:i/>
       <w:iCs/>
       <w:color w:themeColor="text1" w:themeTint="BF" w:val="404040"/>
@@ -4229,7 +4507,7 @@
     <w:semiHidden/>
     <w:rsid w:val="00FC693F"/>
     <w:rPr>
-      <w:rFonts w:asciiTheme="majorHAnsi" w:cstheme="majorBidi" w:eastAsiaTheme="majorEastAsia" w:hAnsiTheme="majorHAnsi"/>
+      <w:rFonts w:asciiTheme="majorHAnsi" w:cstheme="majorBidi" w:hAnsiTheme="majorHAnsi" w:eastAsia="黑体"/>
       <w:color w:themeColor="accent1" w:val="4F81BD"/>
       <w:sz w:val="20"/>
       <w:szCs w:val="20"/>
@@ -4243,7 +4521,7 @@
     <w:semiHidden/>
     <w:rsid w:val="00FC693F"/>
     <w:rPr>
-      <w:rFonts w:asciiTheme="majorHAnsi" w:cstheme="majorBidi" w:eastAsiaTheme="majorEastAsia" w:hAnsiTheme="majorHAnsi"/>
+      <w:rFonts w:asciiTheme="majorHAnsi" w:cstheme="majorBidi" w:hAnsiTheme="majorHAnsi" w:eastAsia="黑体"/>
       <w:i/>
       <w:iCs/>
       <w:color w:themeColor="text1" w:themeTint="BF" w:val="404040"/>
@@ -4264,6 +4542,7 @@
       <w:spacing w:line="240" w:lineRule="auto"/>
     </w:pPr>
     <w:rPr>
+      <w:rFonts w:eastAsia="黑体"/>
       <w:b/>
       <w:bCs/>
       <w:color w:themeColor="accent1" w:val="4F81BD"/>
@@ -4278,6 +4557,7 @@
     <w:qFormat/>
     <w:rsid w:val="00FC693F"/>
     <w:rPr>
+      <w:rFonts w:eastAsia="黑体"/>
       <w:b/>
       <w:bCs/>
     </w:rPr>
@@ -4289,6 +4569,7 @@
     <w:qFormat/>
     <w:rsid w:val="00FC693F"/>
     <w:rPr>
+      <w:rFonts w:eastAsia="黑体"/>
       <w:i/>
       <w:iCs/>
     </w:rPr>
@@ -4309,6 +4590,7 @@
       <w:ind w:left="936" w:right="936"/>
     </w:pPr>
     <w:rPr>
+      <w:rFonts w:eastAsia="黑体"/>
       <w:b/>
       <w:bCs/>
       <w:i/>
@@ -4323,6 +4605,7 @@
     <w:uiPriority w:val="30"/>
     <w:rsid w:val="00FC693F"/>
     <w:rPr>
+      <w:rFonts w:eastAsia="黑体"/>
       <w:b/>
       <w:bCs/>
       <w:i/>
@@ -4337,6 +4620,7 @@
     <w:qFormat/>
     <w:rsid w:val="00FC693F"/>
     <w:rPr>
+      <w:rFonts w:eastAsia="黑体"/>
       <w:i/>
       <w:iCs/>
       <w:color w:themeColor="text1" w:themeTint="7F" w:val="808080"/>
@@ -4349,6 +4633,7 @@
     <w:qFormat/>
     <w:rsid w:val="00FC693F"/>
     <w:rPr>
+      <w:rFonts w:eastAsia="黑体"/>
       <w:b/>
       <w:bCs/>
       <w:i/>
@@ -4363,6 +4648,7 @@
     <w:qFormat/>
     <w:rsid w:val="00FC693F"/>
     <w:rPr>
+      <w:rFonts w:eastAsia="黑体"/>
       <w:smallCaps/>
       <w:color w:themeColor="accent2" w:val="C0504D"/>
       <w:u w:val="single"/>
@@ -4375,6 +4661,7 @@
     <w:qFormat/>
     <w:rsid w:val="00FC693F"/>
     <w:rPr>
+      <w:rFonts w:eastAsia="黑体"/>
       <w:b/>
       <w:bCs/>
       <w:smallCaps/>
@@ -4390,6 +4677,7 @@
     <w:qFormat/>
     <w:rsid w:val="00FC693F"/>
     <w:rPr>
+      <w:rFonts w:eastAsia="黑体"/>
       <w:b/>
       <w:bCs/>
       <w:smallCaps/>
@@ -4444,6 +4732,7 @@
       <w:spacing w:after="0" w:line="240" w:lineRule="auto"/>
     </w:pPr>
     <w:rPr>
+      <w:rFonts w:eastAsia="黑体"/>
       <w:color w:themeColor="text1" w:themeShade="BF" w:val="000000"/>
     </w:rPr>
     <w:tblPr>
@@ -4466,6 +4755,7 @@
         <w:spacing w:after="0" w:before="0" w:line="240" w:lineRule="auto"/>
       </w:pPr>
       <w:rPr>
+        <w:rFonts w:eastAsia="黑体"/>
         <w:b/>
         <w:bCs/>
       </w:rPr>
@@ -4486,6 +4776,7 @@
         <w:spacing w:after="0" w:before="0" w:line="240" w:lineRule="auto"/>
       </w:pPr>
       <w:rPr>
+        <w:rFonts w:eastAsia="黑体"/>
         <w:b/>
         <w:bCs/>
       </w:rPr>
@@ -4503,12 +4794,14 @@
     </w:tblStylePr>
     <w:tblStylePr w:type="firstCol">
       <w:rPr>
+        <w:rFonts w:eastAsia="黑体"/>
         <w:b/>
         <w:bCs/>
       </w:rPr>
     </w:tblStylePr>
     <w:tblStylePr w:type="lastCol">
       <w:rPr>
+        <w:rFonts w:eastAsia="黑体"/>
         <w:b/>
         <w:bCs/>
       </w:rPr>
@@ -4547,6 +4840,7 @@
       <w:spacing w:after="0" w:line="240" w:lineRule="auto"/>
     </w:pPr>
     <w:rPr>
+      <w:rFonts w:eastAsia="黑体"/>
       <w:color w:themeColor="accent1" w:themeShade="BF" w:val="365F91"/>
     </w:rPr>
     <w:tblPr>
@@ -4569,6 +4863,7 @@
         <w:spacing w:after="0" w:before="0" w:line="240" w:lineRule="auto"/>
       </w:pPr>
       <w:rPr>
+        <w:rFonts w:eastAsia="黑体"/>
         <w:b/>
         <w:bCs/>
       </w:rPr>
@@ -4589,6 +4884,7 @@
         <w:spacing w:after="0" w:before="0" w:line="240" w:lineRule="auto"/>
       </w:pPr>
       <w:rPr>
+        <w:rFonts w:eastAsia="黑体"/>
         <w:b/>
         <w:bCs/>
       </w:rPr>
@@ -4606,12 +4902,14 @@
     </w:tblStylePr>
     <w:tblStylePr w:type="firstCol">
       <w:rPr>
+        <w:rFonts w:eastAsia="黑体"/>
         <w:b/>
         <w:bCs/>
       </w:rPr>
     </w:tblStylePr>
     <w:tblStylePr w:type="lastCol">
       <w:rPr>
+        <w:rFonts w:eastAsia="黑体"/>
         <w:b/>
         <w:bCs/>
       </w:rPr>
@@ -4650,6 +4948,7 @@
       <w:spacing w:after="0" w:line="240" w:lineRule="auto"/>
     </w:pPr>
     <w:rPr>
+      <w:rFonts w:eastAsia="黑体"/>
       <w:color w:themeColor="accent2" w:themeShade="BF" w:val="943634"/>
     </w:rPr>
     <w:tblPr>
@@ -4672,6 +4971,7 @@
         <w:spacing w:after="0" w:before="0" w:line="240" w:lineRule="auto"/>
       </w:pPr>
       <w:rPr>
+        <w:rFonts w:eastAsia="黑体"/>
         <w:b/>
         <w:bCs/>
       </w:rPr>
@@ -4692,6 +4992,7 @@
         <w:spacing w:after="0" w:before="0" w:line="240" w:lineRule="auto"/>
       </w:pPr>
       <w:rPr>
+        <w:rFonts w:eastAsia="黑体"/>
         <w:b/>
         <w:bCs/>
       </w:rPr>
@@ -4709,12 +5010,14 @@
     </w:tblStylePr>
     <w:tblStylePr w:type="firstCol">
       <w:rPr>
+        <w:rFonts w:eastAsia="黑体"/>
         <w:b/>
         <w:bCs/>
       </w:rPr>
     </w:tblStylePr>
     <w:tblStylePr w:type="lastCol">
       <w:rPr>
+        <w:rFonts w:eastAsia="黑体"/>
         <w:b/>
         <w:bCs/>
       </w:rPr>
@@ -4753,6 +5056,7 @@
       <w:spacing w:after="0" w:line="240" w:lineRule="auto"/>
     </w:pPr>
     <w:rPr>
+      <w:rFonts w:eastAsia="黑体"/>
       <w:color w:themeColor="accent3" w:themeShade="BF" w:val="76923C"/>
     </w:rPr>
     <w:tblPr>
@@ -4775,6 +5079,7 @@
         <w:spacing w:after="0" w:before="0" w:line="240" w:lineRule="auto"/>
       </w:pPr>
       <w:rPr>
+        <w:rFonts w:eastAsia="黑体"/>
         <w:b/>
         <w:bCs/>
       </w:rPr>
@@ -4795,6 +5100,7 @@
         <w:spacing w:after="0" w:before="0" w:line="240" w:lineRule="auto"/>
       </w:pPr>
       <w:rPr>
+        <w:rFonts w:eastAsia="黑体"/>
         <w:b/>
         <w:bCs/>
       </w:rPr>
@@ -4812,12 +5118,14 @@
     </w:tblStylePr>
     <w:tblStylePr w:type="firstCol">
       <w:rPr>
+        <w:rFonts w:eastAsia="黑体"/>
         <w:b/>
         <w:bCs/>
       </w:rPr>
     </w:tblStylePr>
     <w:tblStylePr w:type="lastCol">
       <w:rPr>
+        <w:rFonts w:eastAsia="黑体"/>
         <w:b/>
         <w:bCs/>
       </w:rPr>
@@ -4856,6 +5164,7 @@
       <w:spacing w:after="0" w:line="240" w:lineRule="auto"/>
     </w:pPr>
     <w:rPr>
+      <w:rFonts w:eastAsia="黑体"/>
       <w:color w:themeColor="accent4" w:themeShade="BF" w:val="5F497A"/>
     </w:rPr>
     <w:tblPr>
@@ -4878,6 +5187,7 @@
         <w:spacing w:after="0" w:before="0" w:line="240" w:lineRule="auto"/>
       </w:pPr>
       <w:rPr>
+        <w:rFonts w:eastAsia="黑体"/>
         <w:b/>
         <w:bCs/>
       </w:rPr>
@@ -4898,6 +5208,7 @@
         <w:spacing w:after="0" w:before="0" w:line="240" w:lineRule="auto"/>
       </w:pPr>
       <w:rPr>
+        <w:rFonts w:eastAsia="黑体"/>
         <w:b/>
         <w:bCs/>
       </w:rPr>
@@ -4915,12 +5226,14 @@
     </w:tblStylePr>
     <w:tblStylePr w:type="firstCol">
       <w:rPr>
+        <w:rFonts w:eastAsia="黑体"/>
         <w:b/>
         <w:bCs/>
       </w:rPr>
     </w:tblStylePr>
     <w:tblStylePr w:type="lastCol">
       <w:rPr>
+        <w:rFonts w:eastAsia="黑体"/>
         <w:b/>
         <w:bCs/>
       </w:rPr>
@@ -4959,6 +5272,7 @@
       <w:spacing w:after="0" w:line="240" w:lineRule="auto"/>
     </w:pPr>
     <w:rPr>
+      <w:rFonts w:eastAsia="黑体"/>
       <w:color w:themeColor="accent5" w:themeShade="BF" w:val="31849B"/>
     </w:rPr>
     <w:tblPr>
@@ -4981,6 +5295,7 @@
         <w:spacing w:after="0" w:before="0" w:line="240" w:lineRule="auto"/>
       </w:pPr>
       <w:rPr>
+        <w:rFonts w:eastAsia="黑体"/>
         <w:b/>
         <w:bCs/>
       </w:rPr>
@@ -5001,6 +5316,7 @@
         <w:spacing w:after="0" w:before="0" w:line="240" w:lineRule="auto"/>
       </w:pPr>
       <w:rPr>
+        <w:rFonts w:eastAsia="黑体"/>
         <w:b/>
         <w:bCs/>
       </w:rPr>
@@ -5018,12 +5334,14 @@
     </w:tblStylePr>
     <w:tblStylePr w:type="firstCol">
       <w:rPr>
+        <w:rFonts w:eastAsia="黑体"/>
         <w:b/>
         <w:bCs/>
       </w:rPr>
     </w:tblStylePr>
     <w:tblStylePr w:type="lastCol">
       <w:rPr>
+        <w:rFonts w:eastAsia="黑体"/>
         <w:b/>
         <w:bCs/>
       </w:rPr>
@@ -5062,6 +5380,7 @@
       <w:spacing w:after="0" w:line="240" w:lineRule="auto"/>
     </w:pPr>
     <w:rPr>
+      <w:rFonts w:eastAsia="黑体"/>
       <w:color w:themeColor="accent6" w:themeShade="BF" w:val="E36C0A"/>
     </w:rPr>
     <w:tblPr>
@@ -5084,6 +5403,7 @@
         <w:spacing w:after="0" w:before="0" w:line="240" w:lineRule="auto"/>
       </w:pPr>
       <w:rPr>
+        <w:rFonts w:eastAsia="黑体"/>
         <w:b/>
         <w:bCs/>
       </w:rPr>
@@ -5104,6 +5424,7 @@
         <w:spacing w:after="0" w:before="0" w:line="240" w:lineRule="auto"/>
       </w:pPr>
       <w:rPr>
+        <w:rFonts w:eastAsia="黑体"/>
         <w:b/>
         <w:bCs/>
       </w:rPr>
@@ -5121,12 +5442,14 @@
     </w:tblStylePr>
     <w:tblStylePr w:type="firstCol">
       <w:rPr>
+        <w:rFonts w:eastAsia="黑体"/>
         <w:b/>
         <w:bCs/>
       </w:rPr>
     </w:tblStylePr>
     <w:tblStylePr w:type="lastCol">
       <w:rPr>
+        <w:rFonts w:eastAsia="黑体"/>
         <w:b/>
         <w:bCs/>
       </w:rPr>
@@ -5186,6 +5509,7 @@
         <w:spacing w:after="0" w:before="0" w:line="240" w:lineRule="auto"/>
       </w:pPr>
       <w:rPr>
+        <w:rFonts w:eastAsia="黑体"/>
         <w:b/>
         <w:bCs/>
         <w:color w:themeColor="background1" w:val="FFFFFF"/>
@@ -5200,6 +5524,7 @@
         <w:spacing w:after="0" w:before="0" w:line="240" w:lineRule="auto"/>
       </w:pPr>
       <w:rPr>
+        <w:rFonts w:eastAsia="黑体"/>
         <w:b/>
         <w:bCs/>
       </w:rPr>
@@ -5215,12 +5540,14 @@
     </w:tblStylePr>
     <w:tblStylePr w:type="firstCol">
       <w:rPr>
+        <w:rFonts w:eastAsia="黑体"/>
         <w:b/>
         <w:bCs/>
       </w:rPr>
     </w:tblStylePr>
     <w:tblStylePr w:type="lastCol">
       <w:rPr>
+        <w:rFonts w:eastAsia="黑体"/>
         <w:b/>
         <w:bCs/>
       </w:rPr>
@@ -5278,6 +5605,7 @@
         <w:spacing w:after="0" w:before="0" w:line="240" w:lineRule="auto"/>
       </w:pPr>
       <w:rPr>
+        <w:rFonts w:eastAsia="黑体"/>
         <w:b/>
         <w:bCs/>
         <w:color w:themeColor="background1" w:val="FFFFFF"/>
@@ -5292,6 +5620,7 @@
         <w:spacing w:after="0" w:before="0" w:line="240" w:lineRule="auto"/>
       </w:pPr>
       <w:rPr>
+        <w:rFonts w:eastAsia="黑体"/>
         <w:b/>
         <w:bCs/>
       </w:rPr>
@@ -5307,12 +5636,14 @@
     </w:tblStylePr>
     <w:tblStylePr w:type="firstCol">
       <w:rPr>
+        <w:rFonts w:eastAsia="黑体"/>
         <w:b/>
         <w:bCs/>
       </w:rPr>
     </w:tblStylePr>
     <w:tblStylePr w:type="lastCol">
       <w:rPr>
+        <w:rFonts w:eastAsia="黑体"/>
         <w:b/>
         <w:bCs/>
       </w:rPr>
@@ -5370,6 +5701,7 @@
         <w:spacing w:after="0" w:before="0" w:line="240" w:lineRule="auto"/>
       </w:pPr>
       <w:rPr>
+        <w:rFonts w:eastAsia="黑体"/>
         <w:b/>
         <w:bCs/>
         <w:color w:themeColor="background1" w:val="FFFFFF"/>
@@ -5384,6 +5716,7 @@
         <w:spacing w:after="0" w:before="0" w:line="240" w:lineRule="auto"/>
       </w:pPr>
       <w:rPr>
+        <w:rFonts w:eastAsia="黑体"/>
         <w:b/>
         <w:bCs/>
       </w:rPr>
@@ -5399,12 +5732,14 @@
     </w:tblStylePr>
     <w:tblStylePr w:type="firstCol">
       <w:rPr>
+        <w:rFonts w:eastAsia="黑体"/>
         <w:b/>
         <w:bCs/>
       </w:rPr>
     </w:tblStylePr>
     <w:tblStylePr w:type="lastCol">
       <w:rPr>
+        <w:rFonts w:eastAsia="黑体"/>
         <w:b/>
         <w:bCs/>
       </w:rPr>
@@ -5462,6 +5797,7 @@
         <w:spacing w:after="0" w:before="0" w:line="240" w:lineRule="auto"/>
       </w:pPr>
       <w:rPr>
+        <w:rFonts w:eastAsia="黑体"/>
         <w:b/>
         <w:bCs/>
         <w:color w:themeColor="background1" w:val="FFFFFF"/>
@@ -5476,6 +5812,7 @@
         <w:spacing w:after="0" w:before="0" w:line="240" w:lineRule="auto"/>
       </w:pPr>
       <w:rPr>
+        <w:rFonts w:eastAsia="黑体"/>
         <w:b/>
         <w:bCs/>
       </w:rPr>
@@ -5491,12 +5828,14 @@
     </w:tblStylePr>
     <w:tblStylePr w:type="firstCol">
       <w:rPr>
+        <w:rFonts w:eastAsia="黑体"/>
         <w:b/>
         <w:bCs/>
       </w:rPr>
     </w:tblStylePr>
     <w:tblStylePr w:type="lastCol">
       <w:rPr>
+        <w:rFonts w:eastAsia="黑体"/>
         <w:b/>
         <w:bCs/>
       </w:rPr>
@@ -5554,6 +5893,7 @@
         <w:spacing w:after="0" w:before="0" w:line="240" w:lineRule="auto"/>
       </w:pPr>
       <w:rPr>
+        <w:rFonts w:eastAsia="黑体"/>
         <w:b/>
         <w:bCs/>
         <w:color w:themeColor="background1" w:val="FFFFFF"/>
@@ -5568,6 +5908,7 @@
         <w:spacing w:after="0" w:before="0" w:line="240" w:lineRule="auto"/>
       </w:pPr>
       <w:rPr>
+        <w:rFonts w:eastAsia="黑体"/>
         <w:b/>
         <w:bCs/>
       </w:rPr>
@@ -5583,12 +5924,14 @@
     </w:tblStylePr>
     <w:tblStylePr w:type="firstCol">
       <w:rPr>
+        <w:rFonts w:eastAsia="黑体"/>
         <w:b/>
         <w:bCs/>
       </w:rPr>
     </w:tblStylePr>
     <w:tblStylePr w:type="lastCol">
       <w:rPr>
+        <w:rFonts w:eastAsia="黑体"/>
         <w:b/>
         <w:bCs/>
       </w:rPr>
@@ -5646,6 +5989,7 @@
         <w:spacing w:after="0" w:before="0" w:line="240" w:lineRule="auto"/>
       </w:pPr>
       <w:rPr>
+        <w:rFonts w:eastAsia="黑体"/>
         <w:b/>
         <w:bCs/>
         <w:color w:themeColor="background1" w:val="FFFFFF"/>
@@ -5660,6 +6004,7 @@
         <w:spacing w:after="0" w:before="0" w:line="240" w:lineRule="auto"/>
       </w:pPr>
       <w:rPr>
+        <w:rFonts w:eastAsia="黑体"/>
         <w:b/>
         <w:bCs/>
       </w:rPr>
@@ -5675,12 +6020,14 @@
     </w:tblStylePr>
     <w:tblStylePr w:type="firstCol">
       <w:rPr>
+        <w:rFonts w:eastAsia="黑体"/>
         <w:b/>
         <w:bCs/>
       </w:rPr>
     </w:tblStylePr>
     <w:tblStylePr w:type="lastCol">
       <w:rPr>
+        <w:rFonts w:eastAsia="黑体"/>
         <w:b/>
         <w:bCs/>
       </w:rPr>
@@ -5738,6 +6085,7 @@
         <w:spacing w:after="0" w:before="0" w:line="240" w:lineRule="auto"/>
       </w:pPr>
       <w:rPr>
+        <w:rFonts w:eastAsia="黑体"/>
         <w:b/>
         <w:bCs/>
         <w:color w:themeColor="background1" w:val="FFFFFF"/>
@@ -5752,6 +6100,7 @@
         <w:spacing w:after="0" w:before="0" w:line="240" w:lineRule="auto"/>
       </w:pPr>
       <w:rPr>
+        <w:rFonts w:eastAsia="黑体"/>
         <w:b/>
         <w:bCs/>
       </w:rPr>
@@ -5767,12 +6116,14 @@
     </w:tblStylePr>
     <w:tblStylePr w:type="firstCol">
       <w:rPr>
+        <w:rFonts w:eastAsia="黑体"/>
         <w:b/>
         <w:bCs/>
       </w:rPr>
     </w:tblStylePr>
     <w:tblStylePr w:type="lastCol">
       <w:rPr>
+        <w:rFonts w:eastAsia="黑体"/>
         <w:b/>
         <w:bCs/>
       </w:rPr>
@@ -5832,7 +6183,7 @@
         <w:spacing w:after="0" w:before="0" w:line="240" w:lineRule="auto"/>
       </w:pPr>
       <w:rPr>
-        <w:rFonts w:asciiTheme="majorHAnsi" w:cstheme="majorBidi" w:eastAsiaTheme="majorEastAsia" w:hAnsiTheme="majorHAnsi"/>
+        <w:rFonts w:asciiTheme="majorHAnsi" w:cstheme="majorBidi" w:hAnsiTheme="majorHAnsi" w:eastAsia="黑体"/>
         <w:b/>
         <w:bCs/>
       </w:rPr>
@@ -5853,7 +6204,7 @@
         <w:spacing w:after="0" w:before="0" w:line="240" w:lineRule="auto"/>
       </w:pPr>
       <w:rPr>
-        <w:rFonts w:asciiTheme="majorHAnsi" w:cstheme="majorBidi" w:eastAsiaTheme="majorEastAsia" w:hAnsiTheme="majorHAnsi"/>
+        <w:rFonts w:asciiTheme="majorHAnsi" w:cstheme="majorBidi" w:hAnsiTheme="majorHAnsi" w:eastAsia="黑体"/>
         <w:b/>
         <w:bCs/>
       </w:rPr>
@@ -5871,14 +6222,14 @@
     </w:tblStylePr>
     <w:tblStylePr w:type="firstCol">
       <w:rPr>
-        <w:rFonts w:asciiTheme="majorHAnsi" w:cstheme="majorBidi" w:eastAsiaTheme="majorEastAsia" w:hAnsiTheme="majorHAnsi"/>
+        <w:rFonts w:asciiTheme="majorHAnsi" w:cstheme="majorBidi" w:hAnsiTheme="majorHAnsi" w:eastAsia="黑体"/>
         <w:b/>
         <w:bCs/>
       </w:rPr>
     </w:tblStylePr>
     <w:tblStylePr w:type="lastCol">
       <w:rPr>
-        <w:rFonts w:asciiTheme="majorHAnsi" w:cstheme="majorBidi" w:eastAsiaTheme="majorEastAsia" w:hAnsiTheme="majorHAnsi"/>
+        <w:rFonts w:asciiTheme="majorHAnsi" w:cstheme="majorBidi" w:hAnsiTheme="majorHAnsi" w:eastAsia="黑体"/>
         <w:b/>
         <w:bCs/>
       </w:rPr>
@@ -5962,7 +6313,7 @@
         <w:spacing w:after="0" w:before="0" w:line="240" w:lineRule="auto"/>
       </w:pPr>
       <w:rPr>
-        <w:rFonts w:asciiTheme="majorHAnsi" w:cstheme="majorBidi" w:eastAsiaTheme="majorEastAsia" w:hAnsiTheme="majorHAnsi"/>
+        <w:rFonts w:asciiTheme="majorHAnsi" w:cstheme="majorBidi" w:hAnsiTheme="majorHAnsi" w:eastAsia="黑体"/>
         <w:b/>
         <w:bCs/>
       </w:rPr>
@@ -5983,7 +6334,7 @@
         <w:spacing w:after="0" w:before="0" w:line="240" w:lineRule="auto"/>
       </w:pPr>
       <w:rPr>
-        <w:rFonts w:asciiTheme="majorHAnsi" w:cstheme="majorBidi" w:eastAsiaTheme="majorEastAsia" w:hAnsiTheme="majorHAnsi"/>
+        <w:rFonts w:asciiTheme="majorHAnsi" w:cstheme="majorBidi" w:hAnsiTheme="majorHAnsi" w:eastAsia="黑体"/>
         <w:b/>
         <w:bCs/>
       </w:rPr>
@@ -6001,14 +6352,14 @@
     </w:tblStylePr>
     <w:tblStylePr w:type="firstCol">
       <w:rPr>
-        <w:rFonts w:asciiTheme="majorHAnsi" w:cstheme="majorBidi" w:eastAsiaTheme="majorEastAsia" w:hAnsiTheme="majorHAnsi"/>
+        <w:rFonts w:asciiTheme="majorHAnsi" w:cstheme="majorBidi" w:hAnsiTheme="majorHAnsi" w:eastAsia="黑体"/>
         <w:b/>
         <w:bCs/>
       </w:rPr>
     </w:tblStylePr>
     <w:tblStylePr w:type="lastCol">
       <w:rPr>
-        <w:rFonts w:asciiTheme="majorHAnsi" w:cstheme="majorBidi" w:eastAsiaTheme="majorEastAsia" w:hAnsiTheme="majorHAnsi"/>
+        <w:rFonts w:asciiTheme="majorHAnsi" w:cstheme="majorBidi" w:hAnsiTheme="majorHAnsi" w:eastAsia="黑体"/>
         <w:b/>
         <w:bCs/>
       </w:rPr>
@@ -6092,7 +6443,7 @@
         <w:spacing w:after="0" w:before="0" w:line="240" w:lineRule="auto"/>
       </w:pPr>
       <w:rPr>
-        <w:rFonts w:asciiTheme="majorHAnsi" w:cstheme="majorBidi" w:eastAsiaTheme="majorEastAsia" w:hAnsiTheme="majorHAnsi"/>
+        <w:rFonts w:asciiTheme="majorHAnsi" w:cstheme="majorBidi" w:hAnsiTheme="majorHAnsi" w:eastAsia="黑体"/>
         <w:b/>
         <w:bCs/>
       </w:rPr>
@@ -6113,7 +6464,7 @@
         <w:spacing w:after="0" w:before="0" w:line="240" w:lineRule="auto"/>
       </w:pPr>
       <w:rPr>
-        <w:rFonts w:asciiTheme="majorHAnsi" w:cstheme="majorBidi" w:eastAsiaTheme="majorEastAsia" w:hAnsiTheme="majorHAnsi"/>
+        <w:rFonts w:asciiTheme="majorHAnsi" w:cstheme="majorBidi" w:hAnsiTheme="majorHAnsi" w:eastAsia="黑体"/>
         <w:b/>
         <w:bCs/>
       </w:rPr>
@@ -6131,14 +6482,14 @@
     </w:tblStylePr>
     <w:tblStylePr w:type="firstCol">
       <w:rPr>
-        <w:rFonts w:asciiTheme="majorHAnsi" w:cstheme="majorBidi" w:eastAsiaTheme="majorEastAsia" w:hAnsiTheme="majorHAnsi"/>
+        <w:rFonts w:asciiTheme="majorHAnsi" w:cstheme="majorBidi" w:hAnsiTheme="majorHAnsi" w:eastAsia="黑体"/>
         <w:b/>
         <w:bCs/>
       </w:rPr>
     </w:tblStylePr>
     <w:tblStylePr w:type="lastCol">
       <w:rPr>
-        <w:rFonts w:asciiTheme="majorHAnsi" w:cstheme="majorBidi" w:eastAsiaTheme="majorEastAsia" w:hAnsiTheme="majorHAnsi"/>
+        <w:rFonts w:asciiTheme="majorHAnsi" w:cstheme="majorBidi" w:hAnsiTheme="majorHAnsi" w:eastAsia="黑体"/>
         <w:b/>
         <w:bCs/>
       </w:rPr>
@@ -6222,7 +6573,7 @@
         <w:spacing w:after="0" w:before="0" w:line="240" w:lineRule="auto"/>
       </w:pPr>
       <w:rPr>
-        <w:rFonts w:asciiTheme="majorHAnsi" w:cstheme="majorBidi" w:eastAsiaTheme="majorEastAsia" w:hAnsiTheme="majorHAnsi"/>
+        <w:rFonts w:asciiTheme="majorHAnsi" w:cstheme="majorBidi" w:hAnsiTheme="majorHAnsi" w:eastAsia="黑体"/>
         <w:b/>
         <w:bCs/>
       </w:rPr>
@@ -6243,7 +6594,7 @@
         <w:spacing w:after="0" w:before="0" w:line="240" w:lineRule="auto"/>
       </w:pPr>
       <w:rPr>
-        <w:rFonts w:asciiTheme="majorHAnsi" w:cstheme="majorBidi" w:eastAsiaTheme="majorEastAsia" w:hAnsiTheme="majorHAnsi"/>
+        <w:rFonts w:asciiTheme="majorHAnsi" w:cstheme="majorBidi" w:hAnsiTheme="majorHAnsi" w:eastAsia="黑体"/>
         <w:b/>
         <w:bCs/>
       </w:rPr>
@@ -6261,14 +6612,14 @@
     </w:tblStylePr>
     <w:tblStylePr w:type="firstCol">
       <w:rPr>
-        <w:rFonts w:asciiTheme="majorHAnsi" w:cstheme="majorBidi" w:eastAsiaTheme="majorEastAsia" w:hAnsiTheme="majorHAnsi"/>
+        <w:rFonts w:asciiTheme="majorHAnsi" w:cstheme="majorBidi" w:hAnsiTheme="majorHAnsi" w:eastAsia="黑体"/>
         <w:b/>
         <w:bCs/>
       </w:rPr>
     </w:tblStylePr>
     <w:tblStylePr w:type="lastCol">
       <w:rPr>
-        <w:rFonts w:asciiTheme="majorHAnsi" w:cstheme="majorBidi" w:eastAsiaTheme="majorEastAsia" w:hAnsiTheme="majorHAnsi"/>
+        <w:rFonts w:asciiTheme="majorHAnsi" w:cstheme="majorBidi" w:hAnsiTheme="majorHAnsi" w:eastAsia="黑体"/>
         <w:b/>
         <w:bCs/>
       </w:rPr>
@@ -6352,7 +6703,7 @@
         <w:spacing w:after="0" w:before="0" w:line="240" w:lineRule="auto"/>
       </w:pPr>
       <w:rPr>
-        <w:rFonts w:asciiTheme="majorHAnsi" w:cstheme="majorBidi" w:eastAsiaTheme="majorEastAsia" w:hAnsiTheme="majorHAnsi"/>
+        <w:rFonts w:asciiTheme="majorHAnsi" w:cstheme="majorBidi" w:hAnsiTheme="majorHAnsi" w:eastAsia="黑体"/>
         <w:b/>
         <w:bCs/>
       </w:rPr>
@@ -6373,7 +6724,7 @@
         <w:spacing w:after="0" w:before="0" w:line="240" w:lineRule="auto"/>
       </w:pPr>
       <w:rPr>
-        <w:rFonts w:asciiTheme="majorHAnsi" w:cstheme="majorBidi" w:eastAsiaTheme="majorEastAsia" w:hAnsiTheme="majorHAnsi"/>
+        <w:rFonts w:asciiTheme="majorHAnsi" w:cstheme="majorBidi" w:hAnsiTheme="majorHAnsi" w:eastAsia="黑体"/>
         <w:b/>
         <w:bCs/>
       </w:rPr>
@@ -6391,14 +6742,14 @@
     </w:tblStylePr>
     <w:tblStylePr w:type="firstCol">
       <w:rPr>
-        <w:rFonts w:asciiTheme="majorHAnsi" w:cstheme="majorBidi" w:eastAsiaTheme="majorEastAsia" w:hAnsiTheme="majorHAnsi"/>
+        <w:rFonts w:asciiTheme="majorHAnsi" w:cstheme="majorBidi" w:hAnsiTheme="majorHAnsi" w:eastAsia="黑体"/>
         <w:b/>
         <w:bCs/>
       </w:rPr>
     </w:tblStylePr>
     <w:tblStylePr w:type="lastCol">
       <w:rPr>
-        <w:rFonts w:asciiTheme="majorHAnsi" w:cstheme="majorBidi" w:eastAsiaTheme="majorEastAsia" w:hAnsiTheme="majorHAnsi"/>
+        <w:rFonts w:asciiTheme="majorHAnsi" w:cstheme="majorBidi" w:hAnsiTheme="majorHAnsi" w:eastAsia="黑体"/>
         <w:b/>
         <w:bCs/>
       </w:rPr>
@@ -6482,7 +6833,7 @@
         <w:spacing w:after="0" w:before="0" w:line="240" w:lineRule="auto"/>
       </w:pPr>
       <w:rPr>
-        <w:rFonts w:asciiTheme="majorHAnsi" w:cstheme="majorBidi" w:eastAsiaTheme="majorEastAsia" w:hAnsiTheme="majorHAnsi"/>
+        <w:rFonts w:asciiTheme="majorHAnsi" w:cstheme="majorBidi" w:hAnsiTheme="majorHAnsi" w:eastAsia="黑体"/>
         <w:b/>
         <w:bCs/>
       </w:rPr>
@@ -6503,7 +6854,7 @@
         <w:spacing w:after="0" w:before="0" w:line="240" w:lineRule="auto"/>
       </w:pPr>
       <w:rPr>
-        <w:rFonts w:asciiTheme="majorHAnsi" w:cstheme="majorBidi" w:eastAsiaTheme="majorEastAsia" w:hAnsiTheme="majorHAnsi"/>
+        <w:rFonts w:asciiTheme="majorHAnsi" w:cstheme="majorBidi" w:hAnsiTheme="majorHAnsi" w:eastAsia="黑体"/>
         <w:b/>
         <w:bCs/>
       </w:rPr>
@@ -6521,14 +6872,14 @@
     </w:tblStylePr>
     <w:tblStylePr w:type="firstCol">
       <w:rPr>
-        <w:rFonts w:asciiTheme="majorHAnsi" w:cstheme="majorBidi" w:eastAsiaTheme="majorEastAsia" w:hAnsiTheme="majorHAnsi"/>
+        <w:rFonts w:asciiTheme="majorHAnsi" w:cstheme="majorBidi" w:hAnsiTheme="majorHAnsi" w:eastAsia="黑体"/>
         <w:b/>
         <w:bCs/>
       </w:rPr>
     </w:tblStylePr>
     <w:tblStylePr w:type="lastCol">
       <w:rPr>
-        <w:rFonts w:asciiTheme="majorHAnsi" w:cstheme="majorBidi" w:eastAsiaTheme="majorEastAsia" w:hAnsiTheme="majorHAnsi"/>
+        <w:rFonts w:asciiTheme="majorHAnsi" w:cstheme="majorBidi" w:hAnsiTheme="majorHAnsi" w:eastAsia="黑体"/>
         <w:b/>
         <w:bCs/>
       </w:rPr>
@@ -6612,7 +6963,7 @@
         <w:spacing w:after="0" w:before="0" w:line="240" w:lineRule="auto"/>
       </w:pPr>
       <w:rPr>
-        <w:rFonts w:asciiTheme="majorHAnsi" w:cstheme="majorBidi" w:eastAsiaTheme="majorEastAsia" w:hAnsiTheme="majorHAnsi"/>
+        <w:rFonts w:asciiTheme="majorHAnsi" w:cstheme="majorBidi" w:hAnsiTheme="majorHAnsi" w:eastAsia="黑体"/>
         <w:b/>
         <w:bCs/>
       </w:rPr>
@@ -6633,7 +6984,7 @@
         <w:spacing w:after="0" w:before="0" w:line="240" w:lineRule="auto"/>
       </w:pPr>
       <w:rPr>
-        <w:rFonts w:asciiTheme="majorHAnsi" w:cstheme="majorBidi" w:eastAsiaTheme="majorEastAsia" w:hAnsiTheme="majorHAnsi"/>
+        <w:rFonts w:asciiTheme="majorHAnsi" w:cstheme="majorBidi" w:hAnsiTheme="majorHAnsi" w:eastAsia="黑体"/>
         <w:b/>
         <w:bCs/>
       </w:rPr>
@@ -6651,14 +7002,14 @@
     </w:tblStylePr>
     <w:tblStylePr w:type="firstCol">
       <w:rPr>
-        <w:rFonts w:asciiTheme="majorHAnsi" w:cstheme="majorBidi" w:eastAsiaTheme="majorEastAsia" w:hAnsiTheme="majorHAnsi"/>
+        <w:rFonts w:asciiTheme="majorHAnsi" w:cstheme="majorBidi" w:hAnsiTheme="majorHAnsi" w:eastAsia="黑体"/>
         <w:b/>
         <w:bCs/>
       </w:rPr>
     </w:tblStylePr>
     <w:tblStylePr w:type="lastCol">
       <w:rPr>
-        <w:rFonts w:asciiTheme="majorHAnsi" w:cstheme="majorBidi" w:eastAsiaTheme="majorEastAsia" w:hAnsiTheme="majorHAnsi"/>
+        <w:rFonts w:asciiTheme="majorHAnsi" w:cstheme="majorBidi" w:hAnsiTheme="majorHAnsi" w:eastAsia="黑体"/>
         <w:b/>
         <w:bCs/>
       </w:rPr>
@@ -6741,6 +7092,7 @@
         <w:spacing w:after="0" w:before="0" w:line="240" w:lineRule="auto"/>
       </w:pPr>
       <w:rPr>
+        <w:rFonts w:eastAsia="黑体"/>
         <w:b/>
         <w:bCs/>
         <w:color w:themeColor="background1" w:val="FFFFFF"/>
@@ -6763,6 +7115,7 @@
         <w:spacing w:after="0" w:before="0" w:line="240" w:lineRule="auto"/>
       </w:pPr>
       <w:rPr>
+        <w:rFonts w:eastAsia="黑体"/>
         <w:b/>
         <w:bCs/>
       </w:rPr>
@@ -6780,12 +7133,14 @@
     </w:tblStylePr>
     <w:tblStylePr w:type="firstCol">
       <w:rPr>
+        <w:rFonts w:eastAsia="黑体"/>
         <w:b/>
         <w:bCs/>
       </w:rPr>
     </w:tblStylePr>
     <w:tblStylePr w:type="lastCol">
       <w:rPr>
+        <w:rFonts w:eastAsia="黑体"/>
         <w:b/>
         <w:bCs/>
       </w:rPr>
@@ -6847,6 +7202,7 @@
         <w:spacing w:after="0" w:before="0" w:line="240" w:lineRule="auto"/>
       </w:pPr>
       <w:rPr>
+        <w:rFonts w:eastAsia="黑体"/>
         <w:b/>
         <w:bCs/>
         <w:color w:themeColor="background1" w:val="FFFFFF"/>
@@ -6869,6 +7225,7 @@
         <w:spacing w:after="0" w:before="0" w:line="240" w:lineRule="auto"/>
       </w:pPr>
       <w:rPr>
+        <w:rFonts w:eastAsia="黑体"/>
         <w:b/>
         <w:bCs/>
       </w:rPr>
@@ -6886,12 +7243,14 @@
     </w:tblStylePr>
     <w:tblStylePr w:type="firstCol">
       <w:rPr>
+        <w:rFonts w:eastAsia="黑体"/>
         <w:b/>
         <w:bCs/>
       </w:rPr>
     </w:tblStylePr>
     <w:tblStylePr w:type="lastCol">
       <w:rPr>
+        <w:rFonts w:eastAsia="黑体"/>
         <w:b/>
         <w:bCs/>
       </w:rPr>
@@ -6953,6 +7312,7 @@
         <w:spacing w:after="0" w:before="0" w:line="240" w:lineRule="auto"/>
       </w:pPr>
       <w:rPr>
+        <w:rFonts w:eastAsia="黑体"/>
         <w:b/>
         <w:bCs/>
         <w:color w:themeColor="background1" w:val="FFFFFF"/>
@@ -6975,6 +7335,7 @@
         <w:spacing w:after="0" w:before="0" w:line="240" w:lineRule="auto"/>
       </w:pPr>
       <w:rPr>
+        <w:rFonts w:eastAsia="黑体"/>
         <w:b/>
         <w:bCs/>
       </w:rPr>
@@ -6992,12 +7353,14 @@
     </w:tblStylePr>
     <w:tblStylePr w:type="firstCol">
       <w:rPr>
+        <w:rFonts w:eastAsia="黑体"/>
         <w:b/>
         <w:bCs/>
       </w:rPr>
     </w:tblStylePr>
     <w:tblStylePr w:type="lastCol">
       <w:rPr>
+        <w:rFonts w:eastAsia="黑体"/>
         <w:b/>
         <w:bCs/>
       </w:rPr>
@@ -7059,6 +7422,7 @@
         <w:spacing w:after="0" w:before="0" w:line="240" w:lineRule="auto"/>
       </w:pPr>
       <w:rPr>
+        <w:rFonts w:eastAsia="黑体"/>
         <w:b/>
         <w:bCs/>
         <w:color w:themeColor="background1" w:val="FFFFFF"/>
@@ -7081,6 +7445,7 @@
         <w:spacing w:after="0" w:before="0" w:line="240" w:lineRule="auto"/>
       </w:pPr>
       <w:rPr>
+        <w:rFonts w:eastAsia="黑体"/>
         <w:b/>
         <w:bCs/>
       </w:rPr>
@@ -7098,12 +7463,14 @@
     </w:tblStylePr>
     <w:tblStylePr w:type="firstCol">
       <w:rPr>
+        <w:rFonts w:eastAsia="黑体"/>
         <w:b/>
         <w:bCs/>
       </w:rPr>
     </w:tblStylePr>
     <w:tblStylePr w:type="lastCol">
       <w:rPr>
+        <w:rFonts w:eastAsia="黑体"/>
         <w:b/>
         <w:bCs/>
       </w:rPr>
@@ -7165,6 +7532,7 @@
         <w:spacing w:after="0" w:before="0" w:line="240" w:lineRule="auto"/>
       </w:pPr>
       <w:rPr>
+        <w:rFonts w:eastAsia="黑体"/>
         <w:b/>
         <w:bCs/>
         <w:color w:themeColor="background1" w:val="FFFFFF"/>
@@ -7187,6 +7555,7 @@
         <w:spacing w:after="0" w:before="0" w:line="240" w:lineRule="auto"/>
       </w:pPr>
       <w:rPr>
+        <w:rFonts w:eastAsia="黑体"/>
         <w:b/>
         <w:bCs/>
       </w:rPr>
@@ -7204,12 +7573,14 @@
     </w:tblStylePr>
     <w:tblStylePr w:type="firstCol">
       <w:rPr>
+        <w:rFonts w:eastAsia="黑体"/>
         <w:b/>
         <w:bCs/>
       </w:rPr>
     </w:tblStylePr>
     <w:tblStylePr w:type="lastCol">
       <w:rPr>
+        <w:rFonts w:eastAsia="黑体"/>
         <w:b/>
         <w:bCs/>
       </w:rPr>
@@ -7271,6 +7642,7 @@
         <w:spacing w:after="0" w:before="0" w:line="240" w:lineRule="auto"/>
       </w:pPr>
       <w:rPr>
+        <w:rFonts w:eastAsia="黑体"/>
         <w:b/>
         <w:bCs/>
         <w:color w:themeColor="background1" w:val="FFFFFF"/>
@@ -7293,6 +7665,7 @@
         <w:spacing w:after="0" w:before="0" w:line="240" w:lineRule="auto"/>
       </w:pPr>
       <w:rPr>
+        <w:rFonts w:eastAsia="黑体"/>
         <w:b/>
         <w:bCs/>
       </w:rPr>
@@ -7310,12 +7683,14 @@
     </w:tblStylePr>
     <w:tblStylePr w:type="firstCol">
       <w:rPr>
+        <w:rFonts w:eastAsia="黑体"/>
         <w:b/>
         <w:bCs/>
       </w:rPr>
     </w:tblStylePr>
     <w:tblStylePr w:type="lastCol">
       <w:rPr>
+        <w:rFonts w:eastAsia="黑体"/>
         <w:b/>
         <w:bCs/>
       </w:rPr>
@@ -7377,6 +7752,7 @@
         <w:spacing w:after="0" w:before="0" w:line="240" w:lineRule="auto"/>
       </w:pPr>
       <w:rPr>
+        <w:rFonts w:eastAsia="黑体"/>
         <w:b/>
         <w:bCs/>
         <w:color w:themeColor="background1" w:val="FFFFFF"/>
@@ -7399,6 +7775,7 @@
         <w:spacing w:after="0" w:before="0" w:line="240" w:lineRule="auto"/>
       </w:pPr>
       <w:rPr>
+        <w:rFonts w:eastAsia="黑体"/>
         <w:b/>
         <w:bCs/>
       </w:rPr>
@@ -7416,12 +7793,14 @@
     </w:tblStylePr>
     <w:tblStylePr w:type="firstCol">
       <w:rPr>
+        <w:rFonts w:eastAsia="黑体"/>
         <w:b/>
         <w:bCs/>
       </w:rPr>
     </w:tblStylePr>
     <w:tblStylePr w:type="lastCol">
       <w:rPr>
+        <w:rFonts w:eastAsia="黑体"/>
         <w:b/>
         <w:bCs/>
       </w:rPr>
@@ -7480,6 +7859,7 @@
         <w:spacing w:after="0" w:before="0" w:line="240" w:lineRule="auto"/>
       </w:pPr>
       <w:rPr>
+        <w:rFonts w:eastAsia="黑体"/>
         <w:b/>
         <w:bCs/>
         <w:color w:themeColor="background1" w:val="FFFFFF"/>
@@ -7502,6 +7882,7 @@
         <w:spacing w:after="0" w:before="0" w:line="240" w:lineRule="auto"/>
       </w:pPr>
       <w:rPr>
+        <w:rFonts w:eastAsia="黑体"/>
         <w:color w:val="auto"/>
       </w:rPr>
       <w:tblPr/>
@@ -7519,6 +7900,7 @@
     </w:tblStylePr>
     <w:tblStylePr w:type="firstCol">
       <w:rPr>
+        <w:rFonts w:eastAsia="黑体"/>
         <w:b/>
         <w:bCs/>
         <w:color w:themeColor="background1" w:val="FFFFFF"/>
@@ -7538,6 +7920,7 @@
     </w:tblStylePr>
     <w:tblStylePr w:type="lastCol">
       <w:rPr>
+        <w:rFonts w:eastAsia="黑体"/>
         <w:b/>
         <w:bCs/>
         <w:color w:themeColor="background1" w:val="FFFFFF"/>
@@ -7586,6 +7969,7 @@
     </w:tblStylePr>
     <w:tblStylePr w:type="nwCell">
       <w:rPr>
+        <w:rFonts w:eastAsia="黑体"/>
         <w:color w:themeColor="background1" w:val="FFFFFF"/>
       </w:rPr>
       <w:tblPr/>
@@ -7629,6 +8013,7 @@
         <w:spacing w:after="0" w:before="0" w:line="240" w:lineRule="auto"/>
       </w:pPr>
       <w:rPr>
+        <w:rFonts w:eastAsia="黑体"/>
         <w:b/>
         <w:bCs/>
         <w:color w:themeColor="background1" w:val="FFFFFF"/>
@@ -7651,6 +8036,7 @@
         <w:spacing w:after="0" w:before="0" w:line="240" w:lineRule="auto"/>
       </w:pPr>
       <w:rPr>
+        <w:rFonts w:eastAsia="黑体"/>
         <w:color w:val="auto"/>
       </w:rPr>
       <w:tblPr/>
@@ -7668,6 +8054,7 @@
     </w:tblStylePr>
     <w:tblStylePr w:type="firstCol">
       <w:rPr>
+        <w:rFonts w:eastAsia="黑体"/>
         <w:b/>
         <w:bCs/>
         <w:color w:themeColor="background1" w:val="FFFFFF"/>
@@ -7687,6 +8074,7 @@
     </w:tblStylePr>
     <w:tblStylePr w:type="lastCol">
       <w:rPr>
+        <w:rFonts w:eastAsia="黑体"/>
         <w:b/>
         <w:bCs/>
         <w:color w:themeColor="background1" w:val="FFFFFF"/>
@@ -7735,6 +8123,7 @@
     </w:tblStylePr>
     <w:tblStylePr w:type="nwCell">
       <w:rPr>
+        <w:rFonts w:eastAsia="黑体"/>
         <w:color w:themeColor="background1" w:val="FFFFFF"/>
       </w:rPr>
       <w:tblPr/>
@@ -7778,6 +8167,7 @@
         <w:spacing w:after="0" w:before="0" w:line="240" w:lineRule="auto"/>
       </w:pPr>
       <w:rPr>
+        <w:rFonts w:eastAsia="黑体"/>
         <w:b/>
         <w:bCs/>
         <w:color w:themeColor="background1" w:val="FFFFFF"/>
@@ -7800,6 +8190,7 @@
         <w:spacing w:after="0" w:before="0" w:line="240" w:lineRule="auto"/>
       </w:pPr>
       <w:rPr>
+        <w:rFonts w:eastAsia="黑体"/>
         <w:color w:val="auto"/>
       </w:rPr>
       <w:tblPr/>
@@ -7817,6 +8208,7 @@
     </w:tblStylePr>
     <w:tblStylePr w:type="firstCol">
       <w:rPr>
+        <w:rFonts w:eastAsia="黑体"/>
         <w:b/>
         <w:bCs/>
         <w:color w:themeColor="background1" w:val="FFFFFF"/>
@@ -7836,6 +8228,7 @@
     </w:tblStylePr>
     <w:tblStylePr w:type="lastCol">
       <w:rPr>
+        <w:rFonts w:eastAsia="黑体"/>
         <w:b/>
         <w:bCs/>
         <w:color w:themeColor="background1" w:val="FFFFFF"/>
@@ -7884,6 +8277,7 @@
     </w:tblStylePr>
     <w:tblStylePr w:type="nwCell">
       <w:rPr>
+        <w:rFonts w:eastAsia="黑体"/>
         <w:color w:themeColor="background1" w:val="FFFFFF"/>
       </w:rPr>
       <w:tblPr/>
@@ -7927,6 +8321,7 @@
         <w:spacing w:after="0" w:before="0" w:line="240" w:lineRule="auto"/>
       </w:pPr>
       <w:rPr>
+        <w:rFonts w:eastAsia="黑体"/>
         <w:b/>
         <w:bCs/>
         <w:color w:themeColor="background1" w:val="FFFFFF"/>
@@ -7949,6 +8344,7 @@
         <w:spacing w:after="0" w:before="0" w:line="240" w:lineRule="auto"/>
       </w:pPr>
       <w:rPr>
+        <w:rFonts w:eastAsia="黑体"/>
         <w:color w:val="auto"/>
       </w:rPr>
       <w:tblPr/>
@@ -7966,6 +8362,7 @@
     </w:tblStylePr>
     <w:tblStylePr w:type="firstCol">
       <w:rPr>
+        <w:rFonts w:eastAsia="黑体"/>
         <w:b/>
         <w:bCs/>
         <w:color w:themeColor="background1" w:val="FFFFFF"/>
@@ -7985,6 +8382,7 @@
     </w:tblStylePr>
     <w:tblStylePr w:type="lastCol">
       <w:rPr>
+        <w:rFonts w:eastAsia="黑体"/>
         <w:b/>
         <w:bCs/>
         <w:color w:themeColor="background1" w:val="FFFFFF"/>
@@ -8033,6 +8431,7 @@
     </w:tblStylePr>
     <w:tblStylePr w:type="nwCell">
       <w:rPr>
+        <w:rFonts w:eastAsia="黑体"/>
         <w:color w:themeColor="background1" w:val="FFFFFF"/>
       </w:rPr>
       <w:tblPr/>
@@ -8076,6 +8475,7 @@
         <w:spacing w:after="0" w:before="0" w:line="240" w:lineRule="auto"/>
       </w:pPr>
       <w:rPr>
+        <w:rFonts w:eastAsia="黑体"/>
         <w:b/>
         <w:bCs/>
         <w:color w:themeColor="background1" w:val="FFFFFF"/>
@@ -8098,6 +8498,7 @@
         <w:spacing w:after="0" w:before="0" w:line="240" w:lineRule="auto"/>
       </w:pPr>
       <w:rPr>
+        <w:rFonts w:eastAsia="黑体"/>
         <w:color w:val="auto"/>
       </w:rPr>
       <w:tblPr/>
@@ -8115,6 +8516,7 @@
     </w:tblStylePr>
     <w:tblStylePr w:type="firstCol">
       <w:rPr>
+        <w:rFonts w:eastAsia="黑体"/>
         <w:b/>
         <w:bCs/>
         <w:color w:themeColor="background1" w:val="FFFFFF"/>
@@ -8134,6 +8536,7 @@
     </w:tblStylePr>
     <w:tblStylePr w:type="lastCol">
       <w:rPr>
+        <w:rFonts w:eastAsia="黑体"/>
         <w:b/>
         <w:bCs/>
         <w:color w:themeColor="background1" w:val="FFFFFF"/>
@@ -8182,6 +8585,7 @@
     </w:tblStylePr>
     <w:tblStylePr w:type="nwCell">
       <w:rPr>
+        <w:rFonts w:eastAsia="黑体"/>
         <w:color w:themeColor="background1" w:val="FFFFFF"/>
       </w:rPr>
       <w:tblPr/>
@@ -8225,6 +8629,7 @@
         <w:spacing w:after="0" w:before="0" w:line="240" w:lineRule="auto"/>
       </w:pPr>
       <w:rPr>
+        <w:rFonts w:eastAsia="黑体"/>
         <w:b/>
         <w:bCs/>
         <w:color w:themeColor="background1" w:val="FFFFFF"/>
@@ -8247,6 +8652,7 @@
         <w:spacing w:after="0" w:before="0" w:line="240" w:lineRule="auto"/>
       </w:pPr>
       <w:rPr>
+        <w:rFonts w:eastAsia="黑体"/>
         <w:color w:val="auto"/>
       </w:rPr>
       <w:tblPr/>
@@ -8264,6 +8670,7 @@
     </w:tblStylePr>
     <w:tblStylePr w:type="firstCol">
       <w:rPr>
+        <w:rFonts w:eastAsia="黑体"/>
         <w:b/>
         <w:bCs/>
         <w:color w:themeColor="background1" w:val="FFFFFF"/>
@@ -8283,6 +8690,7 @@
     </w:tblStylePr>
     <w:tblStylePr w:type="lastCol">
       <w:rPr>
+        <w:rFonts w:eastAsia="黑体"/>
         <w:b/>
         <w:bCs/>
         <w:color w:themeColor="background1" w:val="FFFFFF"/>
@@ -8331,6 +8739,7 @@
     </w:tblStylePr>
     <w:tblStylePr w:type="nwCell">
       <w:rPr>
+        <w:rFonts w:eastAsia="黑体"/>
         <w:color w:themeColor="background1" w:val="FFFFFF"/>
       </w:rPr>
       <w:tblPr/>
@@ -8374,6 +8783,7 @@
         <w:spacing w:after="0" w:before="0" w:line="240" w:lineRule="auto"/>
       </w:pPr>
       <w:rPr>
+        <w:rFonts w:eastAsia="黑体"/>
         <w:b/>
         <w:bCs/>
         <w:color w:themeColor="background1" w:val="FFFFFF"/>
@@ -8396,6 +8806,7 @@
         <w:spacing w:after="0" w:before="0" w:line="240" w:lineRule="auto"/>
       </w:pPr>
       <w:rPr>
+        <w:rFonts w:eastAsia="黑体"/>
         <w:color w:val="auto"/>
       </w:rPr>
       <w:tblPr/>
@@ -8413,6 +8824,7 @@
     </w:tblStylePr>
     <w:tblStylePr w:type="firstCol">
       <w:rPr>
+        <w:rFonts w:eastAsia="黑体"/>
         <w:b/>
         <w:bCs/>
         <w:color w:themeColor="background1" w:val="FFFFFF"/>
@@ -8432,6 +8844,7 @@
     </w:tblStylePr>
     <w:tblStylePr w:type="lastCol">
       <w:rPr>
+        <w:rFonts w:eastAsia="黑体"/>
         <w:b/>
         <w:bCs/>
         <w:color w:themeColor="background1" w:val="FFFFFF"/>
@@ -8480,6 +8893,7 @@
     </w:tblStylePr>
     <w:tblStylePr w:type="nwCell">
       <w:rPr>
+        <w:rFonts w:eastAsia="黑体"/>
         <w:color w:themeColor="background1" w:val="FFFFFF"/>
       </w:rPr>
       <w:tblPr/>
@@ -8504,6 +8918,7 @@
       <w:spacing w:after="0" w:line="240" w:lineRule="auto"/>
     </w:pPr>
     <w:rPr>
+      <w:rFonts w:eastAsia="黑体"/>
       <w:color w:themeColor="text1" w:val="000000"/>
     </w:rPr>
     <w:tblPr>
@@ -8523,7 +8938,7 @@
     </w:tblPr>
     <w:tblStylePr w:type="firstRow">
       <w:rPr>
-        <w:rFonts w:asciiTheme="majorHAnsi" w:cstheme="majorBidi" w:eastAsiaTheme="majorEastAsia" w:hAnsiTheme="majorHAnsi"/>
+        <w:rFonts w:asciiTheme="majorHAnsi" w:cstheme="majorBidi" w:hAnsiTheme="majorHAnsi" w:eastAsia="黑体"/>
       </w:rPr>
       <w:tblPr/>
       <w:tcPr>
@@ -8535,6 +8950,7 @@
     </w:tblStylePr>
     <w:tblStylePr w:type="lastRow">
       <w:rPr>
+        <w:rFonts w:eastAsia="黑体"/>
         <w:b/>
         <w:bCs/>
         <w:color w:themeColor="text2" w:val="1F497D"/>
@@ -8549,12 +8965,14 @@
     </w:tblStylePr>
     <w:tblStylePr w:type="firstCol">
       <w:rPr>
+        <w:rFonts w:eastAsia="黑体"/>
         <w:b/>
         <w:bCs/>
       </w:rPr>
     </w:tblStylePr>
     <w:tblStylePr w:type="lastCol">
       <w:rPr>
+        <w:rFonts w:eastAsia="黑体"/>
         <w:b/>
         <w:bCs/>
       </w:rPr>
@@ -8588,6 +9006,7 @@
       <w:spacing w:after="0" w:line="240" w:lineRule="auto"/>
     </w:pPr>
     <w:rPr>
+      <w:rFonts w:eastAsia="黑体"/>
       <w:color w:themeColor="text1" w:val="000000"/>
     </w:rPr>
     <w:tblPr>
@@ -8607,7 +9026,7 @@
     </w:tblPr>
     <w:tblStylePr w:type="firstRow">
       <w:rPr>
-        <w:rFonts w:asciiTheme="majorHAnsi" w:cstheme="majorBidi" w:eastAsiaTheme="majorEastAsia" w:hAnsiTheme="majorHAnsi"/>
+        <w:rFonts w:asciiTheme="majorHAnsi" w:cstheme="majorBidi" w:hAnsiTheme="majorHAnsi" w:eastAsia="黑体"/>
       </w:rPr>
       <w:tblPr/>
       <w:tcPr>
@@ -8619,6 +9038,7 @@
     </w:tblStylePr>
     <w:tblStylePr w:type="lastRow">
       <w:rPr>
+        <w:rFonts w:eastAsia="黑体"/>
         <w:b/>
         <w:bCs/>
         <w:color w:themeColor="text2" w:val="1F497D"/>
@@ -8633,12 +9053,14 @@
     </w:tblStylePr>
     <w:tblStylePr w:type="firstCol">
       <w:rPr>
+        <w:rFonts w:eastAsia="黑体"/>
         <w:b/>
         <w:bCs/>
       </w:rPr>
     </w:tblStylePr>
     <w:tblStylePr w:type="lastCol">
       <w:rPr>
+        <w:rFonts w:eastAsia="黑体"/>
         <w:b/>
         <w:bCs/>
       </w:rPr>
@@ -8672,6 +9094,7 @@
       <w:spacing w:after="0" w:line="240" w:lineRule="auto"/>
     </w:pPr>
     <w:rPr>
+      <w:rFonts w:eastAsia="黑体"/>
       <w:color w:themeColor="text1" w:val="000000"/>
     </w:rPr>
     <w:tblPr>
@@ -8691,7 +9114,7 @@
     </w:tblPr>
     <w:tblStylePr w:type="firstRow">
       <w:rPr>
-        <w:rFonts w:asciiTheme="majorHAnsi" w:cstheme="majorBidi" w:eastAsiaTheme="majorEastAsia" w:hAnsiTheme="majorHAnsi"/>
+        <w:rFonts w:asciiTheme="majorHAnsi" w:cstheme="majorBidi" w:hAnsiTheme="majorHAnsi" w:eastAsia="黑体"/>
       </w:rPr>
       <w:tblPr/>
       <w:tcPr>
@@ -8703,6 +9126,7 @@
     </w:tblStylePr>
     <w:tblStylePr w:type="lastRow">
       <w:rPr>
+        <w:rFonts w:eastAsia="黑体"/>
         <w:b/>
         <w:bCs/>
         <w:color w:themeColor="text2" w:val="1F497D"/>
@@ -8717,12 +9141,14 @@
     </w:tblStylePr>
     <w:tblStylePr w:type="firstCol">
       <w:rPr>
+        <w:rFonts w:eastAsia="黑体"/>
         <w:b/>
         <w:bCs/>
       </w:rPr>
     </w:tblStylePr>
     <w:tblStylePr w:type="lastCol">
       <w:rPr>
+        <w:rFonts w:eastAsia="黑体"/>
         <w:b/>
         <w:bCs/>
       </w:rPr>
@@ -8756,6 +9182,7 @@
       <w:spacing w:after="0" w:line="240" w:lineRule="auto"/>
     </w:pPr>
     <w:rPr>
+      <w:rFonts w:eastAsia="黑体"/>
       <w:color w:themeColor="text1" w:val="000000"/>
     </w:rPr>
     <w:tblPr>
@@ -8775,7 +9202,7 @@
     </w:tblPr>
     <w:tblStylePr w:type="firstRow">
       <w:rPr>
-        <w:rFonts w:asciiTheme="majorHAnsi" w:cstheme="majorBidi" w:eastAsiaTheme="majorEastAsia" w:hAnsiTheme="majorHAnsi"/>
+        <w:rFonts w:asciiTheme="majorHAnsi" w:cstheme="majorBidi" w:hAnsiTheme="majorHAnsi" w:eastAsia="黑体"/>
       </w:rPr>
       <w:tblPr/>
       <w:tcPr>
@@ -8787,6 +9214,7 @@
     </w:tblStylePr>
     <w:tblStylePr w:type="lastRow">
       <w:rPr>
+        <w:rFonts w:eastAsia="黑体"/>
         <w:b/>
         <w:bCs/>
         <w:color w:themeColor="text2" w:val="1F497D"/>
@@ -8801,12 +9229,14 @@
     </w:tblStylePr>
     <w:tblStylePr w:type="firstCol">
       <w:rPr>
+        <w:rFonts w:eastAsia="黑体"/>
         <w:b/>
         <w:bCs/>
       </w:rPr>
     </w:tblStylePr>
     <w:tblStylePr w:type="lastCol">
       <w:rPr>
+        <w:rFonts w:eastAsia="黑体"/>
         <w:b/>
         <w:bCs/>
       </w:rPr>
@@ -8840,6 +9270,7 @@
       <w:spacing w:after="0" w:line="240" w:lineRule="auto"/>
     </w:pPr>
     <w:rPr>
+      <w:rFonts w:eastAsia="黑体"/>
       <w:color w:themeColor="text1" w:val="000000"/>
     </w:rPr>
     <w:tblPr>
@@ -8859,7 +9290,7 @@
     </w:tblPr>
     <w:tblStylePr w:type="firstRow">
       <w:rPr>
-        <w:rFonts w:asciiTheme="majorHAnsi" w:cstheme="majorBidi" w:eastAsiaTheme="majorEastAsia" w:hAnsiTheme="majorHAnsi"/>
+        <w:rFonts w:asciiTheme="majorHAnsi" w:cstheme="majorBidi" w:hAnsiTheme="majorHAnsi" w:eastAsia="黑体"/>
       </w:rPr>
       <w:tblPr/>
       <w:tcPr>
@@ -8871,6 +9302,7 @@
     </w:tblStylePr>
     <w:tblStylePr w:type="lastRow">
       <w:rPr>
+        <w:rFonts w:eastAsia="黑体"/>
         <w:b/>
         <w:bCs/>
         <w:color w:themeColor="text2" w:val="1F497D"/>
@@ -8885,12 +9317,14 @@
     </w:tblStylePr>
     <w:tblStylePr w:type="firstCol">
       <w:rPr>
+        <w:rFonts w:eastAsia="黑体"/>
         <w:b/>
         <w:bCs/>
       </w:rPr>
     </w:tblStylePr>
     <w:tblStylePr w:type="lastCol">
       <w:rPr>
+        <w:rFonts w:eastAsia="黑体"/>
         <w:b/>
         <w:bCs/>
       </w:rPr>
@@ -8924,6 +9358,7 @@
       <w:spacing w:after="0" w:line="240" w:lineRule="auto"/>
     </w:pPr>
     <w:rPr>
+      <w:rFonts w:eastAsia="黑体"/>
       <w:color w:themeColor="text1" w:val="000000"/>
     </w:rPr>
     <w:tblPr>
@@ -8943,7 +9378,7 @@
     </w:tblPr>
     <w:tblStylePr w:type="firstRow">
       <w:rPr>
-        <w:rFonts w:asciiTheme="majorHAnsi" w:cstheme="majorBidi" w:eastAsiaTheme="majorEastAsia" w:hAnsiTheme="majorHAnsi"/>
+        <w:rFonts w:asciiTheme="majorHAnsi" w:cstheme="majorBidi" w:hAnsiTheme="majorHAnsi" w:eastAsia="黑体"/>
       </w:rPr>
       <w:tblPr/>
       <w:tcPr>
@@ -8955,6 +9390,7 @@
     </w:tblStylePr>
     <w:tblStylePr w:type="lastRow">
       <w:rPr>
+        <w:rFonts w:eastAsia="黑体"/>
         <w:b/>
         <w:bCs/>
         <w:color w:themeColor="text2" w:val="1F497D"/>
@@ -8969,12 +9405,14 @@
     </w:tblStylePr>
     <w:tblStylePr w:type="firstCol">
       <w:rPr>
+        <w:rFonts w:eastAsia="黑体"/>
         <w:b/>
         <w:bCs/>
       </w:rPr>
     </w:tblStylePr>
     <w:tblStylePr w:type="lastCol">
       <w:rPr>
+        <w:rFonts w:eastAsia="黑体"/>
         <w:b/>
         <w:bCs/>
       </w:rPr>
@@ -9008,6 +9446,7 @@
       <w:spacing w:after="0" w:line="240" w:lineRule="auto"/>
     </w:pPr>
     <w:rPr>
+      <w:rFonts w:eastAsia="黑体"/>
       <w:color w:themeColor="text1" w:val="000000"/>
     </w:rPr>
     <w:tblPr>
@@ -9027,7 +9466,7 @@
     </w:tblPr>
     <w:tblStylePr w:type="firstRow">
       <w:rPr>
-        <w:rFonts w:asciiTheme="majorHAnsi" w:cstheme="majorBidi" w:eastAsiaTheme="majorEastAsia" w:hAnsiTheme="majorHAnsi"/>
+        <w:rFonts w:asciiTheme="majorHAnsi" w:cstheme="majorBidi" w:hAnsiTheme="majorHAnsi" w:eastAsia="黑体"/>
       </w:rPr>
       <w:tblPr/>
       <w:tcPr>
@@ -9039,6 +9478,7 @@
     </w:tblStylePr>
     <w:tblStylePr w:type="lastRow">
       <w:rPr>
+        <w:rFonts w:eastAsia="黑体"/>
         <w:b/>
         <w:bCs/>
         <w:color w:themeColor="text2" w:val="1F497D"/>
@@ -9053,12 +9493,14 @@
     </w:tblStylePr>
     <w:tblStylePr w:type="firstCol">
       <w:rPr>
+        <w:rFonts w:eastAsia="黑体"/>
         <w:b/>
         <w:bCs/>
       </w:rPr>
     </w:tblStylePr>
     <w:tblStylePr w:type="lastCol">
       <w:rPr>
+        <w:rFonts w:eastAsia="黑体"/>
         <w:b/>
         <w:bCs/>
       </w:rPr>
@@ -9092,7 +9534,7 @@
       <w:spacing w:after="0" w:line="240" w:lineRule="auto"/>
     </w:pPr>
     <w:rPr>
-      <w:rFonts w:asciiTheme="majorHAnsi" w:cstheme="majorBidi" w:eastAsiaTheme="majorEastAsia" w:hAnsiTheme="majorHAnsi"/>
+      <w:rFonts w:asciiTheme="majorHAnsi" w:cstheme="majorBidi" w:hAnsiTheme="majorHAnsi" w:eastAsia="黑体"/>
       <w:color w:themeColor="text1" w:val="000000"/>
     </w:rPr>
     <w:tblPr>
@@ -9114,6 +9556,7 @@
     </w:tblPr>
     <w:tblStylePr w:type="firstRow">
       <w:rPr>
+        <w:rFonts w:eastAsia="黑体"/>
         <w:sz w:val="24"/>
         <w:szCs w:val="24"/>
       </w:rPr>
@@ -9220,7 +9663,7 @@
       <w:spacing w:after="0" w:line="240" w:lineRule="auto"/>
     </w:pPr>
     <w:rPr>
-      <w:rFonts w:asciiTheme="majorHAnsi" w:cstheme="majorBidi" w:eastAsiaTheme="majorEastAsia" w:hAnsiTheme="majorHAnsi"/>
+      <w:rFonts w:asciiTheme="majorHAnsi" w:cstheme="majorBidi" w:hAnsiTheme="majorHAnsi" w:eastAsia="黑体"/>
       <w:color w:themeColor="text1" w:val="000000"/>
     </w:rPr>
     <w:tblPr>
@@ -9242,6 +9685,7 @@
     </w:tblPr>
     <w:tblStylePr w:type="firstRow">
       <w:rPr>
+        <w:rFonts w:eastAsia="黑体"/>
         <w:sz w:val="24"/>
         <w:szCs w:val="24"/>
       </w:rPr>
@@ -9348,7 +9792,7 @@
       <w:spacing w:after="0" w:line="240" w:lineRule="auto"/>
     </w:pPr>
     <w:rPr>
-      <w:rFonts w:asciiTheme="majorHAnsi" w:cstheme="majorBidi" w:eastAsiaTheme="majorEastAsia" w:hAnsiTheme="majorHAnsi"/>
+      <w:rFonts w:asciiTheme="majorHAnsi" w:cstheme="majorBidi" w:hAnsiTheme="majorHAnsi" w:eastAsia="黑体"/>
       <w:color w:themeColor="text1" w:val="000000"/>
     </w:rPr>
     <w:tblPr>
@@ -9370,6 +9814,7 @@
     </w:tblPr>
     <w:tblStylePr w:type="firstRow">
       <w:rPr>
+        <w:rFonts w:eastAsia="黑体"/>
         <w:sz w:val="24"/>
         <w:szCs w:val="24"/>
       </w:rPr>
@@ -9476,7 +9921,7 @@
       <w:spacing w:after="0" w:line="240" w:lineRule="auto"/>
     </w:pPr>
     <w:rPr>
-      <w:rFonts w:asciiTheme="majorHAnsi" w:cstheme="majorBidi" w:eastAsiaTheme="majorEastAsia" w:hAnsiTheme="majorHAnsi"/>
+      <w:rFonts w:asciiTheme="majorHAnsi" w:cstheme="majorBidi" w:hAnsiTheme="majorHAnsi" w:eastAsia="黑体"/>
       <w:color w:themeColor="text1" w:val="000000"/>
     </w:rPr>
     <w:tblPr>
@@ -9498,6 +9943,7 @@
     </w:tblPr>
     <w:tblStylePr w:type="firstRow">
       <w:rPr>
+        <w:rFonts w:eastAsia="黑体"/>
         <w:sz w:val="24"/>
         <w:szCs w:val="24"/>
       </w:rPr>
@@ -9604,7 +10050,7 @@
       <w:spacing w:after="0" w:line="240" w:lineRule="auto"/>
     </w:pPr>
     <w:rPr>
-      <w:rFonts w:asciiTheme="majorHAnsi" w:cstheme="majorBidi" w:eastAsiaTheme="majorEastAsia" w:hAnsiTheme="majorHAnsi"/>
+      <w:rFonts w:asciiTheme="majorHAnsi" w:cstheme="majorBidi" w:hAnsiTheme="majorHAnsi" w:eastAsia="黑体"/>
       <w:color w:themeColor="text1" w:val="000000"/>
     </w:rPr>
     <w:tblPr>
@@ -9626,6 +10072,7 @@
     </w:tblPr>
     <w:tblStylePr w:type="firstRow">
       <w:rPr>
+        <w:rFonts w:eastAsia="黑体"/>
         <w:sz w:val="24"/>
         <w:szCs w:val="24"/>
       </w:rPr>
@@ -9732,7 +10179,7 @@
       <w:spacing w:after="0" w:line="240" w:lineRule="auto"/>
     </w:pPr>
     <w:rPr>
-      <w:rFonts w:asciiTheme="majorHAnsi" w:cstheme="majorBidi" w:eastAsiaTheme="majorEastAsia" w:hAnsiTheme="majorHAnsi"/>
+      <w:rFonts w:asciiTheme="majorHAnsi" w:cstheme="majorBidi" w:hAnsiTheme="majorHAnsi" w:eastAsia="黑体"/>
       <w:color w:themeColor="text1" w:val="000000"/>
     </w:rPr>
     <w:tblPr>
@@ -9754,6 +10201,7 @@
     </w:tblPr>
     <w:tblStylePr w:type="firstRow">
       <w:rPr>
+        <w:rFonts w:eastAsia="黑体"/>
         <w:sz w:val="24"/>
         <w:szCs w:val="24"/>
       </w:rPr>
@@ -9860,7 +10308,7 @@
       <w:spacing w:after="0" w:line="240" w:lineRule="auto"/>
     </w:pPr>
     <w:rPr>
-      <w:rFonts w:asciiTheme="majorHAnsi" w:cstheme="majorBidi" w:eastAsiaTheme="majorEastAsia" w:hAnsiTheme="majorHAnsi"/>
+      <w:rFonts w:asciiTheme="majorHAnsi" w:cstheme="majorBidi" w:hAnsiTheme="majorHAnsi" w:eastAsia="黑体"/>
       <w:color w:themeColor="text1" w:val="000000"/>
     </w:rPr>
     <w:tblPr>
@@ -9882,6 +10330,7 @@
     </w:tblPr>
     <w:tblStylePr w:type="firstRow">
       <w:rPr>
+        <w:rFonts w:eastAsia="黑体"/>
         <w:sz w:val="24"/>
         <w:szCs w:val="24"/>
       </w:rPr>
@@ -10011,12 +10460,14 @@
     </w:tcPr>
     <w:tblStylePr w:type="firstRow">
       <w:rPr>
+        <w:rFonts w:eastAsia="黑体"/>
         <w:b/>
         <w:bCs/>
       </w:rPr>
     </w:tblStylePr>
     <w:tblStylePr w:type="lastRow">
       <w:rPr>
+        <w:rFonts w:eastAsia="黑体"/>
         <w:b/>
         <w:bCs/>
       </w:rPr>
@@ -10029,12 +10480,14 @@
     </w:tblStylePr>
     <w:tblStylePr w:type="firstCol">
       <w:rPr>
+        <w:rFonts w:eastAsia="黑体"/>
         <w:b/>
         <w:bCs/>
       </w:rPr>
     </w:tblStylePr>
     <w:tblStylePr w:type="lastCol">
       <w:rPr>
+        <w:rFonts w:eastAsia="黑体"/>
         <w:b/>
         <w:bCs/>
       </w:rPr>
@@ -10084,12 +10537,14 @@
     </w:tcPr>
     <w:tblStylePr w:type="firstRow">
       <w:rPr>
+        <w:rFonts w:eastAsia="黑体"/>
         <w:b/>
         <w:bCs/>
       </w:rPr>
     </w:tblStylePr>
     <w:tblStylePr w:type="lastRow">
       <w:rPr>
+        <w:rFonts w:eastAsia="黑体"/>
         <w:b/>
         <w:bCs/>
       </w:rPr>
@@ -10102,12 +10557,14 @@
     </w:tblStylePr>
     <w:tblStylePr w:type="firstCol">
       <w:rPr>
+        <w:rFonts w:eastAsia="黑体"/>
         <w:b/>
         <w:bCs/>
       </w:rPr>
     </w:tblStylePr>
     <w:tblStylePr w:type="lastCol">
       <w:rPr>
+        <w:rFonts w:eastAsia="黑体"/>
         <w:b/>
         <w:bCs/>
       </w:rPr>
@@ -10157,12 +10614,14 @@
     </w:tcPr>
     <w:tblStylePr w:type="firstRow">
       <w:rPr>
+        <w:rFonts w:eastAsia="黑体"/>
         <w:b/>
         <w:bCs/>
       </w:rPr>
     </w:tblStylePr>
     <w:tblStylePr w:type="lastRow">
       <w:rPr>
+        <w:rFonts w:eastAsia="黑体"/>
         <w:b/>
         <w:bCs/>
       </w:rPr>
@@ -10175,12 +10634,14 @@
     </w:tblStylePr>
     <w:tblStylePr w:type="firstCol">
       <w:rPr>
+        <w:rFonts w:eastAsia="黑体"/>
         <w:b/>
         <w:bCs/>
       </w:rPr>
     </w:tblStylePr>
     <w:tblStylePr w:type="lastCol">
       <w:rPr>
+        <w:rFonts w:eastAsia="黑体"/>
         <w:b/>
         <w:bCs/>
       </w:rPr>
@@ -10230,12 +10691,14 @@
     </w:tcPr>
     <w:tblStylePr w:type="firstRow">
       <w:rPr>
+        <w:rFonts w:eastAsia="黑体"/>
         <w:b/>
         <w:bCs/>
       </w:rPr>
     </w:tblStylePr>
     <w:tblStylePr w:type="lastRow">
       <w:rPr>
+        <w:rFonts w:eastAsia="黑体"/>
         <w:b/>
         <w:bCs/>
       </w:rPr>
@@ -10248,12 +10711,14 @@
     </w:tblStylePr>
     <w:tblStylePr w:type="firstCol">
       <w:rPr>
+        <w:rFonts w:eastAsia="黑体"/>
         <w:b/>
         <w:bCs/>
       </w:rPr>
     </w:tblStylePr>
     <w:tblStylePr w:type="lastCol">
       <w:rPr>
+        <w:rFonts w:eastAsia="黑体"/>
         <w:b/>
         <w:bCs/>
       </w:rPr>
@@ -10303,12 +10768,14 @@
     </w:tcPr>
     <w:tblStylePr w:type="firstRow">
       <w:rPr>
+        <w:rFonts w:eastAsia="黑体"/>
         <w:b/>
         <w:bCs/>
       </w:rPr>
     </w:tblStylePr>
     <w:tblStylePr w:type="lastRow">
       <w:rPr>
+        <w:rFonts w:eastAsia="黑体"/>
         <w:b/>
         <w:bCs/>
       </w:rPr>
@@ -10321,12 +10788,14 @@
     </w:tblStylePr>
     <w:tblStylePr w:type="firstCol">
       <w:rPr>
+        <w:rFonts w:eastAsia="黑体"/>
         <w:b/>
         <w:bCs/>
       </w:rPr>
     </w:tblStylePr>
     <w:tblStylePr w:type="lastCol">
       <w:rPr>
+        <w:rFonts w:eastAsia="黑体"/>
         <w:b/>
         <w:bCs/>
       </w:rPr>
@@ -10376,12 +10845,14 @@
     </w:tcPr>
     <w:tblStylePr w:type="firstRow">
       <w:rPr>
+        <w:rFonts w:eastAsia="黑体"/>
         <w:b/>
         <w:bCs/>
       </w:rPr>
     </w:tblStylePr>
     <w:tblStylePr w:type="lastRow">
       <w:rPr>
+        <w:rFonts w:eastAsia="黑体"/>
         <w:b/>
         <w:bCs/>
       </w:rPr>
@@ -10394,12 +10865,14 @@
     </w:tblStylePr>
     <w:tblStylePr w:type="firstCol">
       <w:rPr>
+        <w:rFonts w:eastAsia="黑体"/>
         <w:b/>
         <w:bCs/>
       </w:rPr>
     </w:tblStylePr>
     <w:tblStylePr w:type="lastCol">
       <w:rPr>
+        <w:rFonts w:eastAsia="黑体"/>
         <w:b/>
         <w:bCs/>
       </w:rPr>
@@ -10449,12 +10922,14 @@
     </w:tcPr>
     <w:tblStylePr w:type="firstRow">
       <w:rPr>
+        <w:rFonts w:eastAsia="黑体"/>
         <w:b/>
         <w:bCs/>
       </w:rPr>
     </w:tblStylePr>
     <w:tblStylePr w:type="lastRow">
       <w:rPr>
+        <w:rFonts w:eastAsia="黑体"/>
         <w:b/>
         <w:bCs/>
       </w:rPr>
@@ -10467,12 +10942,14 @@
     </w:tblStylePr>
     <w:tblStylePr w:type="firstCol">
       <w:rPr>
+        <w:rFonts w:eastAsia="黑体"/>
         <w:b/>
         <w:bCs/>
       </w:rPr>
     </w:tblStylePr>
     <w:tblStylePr w:type="lastCol">
       <w:rPr>
+        <w:rFonts w:eastAsia="黑体"/>
         <w:b/>
         <w:bCs/>
       </w:rPr>
@@ -10499,7 +10976,7 @@
       <w:spacing w:after="0" w:line="240" w:lineRule="auto"/>
     </w:pPr>
     <w:rPr>
-      <w:rFonts w:asciiTheme="majorHAnsi" w:cstheme="majorBidi" w:eastAsiaTheme="majorEastAsia" w:hAnsiTheme="majorHAnsi"/>
+      <w:rFonts w:asciiTheme="majorHAnsi" w:cstheme="majorBidi" w:hAnsiTheme="majorHAnsi" w:eastAsia="黑体"/>
       <w:color w:themeColor="text1" w:val="000000"/>
     </w:rPr>
     <w:tblPr>
@@ -10526,6 +11003,7 @@
     </w:tcPr>
     <w:tblStylePr w:type="firstRow">
       <w:rPr>
+        <w:rFonts w:eastAsia="黑体"/>
         <w:b/>
         <w:bCs/>
         <w:color w:themeColor="text1" w:val="000000"/>
@@ -10537,6 +11015,7 @@
     </w:tblStylePr>
     <w:tblStylePr w:type="lastRow">
       <w:rPr>
+        <w:rFonts w:eastAsia="黑体"/>
         <w:b/>
         <w:bCs/>
         <w:color w:themeColor="text1" w:val="000000"/>
@@ -10556,6 +11035,7 @@
     </w:tblStylePr>
     <w:tblStylePr w:type="firstCol">
       <w:rPr>
+        <w:rFonts w:eastAsia="黑体"/>
         <w:b/>
         <w:bCs/>
         <w:color w:themeColor="text1" w:val="000000"/>
@@ -10575,6 +11055,7 @@
     </w:tblStylePr>
     <w:tblStylePr w:type="lastCol">
       <w:rPr>
+        <w:rFonts w:eastAsia="黑体"/>
         <w:b w:val="0"/>
         <w:bCs w:val="0"/>
         <w:color w:themeColor="text1" w:val="000000"/>
@@ -10624,7 +11105,7 @@
       <w:spacing w:after="0" w:line="240" w:lineRule="auto"/>
     </w:pPr>
     <w:rPr>
-      <w:rFonts w:asciiTheme="majorHAnsi" w:cstheme="majorBidi" w:eastAsiaTheme="majorEastAsia" w:hAnsiTheme="majorHAnsi"/>
+      <w:rFonts w:asciiTheme="majorHAnsi" w:cstheme="majorBidi" w:hAnsiTheme="majorHAnsi" w:eastAsia="黑体"/>
       <w:color w:themeColor="text1" w:val="000000"/>
     </w:rPr>
     <w:tblPr>
@@ -10651,6 +11132,7 @@
     </w:tcPr>
     <w:tblStylePr w:type="firstRow">
       <w:rPr>
+        <w:rFonts w:eastAsia="黑体"/>
         <w:b/>
         <w:bCs/>
         <w:color w:themeColor="text1" w:val="000000"/>
@@ -10662,6 +11144,7 @@
     </w:tblStylePr>
     <w:tblStylePr w:type="lastRow">
       <w:rPr>
+        <w:rFonts w:eastAsia="黑体"/>
         <w:b/>
         <w:bCs/>
         <w:color w:themeColor="text1" w:val="000000"/>
@@ -10681,6 +11164,7 @@
     </w:tblStylePr>
     <w:tblStylePr w:type="firstCol">
       <w:rPr>
+        <w:rFonts w:eastAsia="黑体"/>
         <w:b/>
         <w:bCs/>
         <w:color w:themeColor="text1" w:val="000000"/>
@@ -10700,6 +11184,7 @@
     </w:tblStylePr>
     <w:tblStylePr w:type="lastCol">
       <w:rPr>
+        <w:rFonts w:eastAsia="黑体"/>
         <w:b w:val="0"/>
         <w:bCs w:val="0"/>
         <w:color w:themeColor="text1" w:val="000000"/>
@@ -10749,7 +11234,7 @@
       <w:spacing w:after="0" w:line="240" w:lineRule="auto"/>
     </w:pPr>
     <w:rPr>
-      <w:rFonts w:asciiTheme="majorHAnsi" w:cstheme="majorBidi" w:eastAsiaTheme="majorEastAsia" w:hAnsiTheme="majorHAnsi"/>
+      <w:rFonts w:asciiTheme="majorHAnsi" w:cstheme="majorBidi" w:hAnsiTheme="majorHAnsi" w:eastAsia="黑体"/>
       <w:color w:themeColor="text1" w:val="000000"/>
     </w:rPr>
     <w:tblPr>
@@ -10776,6 +11261,7 @@
     </w:tcPr>
     <w:tblStylePr w:type="firstRow">
       <w:rPr>
+        <w:rFonts w:eastAsia="黑体"/>
         <w:b/>
         <w:bCs/>
         <w:color w:themeColor="text1" w:val="000000"/>
@@ -10787,6 +11273,7 @@
     </w:tblStylePr>
     <w:tblStylePr w:type="lastRow">
       <w:rPr>
+        <w:rFonts w:eastAsia="黑体"/>
         <w:b/>
         <w:bCs/>
         <w:color w:themeColor="text1" w:val="000000"/>
@@ -10806,6 +11293,7 @@
     </w:tblStylePr>
     <w:tblStylePr w:type="firstCol">
       <w:rPr>
+        <w:rFonts w:eastAsia="黑体"/>
         <w:b/>
         <w:bCs/>
         <w:color w:themeColor="text1" w:val="000000"/>
@@ -10825,6 +11313,7 @@
     </w:tblStylePr>
     <w:tblStylePr w:type="lastCol">
       <w:rPr>
+        <w:rFonts w:eastAsia="黑体"/>
         <w:b w:val="0"/>
         <w:bCs w:val="0"/>
         <w:color w:themeColor="text1" w:val="000000"/>
@@ -10874,7 +11363,7 @@
       <w:spacing w:after="0" w:line="240" w:lineRule="auto"/>
     </w:pPr>
     <w:rPr>
-      <w:rFonts w:asciiTheme="majorHAnsi" w:cstheme="majorBidi" w:eastAsiaTheme="majorEastAsia" w:hAnsiTheme="majorHAnsi"/>
+      <w:rFonts w:asciiTheme="majorHAnsi" w:cstheme="majorBidi" w:hAnsiTheme="majorHAnsi" w:eastAsia="黑体"/>
       <w:color w:themeColor="text1" w:val="000000"/>
     </w:rPr>
     <w:tblPr>
@@ -10901,6 +11390,7 @@
     </w:tcPr>
     <w:tblStylePr w:type="firstRow">
       <w:rPr>
+        <w:rFonts w:eastAsia="黑体"/>
         <w:b/>
         <w:bCs/>
         <w:color w:themeColor="text1" w:val="000000"/>
@@ -10912,6 +11402,7 @@
     </w:tblStylePr>
     <w:tblStylePr w:type="lastRow">
       <w:rPr>
+        <w:rFonts w:eastAsia="黑体"/>
         <w:b/>
         <w:bCs/>
         <w:color w:themeColor="text1" w:val="000000"/>
@@ -10931,6 +11422,7 @@
     </w:tblStylePr>
     <w:tblStylePr w:type="firstCol">
       <w:rPr>
+        <w:rFonts w:eastAsia="黑体"/>
         <w:b/>
         <w:bCs/>
         <w:color w:themeColor="text1" w:val="000000"/>
@@ -10950,6 +11442,7 @@
     </w:tblStylePr>
     <w:tblStylePr w:type="lastCol">
       <w:rPr>
+        <w:rFonts w:eastAsia="黑体"/>
         <w:b w:val="0"/>
         <w:bCs w:val="0"/>
         <w:color w:themeColor="text1" w:val="000000"/>
@@ -10999,7 +11492,7 @@
       <w:spacing w:after="0" w:line="240" w:lineRule="auto"/>
     </w:pPr>
     <w:rPr>
-      <w:rFonts w:asciiTheme="majorHAnsi" w:cstheme="majorBidi" w:eastAsiaTheme="majorEastAsia" w:hAnsiTheme="majorHAnsi"/>
+      <w:rFonts w:asciiTheme="majorHAnsi" w:cstheme="majorBidi" w:hAnsiTheme="majorHAnsi" w:eastAsia="黑体"/>
       <w:color w:themeColor="text1" w:val="000000"/>
     </w:rPr>
     <w:tblPr>
@@ -11026,6 +11519,7 @@
     </w:tcPr>
     <w:tblStylePr w:type="firstRow">
       <w:rPr>
+        <w:rFonts w:eastAsia="黑体"/>
         <w:b/>
         <w:bCs/>
         <w:color w:themeColor="text1" w:val="000000"/>
@@ -11037,6 +11531,7 @@
     </w:tblStylePr>
     <w:tblStylePr w:type="lastRow">
       <w:rPr>
+        <w:rFonts w:eastAsia="黑体"/>
         <w:b/>
         <w:bCs/>
         <w:color w:themeColor="text1" w:val="000000"/>
@@ -11056,6 +11551,7 @@
     </w:tblStylePr>
     <w:tblStylePr w:type="firstCol">
       <w:rPr>
+        <w:rFonts w:eastAsia="黑体"/>
         <w:b/>
         <w:bCs/>
         <w:color w:themeColor="text1" w:val="000000"/>
@@ -11075,6 +11571,7 @@
     </w:tblStylePr>
     <w:tblStylePr w:type="lastCol">
       <w:rPr>
+        <w:rFonts w:eastAsia="黑体"/>
         <w:b w:val="0"/>
         <w:bCs w:val="0"/>
         <w:color w:themeColor="text1" w:val="000000"/>
@@ -11124,7 +11621,7 @@
       <w:spacing w:after="0" w:line="240" w:lineRule="auto"/>
     </w:pPr>
     <w:rPr>
-      <w:rFonts w:asciiTheme="majorHAnsi" w:cstheme="majorBidi" w:eastAsiaTheme="majorEastAsia" w:hAnsiTheme="majorHAnsi"/>
+      <w:rFonts w:asciiTheme="majorHAnsi" w:cstheme="majorBidi" w:hAnsiTheme="majorHAnsi" w:eastAsia="黑体"/>
       <w:color w:themeColor="text1" w:val="000000"/>
     </w:rPr>
     <w:tblPr>
@@ -11151,6 +11648,7 @@
     </w:tcPr>
     <w:tblStylePr w:type="firstRow">
       <w:rPr>
+        <w:rFonts w:eastAsia="黑体"/>
         <w:b/>
         <w:bCs/>
         <w:color w:themeColor="text1" w:val="000000"/>
@@ -11162,6 +11660,7 @@
     </w:tblStylePr>
     <w:tblStylePr w:type="lastRow">
       <w:rPr>
+        <w:rFonts w:eastAsia="黑体"/>
         <w:b/>
         <w:bCs/>
         <w:color w:themeColor="text1" w:val="000000"/>
@@ -11181,6 +11680,7 @@
     </w:tblStylePr>
     <w:tblStylePr w:type="firstCol">
       <w:rPr>
+        <w:rFonts w:eastAsia="黑体"/>
         <w:b/>
         <w:bCs/>
         <w:color w:themeColor="text1" w:val="000000"/>
@@ -11200,6 +11700,7 @@
     </w:tblStylePr>
     <w:tblStylePr w:type="lastCol">
       <w:rPr>
+        <w:rFonts w:eastAsia="黑体"/>
         <w:b w:val="0"/>
         <w:bCs w:val="0"/>
         <w:color w:themeColor="text1" w:val="000000"/>
@@ -11249,7 +11750,7 @@
       <w:spacing w:after="0" w:line="240" w:lineRule="auto"/>
     </w:pPr>
     <w:rPr>
-      <w:rFonts w:asciiTheme="majorHAnsi" w:cstheme="majorBidi" w:eastAsiaTheme="majorEastAsia" w:hAnsiTheme="majorHAnsi"/>
+      <w:rFonts w:asciiTheme="majorHAnsi" w:cstheme="majorBidi" w:hAnsiTheme="majorHAnsi" w:eastAsia="黑体"/>
       <w:color w:themeColor="text1" w:val="000000"/>
     </w:rPr>
     <w:tblPr>
@@ -11276,6 +11777,7 @@
     </w:tcPr>
     <w:tblStylePr w:type="firstRow">
       <w:rPr>
+        <w:rFonts w:eastAsia="黑体"/>
         <w:b/>
         <w:bCs/>
         <w:color w:themeColor="text1" w:val="000000"/>
@@ -11287,6 +11789,7 @@
     </w:tblStylePr>
     <w:tblStylePr w:type="lastRow">
       <w:rPr>
+        <w:rFonts w:eastAsia="黑体"/>
         <w:b/>
         <w:bCs/>
         <w:color w:themeColor="text1" w:val="000000"/>
@@ -11306,6 +11809,7 @@
     </w:tblStylePr>
     <w:tblStylePr w:type="firstCol">
       <w:rPr>
+        <w:rFonts w:eastAsia="黑体"/>
         <w:b/>
         <w:bCs/>
         <w:color w:themeColor="text1" w:val="000000"/>
@@ -11325,6 +11829,7 @@
     </w:tblStylePr>
     <w:tblStylePr w:type="lastCol">
       <w:rPr>
+        <w:rFonts w:eastAsia="黑体"/>
         <w:b w:val="0"/>
         <w:bCs w:val="0"/>
         <w:color w:themeColor="text1" w:val="000000"/>
@@ -11397,6 +11902,7 @@
     </w:tcPr>
     <w:tblStylePr w:type="firstRow">
       <w:rPr>
+        <w:rFonts w:eastAsia="黑体"/>
         <w:b/>
         <w:bCs/>
         <w:i w:val="0"/>
@@ -11418,6 +11924,7 @@
     </w:tblStylePr>
     <w:tblStylePr w:type="lastRow">
       <w:rPr>
+        <w:rFonts w:eastAsia="黑体"/>
         <w:b/>
         <w:bCs/>
         <w:i w:val="0"/>
@@ -11439,6 +11946,7 @@
     </w:tblStylePr>
     <w:tblStylePr w:type="firstCol">
       <w:rPr>
+        <w:rFonts w:eastAsia="黑体"/>
         <w:b/>
         <w:bCs/>
         <w:i w:val="0"/>
@@ -11458,6 +11966,7 @@
     </w:tblStylePr>
     <w:tblStylePr w:type="lastCol">
       <w:rPr>
+        <w:rFonts w:eastAsia="黑体"/>
         <w:b/>
         <w:bCs/>
         <w:i w:val="0"/>
@@ -11538,6 +12047,7 @@
     </w:tcPr>
     <w:tblStylePr w:type="firstRow">
       <w:rPr>
+        <w:rFonts w:eastAsia="黑体"/>
         <w:b/>
         <w:bCs/>
         <w:i w:val="0"/>
@@ -11559,6 +12069,7 @@
     </w:tblStylePr>
     <w:tblStylePr w:type="lastRow">
       <w:rPr>
+        <w:rFonts w:eastAsia="黑体"/>
         <w:b/>
         <w:bCs/>
         <w:i w:val="0"/>
@@ -11580,6 +12091,7 @@
     </w:tblStylePr>
     <w:tblStylePr w:type="firstCol">
       <w:rPr>
+        <w:rFonts w:eastAsia="黑体"/>
         <w:b/>
         <w:bCs/>
         <w:i w:val="0"/>
@@ -11599,6 +12111,7 @@
     </w:tblStylePr>
     <w:tblStylePr w:type="lastCol">
       <w:rPr>
+        <w:rFonts w:eastAsia="黑体"/>
         <w:b/>
         <w:bCs/>
         <w:i w:val="0"/>
@@ -11679,6 +12192,7 @@
     </w:tcPr>
     <w:tblStylePr w:type="firstRow">
       <w:rPr>
+        <w:rFonts w:eastAsia="黑体"/>
         <w:b/>
         <w:bCs/>
         <w:i w:val="0"/>
@@ -11700,6 +12214,7 @@
     </w:tblStylePr>
     <w:tblStylePr w:type="lastRow">
       <w:rPr>
+        <w:rFonts w:eastAsia="黑体"/>
         <w:b/>
         <w:bCs/>
         <w:i w:val="0"/>
@@ -11721,6 +12236,7 @@
     </w:tblStylePr>
     <w:tblStylePr w:type="firstCol">
       <w:rPr>
+        <w:rFonts w:eastAsia="黑体"/>
         <w:b/>
         <w:bCs/>
         <w:i w:val="0"/>
@@ -11740,6 +12256,7 @@
     </w:tblStylePr>
     <w:tblStylePr w:type="lastCol">
       <w:rPr>
+        <w:rFonts w:eastAsia="黑体"/>
         <w:b/>
         <w:bCs/>
         <w:i w:val="0"/>
@@ -11820,6 +12337,7 @@
     </w:tcPr>
     <w:tblStylePr w:type="firstRow">
       <w:rPr>
+        <w:rFonts w:eastAsia="黑体"/>
         <w:b/>
         <w:bCs/>
         <w:i w:val="0"/>
@@ -11841,6 +12359,7 @@
     </w:tblStylePr>
     <w:tblStylePr w:type="lastRow">
       <w:rPr>
+        <w:rFonts w:eastAsia="黑体"/>
         <w:b/>
         <w:bCs/>
         <w:i w:val="0"/>
@@ -11862,6 +12381,7 @@
     </w:tblStylePr>
     <w:tblStylePr w:type="firstCol">
       <w:rPr>
+        <w:rFonts w:eastAsia="黑体"/>
         <w:b/>
         <w:bCs/>
         <w:i w:val="0"/>
@@ -11881,6 +12401,7 @@
     </w:tblStylePr>
     <w:tblStylePr w:type="lastCol">
       <w:rPr>
+        <w:rFonts w:eastAsia="黑体"/>
         <w:b/>
         <w:bCs/>
         <w:i w:val="0"/>
@@ -11961,6 +12482,7 @@
     </w:tcPr>
     <w:tblStylePr w:type="firstRow">
       <w:rPr>
+        <w:rFonts w:eastAsia="黑体"/>
         <w:b/>
         <w:bCs/>
         <w:i w:val="0"/>
@@ -11982,6 +12504,7 @@
     </w:tblStylePr>
     <w:tblStylePr w:type="lastRow">
       <w:rPr>
+        <w:rFonts w:eastAsia="黑体"/>
         <w:b/>
         <w:bCs/>
         <w:i w:val="0"/>
@@ -12003,6 +12526,7 @@
     </w:tblStylePr>
     <w:tblStylePr w:type="firstCol">
       <w:rPr>
+        <w:rFonts w:eastAsia="黑体"/>
         <w:b/>
         <w:bCs/>
         <w:i w:val="0"/>
@@ -12022,6 +12546,7 @@
     </w:tblStylePr>
     <w:tblStylePr w:type="lastCol">
       <w:rPr>
+        <w:rFonts w:eastAsia="黑体"/>
         <w:b/>
         <w:bCs/>
         <w:i w:val="0"/>
@@ -12102,6 +12627,7 @@
     </w:tcPr>
     <w:tblStylePr w:type="firstRow">
       <w:rPr>
+        <w:rFonts w:eastAsia="黑体"/>
         <w:b/>
         <w:bCs/>
         <w:i w:val="0"/>
@@ -12123,6 +12649,7 @@
     </w:tblStylePr>
     <w:tblStylePr w:type="lastRow">
       <w:rPr>
+        <w:rFonts w:eastAsia="黑体"/>
         <w:b/>
         <w:bCs/>
         <w:i w:val="0"/>
@@ -12144,6 +12671,7 @@
     </w:tblStylePr>
     <w:tblStylePr w:type="firstCol">
       <w:rPr>
+        <w:rFonts w:eastAsia="黑体"/>
         <w:b/>
         <w:bCs/>
         <w:i w:val="0"/>
@@ -12163,6 +12691,7 @@
     </w:tblStylePr>
     <w:tblStylePr w:type="lastCol">
       <w:rPr>
+        <w:rFonts w:eastAsia="黑体"/>
         <w:b/>
         <w:bCs/>
         <w:i w:val="0"/>
@@ -12243,6 +12772,7 @@
     </w:tcPr>
     <w:tblStylePr w:type="firstRow">
       <w:rPr>
+        <w:rFonts w:eastAsia="黑体"/>
         <w:b/>
         <w:bCs/>
         <w:i w:val="0"/>
@@ -12264,6 +12794,7 @@
     </w:tblStylePr>
     <w:tblStylePr w:type="lastRow">
       <w:rPr>
+        <w:rFonts w:eastAsia="黑体"/>
         <w:b/>
         <w:bCs/>
         <w:i w:val="0"/>
@@ -12285,6 +12816,7 @@
     </w:tblStylePr>
     <w:tblStylePr w:type="firstCol">
       <w:rPr>
+        <w:rFonts w:eastAsia="黑体"/>
         <w:b/>
         <w:bCs/>
         <w:i w:val="0"/>
@@ -12304,6 +12836,7 @@
     </w:tblStylePr>
     <w:tblStylePr w:type="lastCol">
       <w:rPr>
+        <w:rFonts w:eastAsia="黑体"/>
         <w:b/>
         <w:bCs/>
         <w:i w:val="0"/>
@@ -12361,6 +12894,7 @@
       <w:spacing w:after="0" w:line="240" w:lineRule="auto"/>
     </w:pPr>
     <w:rPr>
+      <w:rFonts w:eastAsia="黑体"/>
       <w:color w:themeColor="background1" w:val="FFFFFF"/>
     </w:rPr>
     <w:tblPr>
@@ -12379,6 +12913,7 @@
     </w:tcPr>
     <w:tblStylePr w:type="firstRow">
       <w:rPr>
+        <w:rFonts w:eastAsia="黑体"/>
         <w:b/>
         <w:bCs/>
       </w:rPr>
@@ -12475,6 +13010,7 @@
       <w:spacing w:after="0" w:line="240" w:lineRule="auto"/>
     </w:pPr>
     <w:rPr>
+      <w:rFonts w:eastAsia="黑体"/>
       <w:color w:themeColor="background1" w:val="FFFFFF"/>
     </w:rPr>
     <w:tblPr>
@@ -12493,6 +13029,7 @@
     </w:tcPr>
     <w:tblStylePr w:type="firstRow">
       <w:rPr>
+        <w:rFonts w:eastAsia="黑体"/>
         <w:b/>
         <w:bCs/>
       </w:rPr>
@@ -12589,6 +13126,7 @@
       <w:spacing w:after="0" w:line="240" w:lineRule="auto"/>
     </w:pPr>
     <w:rPr>
+      <w:rFonts w:eastAsia="黑体"/>
       <w:color w:themeColor="background1" w:val="FFFFFF"/>
     </w:rPr>
     <w:tblPr>
@@ -12607,6 +13145,7 @@
     </w:tcPr>
     <w:tblStylePr w:type="firstRow">
       <w:rPr>
+        <w:rFonts w:eastAsia="黑体"/>
         <w:b/>
         <w:bCs/>
       </w:rPr>
@@ -12703,6 +13242,7 @@
       <w:spacing w:after="0" w:line="240" w:lineRule="auto"/>
     </w:pPr>
     <w:rPr>
+      <w:rFonts w:eastAsia="黑体"/>
       <w:color w:themeColor="background1" w:val="FFFFFF"/>
     </w:rPr>
     <w:tblPr>
@@ -12721,6 +13261,7 @@
     </w:tcPr>
     <w:tblStylePr w:type="firstRow">
       <w:rPr>
+        <w:rFonts w:eastAsia="黑体"/>
         <w:b/>
         <w:bCs/>
       </w:rPr>
@@ -12817,6 +13358,7 @@
       <w:spacing w:after="0" w:line="240" w:lineRule="auto"/>
     </w:pPr>
     <w:rPr>
+      <w:rFonts w:eastAsia="黑体"/>
       <w:color w:themeColor="background1" w:val="FFFFFF"/>
     </w:rPr>
     <w:tblPr>
@@ -12835,6 +13377,7 @@
     </w:tcPr>
     <w:tblStylePr w:type="firstRow">
       <w:rPr>
+        <w:rFonts w:eastAsia="黑体"/>
         <w:b/>
         <w:bCs/>
       </w:rPr>
@@ -12931,6 +13474,7 @@
       <w:spacing w:after="0" w:line="240" w:lineRule="auto"/>
     </w:pPr>
     <w:rPr>
+      <w:rFonts w:eastAsia="黑体"/>
       <w:color w:themeColor="background1" w:val="FFFFFF"/>
     </w:rPr>
     <w:tblPr>
@@ -12949,6 +13493,7 @@
     </w:tcPr>
     <w:tblStylePr w:type="firstRow">
       <w:rPr>
+        <w:rFonts w:eastAsia="黑体"/>
         <w:b/>
         <w:bCs/>
       </w:rPr>
@@ -13045,6 +13590,7 @@
       <w:spacing w:after="0" w:line="240" w:lineRule="auto"/>
     </w:pPr>
     <w:rPr>
+      <w:rFonts w:eastAsia="黑体"/>
       <w:color w:themeColor="background1" w:val="FFFFFF"/>
     </w:rPr>
     <w:tblPr>
@@ -13063,6 +13609,7 @@
     </w:tcPr>
     <w:tblStylePr w:type="firstRow">
       <w:rPr>
+        <w:rFonts w:eastAsia="黑体"/>
         <w:b/>
         <w:bCs/>
       </w:rPr>
@@ -13159,6 +13706,7 @@
       <w:spacing w:after="0" w:line="240" w:lineRule="auto"/>
     </w:pPr>
     <w:rPr>
+      <w:rFonts w:eastAsia="黑体"/>
       <w:color w:themeColor="text1" w:val="000000"/>
     </w:rPr>
     <w:tblPr>
@@ -13185,6 +13733,7 @@
     </w:tcPr>
     <w:tblStylePr w:type="firstRow">
       <w:rPr>
+        <w:rFonts w:eastAsia="黑体"/>
         <w:b/>
         <w:bCs/>
       </w:rPr>
@@ -13203,6 +13752,7 @@
     </w:tblStylePr>
     <w:tblStylePr w:type="lastRow">
       <w:rPr>
+        <w:rFonts w:eastAsia="黑体"/>
         <w:b/>
         <w:bCs/>
         <w:color w:themeColor="background1" w:val="FFFFFF"/>
@@ -13217,6 +13767,7 @@
     </w:tblStylePr>
     <w:tblStylePr w:type="firstCol">
       <w:rPr>
+        <w:rFonts w:eastAsia="黑体"/>
         <w:color w:themeColor="background1" w:val="FFFFFF"/>
       </w:rPr>
       <w:tblPr/>
@@ -13234,6 +13785,7 @@
     </w:tblStylePr>
     <w:tblStylePr w:type="lastCol">
       <w:rPr>
+        <w:rFonts w:eastAsia="黑体"/>
         <w:color w:themeColor="background1" w:val="FFFFFF"/>
       </w:rPr>
       <w:tblPr/>
@@ -13263,11 +13815,13 @@
     </w:tblStylePr>
     <w:tblStylePr w:type="neCell">
       <w:rPr>
+        <w:rFonts w:eastAsia="黑体"/>
         <w:color w:themeColor="text1" w:val="000000"/>
       </w:rPr>
     </w:tblStylePr>
     <w:tblStylePr w:type="nwCell">
       <w:rPr>
+        <w:rFonts w:eastAsia="黑体"/>
         <w:color w:themeColor="text1" w:val="000000"/>
       </w:rPr>
     </w:tblStylePr>
@@ -13281,6 +13835,7 @@
       <w:spacing w:after="0" w:line="240" w:lineRule="auto"/>
     </w:pPr>
     <w:rPr>
+      <w:rFonts w:eastAsia="黑体"/>
       <w:color w:themeColor="text1" w:val="000000"/>
     </w:rPr>
     <w:tblPr>
@@ -13307,6 +13862,7 @@
     </w:tcPr>
     <w:tblStylePr w:type="firstRow">
       <w:rPr>
+        <w:rFonts w:eastAsia="黑体"/>
         <w:b/>
         <w:bCs/>
       </w:rPr>
@@ -13325,6 +13881,7 @@
     </w:tblStylePr>
     <w:tblStylePr w:type="lastRow">
       <w:rPr>
+        <w:rFonts w:eastAsia="黑体"/>
         <w:b/>
         <w:bCs/>
         <w:color w:themeColor="background1" w:val="FFFFFF"/>
@@ -13339,6 +13896,7 @@
     </w:tblStylePr>
     <w:tblStylePr w:type="firstCol">
       <w:rPr>
+        <w:rFonts w:eastAsia="黑体"/>
         <w:color w:themeColor="background1" w:val="FFFFFF"/>
       </w:rPr>
       <w:tblPr/>
@@ -13356,6 +13914,7 @@
     </w:tblStylePr>
     <w:tblStylePr w:type="lastCol">
       <w:rPr>
+        <w:rFonts w:eastAsia="黑体"/>
         <w:color w:themeColor="background1" w:val="FFFFFF"/>
       </w:rPr>
       <w:tblPr/>
@@ -13385,11 +13944,13 @@
     </w:tblStylePr>
     <w:tblStylePr w:type="neCell">
       <w:rPr>
+        <w:rFonts w:eastAsia="黑体"/>
         <w:color w:themeColor="text1" w:val="000000"/>
       </w:rPr>
     </w:tblStylePr>
     <w:tblStylePr w:type="nwCell">
       <w:rPr>
+        <w:rFonts w:eastAsia="黑体"/>
         <w:color w:themeColor="text1" w:val="000000"/>
       </w:rPr>
     </w:tblStylePr>
@@ -13403,6 +13964,7 @@
       <w:spacing w:after="0" w:line="240" w:lineRule="auto"/>
     </w:pPr>
     <w:rPr>
+      <w:rFonts w:eastAsia="黑体"/>
       <w:color w:themeColor="text1" w:val="000000"/>
     </w:rPr>
     <w:tblPr>
@@ -13429,6 +13991,7 @@
     </w:tcPr>
     <w:tblStylePr w:type="firstRow">
       <w:rPr>
+        <w:rFonts w:eastAsia="黑体"/>
         <w:b/>
         <w:bCs/>
       </w:rPr>
@@ -13447,6 +14010,7 @@
     </w:tblStylePr>
     <w:tblStylePr w:type="lastRow">
       <w:rPr>
+        <w:rFonts w:eastAsia="黑体"/>
         <w:b/>
         <w:bCs/>
         <w:color w:themeColor="background1" w:val="FFFFFF"/>
@@ -13461,6 +14025,7 @@
     </w:tblStylePr>
     <w:tblStylePr w:type="firstCol">
       <w:rPr>
+        <w:rFonts w:eastAsia="黑体"/>
         <w:color w:themeColor="background1" w:val="FFFFFF"/>
       </w:rPr>
       <w:tblPr/>
@@ -13478,6 +14043,7 @@
     </w:tblStylePr>
     <w:tblStylePr w:type="lastCol">
       <w:rPr>
+        <w:rFonts w:eastAsia="黑体"/>
         <w:color w:themeColor="background1" w:val="FFFFFF"/>
       </w:rPr>
       <w:tblPr/>
@@ -13507,11 +14073,13 @@
     </w:tblStylePr>
     <w:tblStylePr w:type="neCell">
       <w:rPr>
+        <w:rFonts w:eastAsia="黑体"/>
         <w:color w:themeColor="text1" w:val="000000"/>
       </w:rPr>
     </w:tblStylePr>
     <w:tblStylePr w:type="nwCell">
       <w:rPr>
+        <w:rFonts w:eastAsia="黑体"/>
         <w:color w:themeColor="text1" w:val="000000"/>
       </w:rPr>
     </w:tblStylePr>
@@ -13525,6 +14093,7 @@
       <w:spacing w:after="0" w:line="240" w:lineRule="auto"/>
     </w:pPr>
     <w:rPr>
+      <w:rFonts w:eastAsia="黑体"/>
       <w:color w:themeColor="text1" w:val="000000"/>
     </w:rPr>
     <w:tblPr>
@@ -13551,6 +14120,7 @@
     </w:tcPr>
     <w:tblStylePr w:type="firstRow">
       <w:rPr>
+        <w:rFonts w:eastAsia="黑体"/>
         <w:b/>
         <w:bCs/>
       </w:rPr>
@@ -13569,6 +14139,7 @@
     </w:tblStylePr>
     <w:tblStylePr w:type="lastRow">
       <w:rPr>
+        <w:rFonts w:eastAsia="黑体"/>
         <w:b/>
         <w:bCs/>
         <w:color w:themeColor="background1" w:val="FFFFFF"/>
@@ -13583,6 +14154,7 @@
     </w:tblStylePr>
     <w:tblStylePr w:type="firstCol">
       <w:rPr>
+        <w:rFonts w:eastAsia="黑体"/>
         <w:color w:themeColor="background1" w:val="FFFFFF"/>
       </w:rPr>
       <w:tblPr/>
@@ -13600,6 +14172,7 @@
     </w:tblStylePr>
     <w:tblStylePr w:type="lastCol">
       <w:rPr>
+        <w:rFonts w:eastAsia="黑体"/>
         <w:color w:themeColor="background1" w:val="FFFFFF"/>
       </w:rPr>
       <w:tblPr/>
@@ -13637,6 +14210,7 @@
       <w:spacing w:after="0" w:line="240" w:lineRule="auto"/>
     </w:pPr>
     <w:rPr>
+      <w:rFonts w:eastAsia="黑体"/>
       <w:color w:themeColor="text1" w:val="000000"/>
     </w:rPr>
     <w:tblPr>
@@ -13663,6 +14237,7 @@
     </w:tcPr>
     <w:tblStylePr w:type="firstRow">
       <w:rPr>
+        <w:rFonts w:eastAsia="黑体"/>
         <w:b/>
         <w:bCs/>
       </w:rPr>
@@ -13681,6 +14256,7 @@
     </w:tblStylePr>
     <w:tblStylePr w:type="lastRow">
       <w:rPr>
+        <w:rFonts w:eastAsia="黑体"/>
         <w:b/>
         <w:bCs/>
         <w:color w:themeColor="background1" w:val="FFFFFF"/>
@@ -13695,6 +14271,7 @@
     </w:tblStylePr>
     <w:tblStylePr w:type="firstCol">
       <w:rPr>
+        <w:rFonts w:eastAsia="黑体"/>
         <w:color w:themeColor="background1" w:val="FFFFFF"/>
       </w:rPr>
       <w:tblPr/>
@@ -13712,6 +14289,7 @@
     </w:tblStylePr>
     <w:tblStylePr w:type="lastCol">
       <w:rPr>
+        <w:rFonts w:eastAsia="黑体"/>
         <w:color w:themeColor="background1" w:val="FFFFFF"/>
       </w:rPr>
       <w:tblPr/>
@@ -13741,11 +14319,13 @@
     </w:tblStylePr>
     <w:tblStylePr w:type="neCell">
       <w:rPr>
+        <w:rFonts w:eastAsia="黑体"/>
         <w:color w:themeColor="text1" w:val="000000"/>
       </w:rPr>
     </w:tblStylePr>
     <w:tblStylePr w:type="nwCell">
       <w:rPr>
+        <w:rFonts w:eastAsia="黑体"/>
         <w:color w:themeColor="text1" w:val="000000"/>
       </w:rPr>
     </w:tblStylePr>
@@ -13759,6 +14339,7 @@
       <w:spacing w:after="0" w:line="240" w:lineRule="auto"/>
     </w:pPr>
     <w:rPr>
+      <w:rFonts w:eastAsia="黑体"/>
       <w:color w:themeColor="text1" w:val="000000"/>
     </w:rPr>
     <w:tblPr>
@@ -13785,6 +14366,7 @@
     </w:tcPr>
     <w:tblStylePr w:type="firstRow">
       <w:rPr>
+        <w:rFonts w:eastAsia="黑体"/>
         <w:b/>
         <w:bCs/>
       </w:rPr>
@@ -13803,6 +14385,7 @@
     </w:tblStylePr>
     <w:tblStylePr w:type="lastRow">
       <w:rPr>
+        <w:rFonts w:eastAsia="黑体"/>
         <w:b/>
         <w:bCs/>
         <w:color w:themeColor="background1" w:val="FFFFFF"/>
@@ -13817,6 +14400,7 @@
     </w:tblStylePr>
     <w:tblStylePr w:type="firstCol">
       <w:rPr>
+        <w:rFonts w:eastAsia="黑体"/>
         <w:color w:themeColor="background1" w:val="FFFFFF"/>
       </w:rPr>
       <w:tblPr/>
@@ -13834,6 +14418,7 @@
     </w:tblStylePr>
     <w:tblStylePr w:type="lastCol">
       <w:rPr>
+        <w:rFonts w:eastAsia="黑体"/>
         <w:color w:themeColor="background1" w:val="FFFFFF"/>
       </w:rPr>
       <w:tblPr/>
@@ -13863,11 +14448,13 @@
     </w:tblStylePr>
     <w:tblStylePr w:type="neCell">
       <w:rPr>
+        <w:rFonts w:eastAsia="黑体"/>
         <w:color w:themeColor="text1" w:val="000000"/>
       </w:rPr>
     </w:tblStylePr>
     <w:tblStylePr w:type="nwCell">
       <w:rPr>
+        <w:rFonts w:eastAsia="黑体"/>
         <w:color w:themeColor="text1" w:val="000000"/>
       </w:rPr>
     </w:tblStylePr>
@@ -13881,6 +14468,7 @@
       <w:spacing w:after="0" w:line="240" w:lineRule="auto"/>
     </w:pPr>
     <w:rPr>
+      <w:rFonts w:eastAsia="黑体"/>
       <w:color w:themeColor="text1" w:val="000000"/>
     </w:rPr>
     <w:tblPr>
@@ -13907,6 +14495,7 @@
     </w:tcPr>
     <w:tblStylePr w:type="firstRow">
       <w:rPr>
+        <w:rFonts w:eastAsia="黑体"/>
         <w:b/>
         <w:bCs/>
       </w:rPr>
@@ -13925,6 +14514,7 @@
     </w:tblStylePr>
     <w:tblStylePr w:type="lastRow">
       <w:rPr>
+        <w:rFonts w:eastAsia="黑体"/>
         <w:b/>
         <w:bCs/>
         <w:color w:themeColor="background1" w:val="FFFFFF"/>
@@ -13939,6 +14529,7 @@
     </w:tblStylePr>
     <w:tblStylePr w:type="firstCol">
       <w:rPr>
+        <w:rFonts w:eastAsia="黑体"/>
         <w:color w:themeColor="background1" w:val="FFFFFF"/>
       </w:rPr>
       <w:tblPr/>
@@ -13956,6 +14547,7 @@
     </w:tblStylePr>
     <w:tblStylePr w:type="lastCol">
       <w:rPr>
+        <w:rFonts w:eastAsia="黑体"/>
         <w:color w:themeColor="background1" w:val="FFFFFF"/>
       </w:rPr>
       <w:tblPr/>
@@ -13985,11 +14577,13 @@
     </w:tblStylePr>
     <w:tblStylePr w:type="neCell">
       <w:rPr>
+        <w:rFonts w:eastAsia="黑体"/>
         <w:color w:themeColor="text1" w:val="000000"/>
       </w:rPr>
     </w:tblStylePr>
     <w:tblStylePr w:type="nwCell">
       <w:rPr>
+        <w:rFonts w:eastAsia="黑体"/>
         <w:color w:themeColor="text1" w:val="000000"/>
       </w:rPr>
     </w:tblStylePr>
@@ -14003,6 +14597,7 @@
       <w:spacing w:after="0" w:line="240" w:lineRule="auto"/>
     </w:pPr>
     <w:rPr>
+      <w:rFonts w:eastAsia="黑体"/>
       <w:color w:themeColor="text1" w:val="000000"/>
     </w:rPr>
     <w:tblPr>
@@ -14021,6 +14616,7 @@
     </w:tcPr>
     <w:tblStylePr w:type="firstRow">
       <w:rPr>
+        <w:rFonts w:eastAsia="黑体"/>
         <w:b/>
         <w:bCs/>
         <w:color w:themeColor="background1" w:val="FFFFFF"/>
@@ -14035,6 +14631,7 @@
     </w:tblStylePr>
     <w:tblStylePr w:type="lastRow">
       <w:rPr>
+        <w:rFonts w:eastAsia="黑体"/>
         <w:b/>
         <w:bCs/>
         <w:color w:themeColor="accent2" w:themeShade="CC" w:val="9E3A38"/>
@@ -14049,12 +14646,14 @@
     </w:tblStylePr>
     <w:tblStylePr w:type="firstCol">
       <w:rPr>
+        <w:rFonts w:eastAsia="黑体"/>
         <w:b/>
         <w:bCs/>
       </w:rPr>
     </w:tblStylePr>
     <w:tblStylePr w:type="lastCol">
       <w:rPr>
+        <w:rFonts w:eastAsia="黑体"/>
         <w:b/>
         <w:bCs/>
       </w:rPr>
@@ -14089,6 +14688,7 @@
       <w:spacing w:after="0" w:line="240" w:lineRule="auto"/>
     </w:pPr>
     <w:rPr>
+      <w:rFonts w:eastAsia="黑体"/>
       <w:color w:themeColor="text1" w:val="000000"/>
     </w:rPr>
     <w:tblPr>
@@ -14107,6 +14707,7 @@
     </w:tcPr>
     <w:tblStylePr w:type="firstRow">
       <w:rPr>
+        <w:rFonts w:eastAsia="黑体"/>
         <w:b/>
         <w:bCs/>
         <w:color w:themeColor="background1" w:val="FFFFFF"/>
@@ -14121,6 +14722,7 @@
     </w:tblStylePr>
     <w:tblStylePr w:type="lastRow">
       <w:rPr>
+        <w:rFonts w:eastAsia="黑体"/>
         <w:b/>
         <w:bCs/>
         <w:color w:themeColor="accent2" w:themeShade="CC" w:val="9E3A38"/>
@@ -14135,12 +14737,14 @@
     </w:tblStylePr>
     <w:tblStylePr w:type="firstCol">
       <w:rPr>
+        <w:rFonts w:eastAsia="黑体"/>
         <w:b/>
         <w:bCs/>
       </w:rPr>
     </w:tblStylePr>
     <w:tblStylePr w:type="lastCol">
       <w:rPr>
+        <w:rFonts w:eastAsia="黑体"/>
         <w:b/>
         <w:bCs/>
       </w:rPr>
@@ -14175,6 +14779,7 @@
       <w:spacing w:after="0" w:line="240" w:lineRule="auto"/>
     </w:pPr>
     <w:rPr>
+      <w:rFonts w:eastAsia="黑体"/>
       <w:color w:themeColor="text1" w:val="000000"/>
     </w:rPr>
     <w:tblPr>
@@ -14193,6 +14798,7 @@
     </w:tcPr>
     <w:tblStylePr w:type="firstRow">
       <w:rPr>
+        <w:rFonts w:eastAsia="黑体"/>
         <w:b/>
         <w:bCs/>
         <w:color w:themeColor="background1" w:val="FFFFFF"/>
@@ -14207,6 +14813,7 @@
     </w:tblStylePr>
     <w:tblStylePr w:type="lastRow">
       <w:rPr>
+        <w:rFonts w:eastAsia="黑体"/>
         <w:b/>
         <w:bCs/>
         <w:color w:themeColor="accent2" w:themeShade="CC" w:val="9E3A38"/>
@@ -14221,12 +14828,14 @@
     </w:tblStylePr>
     <w:tblStylePr w:type="firstCol">
       <w:rPr>
+        <w:rFonts w:eastAsia="黑体"/>
         <w:b/>
         <w:bCs/>
       </w:rPr>
     </w:tblStylePr>
     <w:tblStylePr w:type="lastCol">
       <w:rPr>
+        <w:rFonts w:eastAsia="黑体"/>
         <w:b/>
         <w:bCs/>
       </w:rPr>
@@ -14261,6 +14870,7 @@
       <w:spacing w:after="0" w:line="240" w:lineRule="auto"/>
     </w:pPr>
     <w:rPr>
+      <w:rFonts w:eastAsia="黑体"/>
       <w:color w:themeColor="text1" w:val="000000"/>
     </w:rPr>
     <w:tblPr>
@@ -14279,6 +14889,7 @@
     </w:tcPr>
     <w:tblStylePr w:type="firstRow">
       <w:rPr>
+        <w:rFonts w:eastAsia="黑体"/>
         <w:b/>
         <w:bCs/>
         <w:color w:themeColor="background1" w:val="FFFFFF"/>
@@ -14293,6 +14904,7 @@
     </w:tblStylePr>
     <w:tblStylePr w:type="lastRow">
       <w:rPr>
+        <w:rFonts w:eastAsia="黑体"/>
         <w:b/>
         <w:bCs/>
         <w:color w:themeColor="accent4" w:themeShade="CC" w:val="664E82"/>
@@ -14307,12 +14919,14 @@
     </w:tblStylePr>
     <w:tblStylePr w:type="firstCol">
       <w:rPr>
+        <w:rFonts w:eastAsia="黑体"/>
         <w:b/>
         <w:bCs/>
       </w:rPr>
     </w:tblStylePr>
     <w:tblStylePr w:type="lastCol">
       <w:rPr>
+        <w:rFonts w:eastAsia="黑体"/>
         <w:b/>
         <w:bCs/>
       </w:rPr>
@@ -14347,6 +14961,7 @@
       <w:spacing w:after="0" w:line="240" w:lineRule="auto"/>
     </w:pPr>
     <w:rPr>
+      <w:rFonts w:eastAsia="黑体"/>
       <w:color w:themeColor="text1" w:val="000000"/>
     </w:rPr>
     <w:tblPr>
@@ -14365,6 +14980,7 @@
     </w:tcPr>
     <w:tblStylePr w:type="firstRow">
       <w:rPr>
+        <w:rFonts w:eastAsia="黑体"/>
         <w:b/>
         <w:bCs/>
         <w:color w:themeColor="background1" w:val="FFFFFF"/>
@@ -14379,6 +14995,7 @@
     </w:tblStylePr>
     <w:tblStylePr w:type="lastRow">
       <w:rPr>
+        <w:rFonts w:eastAsia="黑体"/>
         <w:b/>
         <w:bCs/>
         <w:color w:themeColor="accent3" w:themeShade="CC" w:val="7E9C40"/>
@@ -14393,12 +15010,14 @@
     </w:tblStylePr>
     <w:tblStylePr w:type="firstCol">
       <w:rPr>
+        <w:rFonts w:eastAsia="黑体"/>
         <w:b/>
         <w:bCs/>
       </w:rPr>
     </w:tblStylePr>
     <w:tblStylePr w:type="lastCol">
       <w:rPr>
+        <w:rFonts w:eastAsia="黑体"/>
         <w:b/>
         <w:bCs/>
       </w:rPr>
@@ -14433,6 +15052,7 @@
       <w:spacing w:after="0" w:line="240" w:lineRule="auto"/>
     </w:pPr>
     <w:rPr>
+      <w:rFonts w:eastAsia="黑体"/>
       <w:color w:themeColor="text1" w:val="000000"/>
     </w:rPr>
     <w:tblPr>
@@ -14451,6 +15071,7 @@
     </w:tcPr>
     <w:tblStylePr w:type="firstRow">
       <w:rPr>
+        <w:rFonts w:eastAsia="黑体"/>
         <w:b/>
         <w:bCs/>
         <w:color w:themeColor="background1" w:val="FFFFFF"/>
@@ -14465,6 +15086,7 @@
     </w:tblStylePr>
     <w:tblStylePr w:type="lastRow">
       <w:rPr>
+        <w:rFonts w:eastAsia="黑体"/>
         <w:b/>
         <w:bCs/>
         <w:color w:themeColor="accent6" w:themeShade="CC" w:val="F2730A"/>
@@ -14479,12 +15101,14 @@
     </w:tblStylePr>
     <w:tblStylePr w:type="firstCol">
       <w:rPr>
+        <w:rFonts w:eastAsia="黑体"/>
         <w:b/>
         <w:bCs/>
       </w:rPr>
     </w:tblStylePr>
     <w:tblStylePr w:type="lastCol">
       <w:rPr>
+        <w:rFonts w:eastAsia="黑体"/>
         <w:b/>
         <w:bCs/>
       </w:rPr>
@@ -14519,6 +15143,7 @@
       <w:spacing w:after="0" w:line="240" w:lineRule="auto"/>
     </w:pPr>
     <w:rPr>
+      <w:rFonts w:eastAsia="黑体"/>
       <w:color w:themeColor="text1" w:val="000000"/>
     </w:rPr>
     <w:tblPr>
@@ -14537,6 +15162,7 @@
     </w:tcPr>
     <w:tblStylePr w:type="firstRow">
       <w:rPr>
+        <w:rFonts w:eastAsia="黑体"/>
         <w:b/>
         <w:bCs/>
         <w:color w:themeColor="background1" w:val="FFFFFF"/>
@@ -14551,6 +15177,7 @@
     </w:tblStylePr>
     <w:tblStylePr w:type="lastRow">
       <w:rPr>
+        <w:rFonts w:eastAsia="黑体"/>
         <w:b/>
         <w:bCs/>
         <w:color w:themeColor="accent5" w:themeShade="CC" w:val="348DA5"/>
@@ -14565,12 +15192,14 @@
     </w:tblStylePr>
     <w:tblStylePr w:type="firstCol">
       <w:rPr>
+        <w:rFonts w:eastAsia="黑体"/>
         <w:b/>
         <w:bCs/>
       </w:rPr>
     </w:tblStylePr>
     <w:tblStylePr w:type="lastCol">
       <w:rPr>
+        <w:rFonts w:eastAsia="黑体"/>
         <w:b/>
         <w:bCs/>
       </w:rPr>
@@ -14605,6 +15234,7 @@
       <w:spacing w:after="0" w:line="240" w:lineRule="auto"/>
     </w:pPr>
     <w:rPr>
+      <w:rFonts w:eastAsia="黑体"/>
       <w:color w:themeColor="text1" w:val="000000"/>
     </w:rPr>
     <w:tblPr>
@@ -14626,6 +15256,7 @@
     </w:tcPr>
     <w:tblStylePr w:type="firstRow">
       <w:rPr>
+        <w:rFonts w:eastAsia="黑体"/>
         <w:b/>
         <w:bCs/>
       </w:rPr>
@@ -14636,6 +15267,7 @@
     </w:tblStylePr>
     <w:tblStylePr w:type="lastRow">
       <w:rPr>
+        <w:rFonts w:eastAsia="黑体"/>
         <w:b/>
         <w:bCs/>
         <w:color w:themeColor="text1" w:val="000000"/>
@@ -14647,6 +15279,7 @@
     </w:tblStylePr>
     <w:tblStylePr w:type="firstCol">
       <w:rPr>
+        <w:rFonts w:eastAsia="黑体"/>
         <w:color w:themeColor="background1" w:val="FFFFFF"/>
       </w:rPr>
       <w:tblPr/>
@@ -14656,6 +15289,7 @@
     </w:tblStylePr>
     <w:tblStylePr w:type="lastCol">
       <w:rPr>
+        <w:rFonts w:eastAsia="黑体"/>
         <w:color w:themeColor="background1" w:val="FFFFFF"/>
       </w:rPr>
       <w:tblPr/>
@@ -14685,6 +15319,7 @@
       <w:spacing w:after="0" w:line="240" w:lineRule="auto"/>
     </w:pPr>
     <w:rPr>
+      <w:rFonts w:eastAsia="黑体"/>
       <w:color w:themeColor="text1" w:val="000000"/>
     </w:rPr>
     <w:tblPr>
@@ -14706,6 +15341,7 @@
     </w:tcPr>
     <w:tblStylePr w:type="firstRow">
       <w:rPr>
+        <w:rFonts w:eastAsia="黑体"/>
         <w:b/>
         <w:bCs/>
       </w:rPr>
@@ -14716,6 +15352,7 @@
     </w:tblStylePr>
     <w:tblStylePr w:type="lastRow">
       <w:rPr>
+        <w:rFonts w:eastAsia="黑体"/>
         <w:b/>
         <w:bCs/>
         <w:color w:themeColor="text1" w:val="000000"/>
@@ -14727,6 +15364,7 @@
     </w:tblStylePr>
     <w:tblStylePr w:type="firstCol">
       <w:rPr>
+        <w:rFonts w:eastAsia="黑体"/>
         <w:color w:themeColor="background1" w:val="FFFFFF"/>
       </w:rPr>
       <w:tblPr/>
@@ -14736,6 +15374,7 @@
     </w:tblStylePr>
     <w:tblStylePr w:type="lastCol">
       <w:rPr>
+        <w:rFonts w:eastAsia="黑体"/>
         <w:color w:themeColor="background1" w:val="FFFFFF"/>
       </w:rPr>
       <w:tblPr/>
@@ -14765,6 +15404,7 @@
       <w:spacing w:after="0" w:line="240" w:lineRule="auto"/>
     </w:pPr>
     <w:rPr>
+      <w:rFonts w:eastAsia="黑体"/>
       <w:color w:themeColor="text1" w:val="000000"/>
     </w:rPr>
     <w:tblPr>
@@ -14786,6 +15426,7 @@
     </w:tcPr>
     <w:tblStylePr w:type="firstRow">
       <w:rPr>
+        <w:rFonts w:eastAsia="黑体"/>
         <w:b/>
         <w:bCs/>
       </w:rPr>
@@ -14796,6 +15437,7 @@
     </w:tblStylePr>
     <w:tblStylePr w:type="lastRow">
       <w:rPr>
+        <w:rFonts w:eastAsia="黑体"/>
         <w:b/>
         <w:bCs/>
         <w:color w:themeColor="text1" w:val="000000"/>
@@ -14807,6 +15449,7 @@
     </w:tblStylePr>
     <w:tblStylePr w:type="firstCol">
       <w:rPr>
+        <w:rFonts w:eastAsia="黑体"/>
         <w:color w:themeColor="background1" w:val="FFFFFF"/>
       </w:rPr>
       <w:tblPr/>
@@ -14816,6 +15459,7 @@
     </w:tblStylePr>
     <w:tblStylePr w:type="lastCol">
       <w:rPr>
+        <w:rFonts w:eastAsia="黑体"/>
         <w:color w:themeColor="background1" w:val="FFFFFF"/>
       </w:rPr>
       <w:tblPr/>
@@ -14845,6 +15489,7 @@
       <w:spacing w:after="0" w:line="240" w:lineRule="auto"/>
     </w:pPr>
     <w:rPr>
+      <w:rFonts w:eastAsia="黑体"/>
       <w:color w:themeColor="text1" w:val="000000"/>
     </w:rPr>
     <w:tblPr>
@@ -14866,6 +15511,7 @@
     </w:tcPr>
     <w:tblStylePr w:type="firstRow">
       <w:rPr>
+        <w:rFonts w:eastAsia="黑体"/>
         <w:b/>
         <w:bCs/>
       </w:rPr>
@@ -14876,6 +15522,7 @@
     </w:tblStylePr>
     <w:tblStylePr w:type="lastRow">
       <w:rPr>
+        <w:rFonts w:eastAsia="黑体"/>
         <w:b/>
         <w:bCs/>
         <w:color w:themeColor="text1" w:val="000000"/>
@@ -14887,6 +15534,7 @@
     </w:tblStylePr>
     <w:tblStylePr w:type="firstCol">
       <w:rPr>
+        <w:rFonts w:eastAsia="黑体"/>
         <w:color w:themeColor="background1" w:val="FFFFFF"/>
       </w:rPr>
       <w:tblPr/>
@@ -14896,6 +15544,7 @@
     </w:tblStylePr>
     <w:tblStylePr w:type="lastCol">
       <w:rPr>
+        <w:rFonts w:eastAsia="黑体"/>
         <w:color w:themeColor="background1" w:val="FFFFFF"/>
       </w:rPr>
       <w:tblPr/>
@@ -14925,6 +15574,7 @@
       <w:spacing w:after="0" w:line="240" w:lineRule="auto"/>
     </w:pPr>
     <w:rPr>
+      <w:rFonts w:eastAsia="黑体"/>
       <w:color w:themeColor="text1" w:val="000000"/>
     </w:rPr>
     <w:tblPr>
@@ -14946,6 +15596,7 @@
     </w:tcPr>
     <w:tblStylePr w:type="firstRow">
       <w:rPr>
+        <w:rFonts w:eastAsia="黑体"/>
         <w:b/>
         <w:bCs/>
       </w:rPr>
@@ -14956,6 +15607,7 @@
     </w:tblStylePr>
     <w:tblStylePr w:type="lastRow">
       <w:rPr>
+        <w:rFonts w:eastAsia="黑体"/>
         <w:b/>
         <w:bCs/>
         <w:color w:themeColor="text1" w:val="000000"/>
@@ -14967,6 +15619,7 @@
     </w:tblStylePr>
     <w:tblStylePr w:type="firstCol">
       <w:rPr>
+        <w:rFonts w:eastAsia="黑体"/>
         <w:color w:themeColor="background1" w:val="FFFFFF"/>
       </w:rPr>
       <w:tblPr/>
@@ -14976,6 +15629,7 @@
     </w:tblStylePr>
     <w:tblStylePr w:type="lastCol">
       <w:rPr>
+        <w:rFonts w:eastAsia="黑体"/>
         <w:color w:themeColor="background1" w:val="FFFFFF"/>
       </w:rPr>
       <w:tblPr/>
@@ -15005,6 +15659,7 @@
       <w:spacing w:after="0" w:line="240" w:lineRule="auto"/>
     </w:pPr>
     <w:rPr>
+      <w:rFonts w:eastAsia="黑体"/>
       <w:color w:themeColor="text1" w:val="000000"/>
     </w:rPr>
     <w:tblPr>
@@ -15026,6 +15681,7 @@
     </w:tcPr>
     <w:tblStylePr w:type="firstRow">
       <w:rPr>
+        <w:rFonts w:eastAsia="黑体"/>
         <w:b/>
         <w:bCs/>
       </w:rPr>
@@ -15036,6 +15692,7 @@
     </w:tblStylePr>
     <w:tblStylePr w:type="lastRow">
       <w:rPr>
+        <w:rFonts w:eastAsia="黑体"/>
         <w:b/>
         <w:bCs/>
         <w:color w:themeColor="text1" w:val="000000"/>
@@ -15047,6 +15704,7 @@
     </w:tblStylePr>
     <w:tblStylePr w:type="firstCol">
       <w:rPr>
+        <w:rFonts w:eastAsia="黑体"/>
         <w:color w:themeColor="background1" w:val="FFFFFF"/>
       </w:rPr>
       <w:tblPr/>
@@ -15056,6 +15714,7 @@
     </w:tblStylePr>
     <w:tblStylePr w:type="lastCol">
       <w:rPr>
+        <w:rFonts w:eastAsia="黑体"/>
         <w:color w:themeColor="background1" w:val="FFFFFF"/>
       </w:rPr>
       <w:tblPr/>
@@ -15085,6 +15744,7 @@
       <w:spacing w:after="0" w:line="240" w:lineRule="auto"/>
     </w:pPr>
     <w:rPr>
+      <w:rFonts w:eastAsia="黑体"/>
       <w:color w:themeColor="text1" w:val="000000"/>
     </w:rPr>
     <w:tblPr>
@@ -15106,6 +15766,7 @@
     </w:tcPr>
     <w:tblStylePr w:type="firstRow">
       <w:rPr>
+        <w:rFonts w:eastAsia="黑体"/>
         <w:b/>
         <w:bCs/>
       </w:rPr>
@@ -15116,6 +15777,7 @@
     </w:tblStylePr>
     <w:tblStylePr w:type="lastRow">
       <w:rPr>
+        <w:rFonts w:eastAsia="黑体"/>
         <w:b/>
         <w:bCs/>
         <w:color w:themeColor="text1" w:val="000000"/>
@@ -15127,6 +15789,7 @@
     </w:tblStylePr>
     <w:tblStylePr w:type="firstCol">
       <w:rPr>
+        <w:rFonts w:eastAsia="黑体"/>
         <w:color w:themeColor="background1" w:val="FFFFFF"/>
       </w:rPr>
       <w:tblPr/>
@@ -15136,6 +15799,7 @@
     </w:tblStylePr>
     <w:tblStylePr w:type="lastCol">
       <w:rPr>
+        <w:rFonts w:eastAsia="黑体"/>
         <w:color w:themeColor="background1" w:val="FFFFFF"/>
       </w:rPr>
       <w:tblPr/>
@@ -15168,6 +15832,7 @@
     <w:name w:val="KeywordTok"/>
     <w:basedOn w:val="VerbatimChar"/>
     <w:rPr>
+      <w:rFonts w:eastAsia="黑体"/>
       <w:b/>
       <w:color w:val="007020"/>
     </w:rPr>
@@ -15176,6 +15841,7 @@
     <w:name w:val="DataTypeTok"/>
     <w:basedOn w:val="VerbatimChar"/>
     <w:rPr>
+      <w:rFonts w:eastAsia="黑体"/>
       <w:color w:val="902000"/>
     </w:rPr>
   </w:style>
@@ -15183,6 +15849,7 @@
     <w:name w:val="DecValTok"/>
     <w:basedOn w:val="VerbatimChar"/>
     <w:rPr>
+      <w:rFonts w:eastAsia="黑体"/>
       <w:color w:val="40a070"/>
     </w:rPr>
   </w:style>
@@ -15190,6 +15857,7 @@
     <w:name w:val="BaseNTok"/>
     <w:basedOn w:val="VerbatimChar"/>
     <w:rPr>
+      <w:rFonts w:eastAsia="黑体"/>
       <w:color w:val="40a070"/>
     </w:rPr>
   </w:style>
@@ -15197,6 +15865,7 @@
     <w:name w:val="FloatTok"/>
     <w:basedOn w:val="VerbatimChar"/>
     <w:rPr>
+      <w:rFonts w:eastAsia="黑体"/>
       <w:color w:val="40a070"/>
     </w:rPr>
   </w:style>
@@ -15204,6 +15873,7 @@
     <w:name w:val="ConstantTok"/>
     <w:basedOn w:val="VerbatimChar"/>
     <w:rPr>
+      <w:rFonts w:eastAsia="黑体"/>
       <w:color w:val="880000"/>
     </w:rPr>
   </w:style>
@@ -15211,6 +15881,7 @@
     <w:name w:val="CharTok"/>
     <w:basedOn w:val="VerbatimChar"/>
     <w:rPr>
+      <w:rFonts w:eastAsia="黑体"/>
       <w:color w:val="4070a0"/>
     </w:rPr>
   </w:style>
@@ -15218,6 +15889,7 @@
     <w:name w:val="SpecialCharTok"/>
     <w:basedOn w:val="VerbatimChar"/>
     <w:rPr>
+      <w:rFonts w:eastAsia="黑体"/>
       <w:color w:val="4070a0"/>
     </w:rPr>
   </w:style>
@@ -15225,6 +15897,7 @@
     <w:name w:val="StringTok"/>
     <w:basedOn w:val="VerbatimChar"/>
     <w:rPr>
+      <w:rFonts w:eastAsia="黑体"/>
       <w:color w:val="4070a0"/>
     </w:rPr>
   </w:style>
@@ -15232,6 +15905,7 @@
     <w:name w:val="VerbatimStringTok"/>
     <w:basedOn w:val="VerbatimChar"/>
     <w:rPr>
+      <w:rFonts w:eastAsia="黑体"/>
       <w:color w:val="4070a0"/>
     </w:rPr>
   </w:style>
@@ -15239,6 +15913,7 @@
     <w:name w:val="SpecialStringTok"/>
     <w:basedOn w:val="VerbatimChar"/>
     <w:rPr>
+      <w:rFonts w:eastAsia="黑体"/>
       <w:color w:val="bb6688"/>
     </w:rPr>
   </w:style>
@@ -15246,6 +15921,7 @@
     <w:name w:val="ImportTok"/>
     <w:basedOn w:val="VerbatimChar"/>
     <w:rPr>
+      <w:rFonts w:eastAsia="黑体"/>
       <w:b/>
       <w:color w:val="008000"/>
     </w:rPr>
@@ -15254,6 +15930,7 @@
     <w:name w:val="CommentTok"/>
     <w:basedOn w:val="VerbatimChar"/>
     <w:rPr>
+      <w:rFonts w:eastAsia="黑体"/>
       <w:i/>
       <w:color w:val="60a0b0"/>
     </w:rPr>
@@ -15262,6 +15939,7 @@
     <w:name w:val="DocumentationTok"/>
     <w:basedOn w:val="VerbatimChar"/>
     <w:rPr>
+      <w:rFonts w:eastAsia="黑体"/>
       <w:i/>
       <w:color w:val="ba2121"/>
     </w:rPr>
@@ -15270,6 +15948,7 @@
     <w:name w:val="AnnotationTok"/>
     <w:basedOn w:val="VerbatimChar"/>
     <w:rPr>
+      <w:rFonts w:eastAsia="黑体"/>
       <w:b/>
       <w:i/>
       <w:color w:val="60a0b0"/>
@@ -15279,6 +15958,7 @@
     <w:name w:val="CommentVarTok"/>
     <w:basedOn w:val="VerbatimChar"/>
     <w:rPr>
+      <w:rFonts w:eastAsia="黑体"/>
       <w:b/>
       <w:i/>
       <w:color w:val="60a0b0"/>
@@ -15288,6 +15968,7 @@
     <w:name w:val="OtherTok"/>
     <w:basedOn w:val="VerbatimChar"/>
     <w:rPr>
+      <w:rFonts w:eastAsia="黑体"/>
       <w:color w:val="007020"/>
     </w:rPr>
   </w:style>
@@ -15295,6 +15976,7 @@
     <w:name w:val="FunctionTok"/>
     <w:basedOn w:val="VerbatimChar"/>
     <w:rPr>
+      <w:rFonts w:eastAsia="黑体"/>
       <w:color w:val="06287e"/>
     </w:rPr>
   </w:style>
@@ -15302,6 +15984,7 @@
     <w:name w:val="VariableTok"/>
     <w:basedOn w:val="VerbatimChar"/>
     <w:rPr>
+      <w:rFonts w:eastAsia="黑体"/>
       <w:color w:val="19177c"/>
     </w:rPr>
   </w:style>
@@ -15309,6 +15992,7 @@
     <w:name w:val="ControlFlowTok"/>
     <w:basedOn w:val="VerbatimChar"/>
     <w:rPr>
+      <w:rFonts w:eastAsia="黑体"/>
       <w:b/>
       <w:color w:val="007020"/>
     </w:rPr>
@@ -15317,6 +16001,7 @@
     <w:name w:val="OperatorTok"/>
     <w:basedOn w:val="VerbatimChar"/>
     <w:rPr>
+      <w:rFonts w:eastAsia="黑体"/>
       <w:color w:val="666666"/>
     </w:rPr>
   </w:style>
@@ -15324,18 +16009,22 @@
     <w:name w:val="BuiltInTok"/>
     <w:basedOn w:val="VerbatimChar"/>
     <w:rPr>
+      <w:rFonts w:eastAsia="黑体"/>
       <w:color w:val="008000"/>
     </w:rPr>
   </w:style>
   <w:style w:type="character" w:customStyle="1" w:styleId="ExtensionTok">
     <w:name w:val="ExtensionTok"/>
     <w:basedOn w:val="VerbatimChar"/>
-    <w:rPr/>
+    <w:rPr>
+      <w:rFonts w:eastAsia="黑体"/>
+    </w:rPr>
   </w:style>
   <w:style w:type="character" w:customStyle="1" w:styleId="PreprocessorTok">
     <w:name w:val="PreprocessorTok"/>
     <w:basedOn w:val="VerbatimChar"/>
     <w:rPr>
+      <w:rFonts w:eastAsia="黑体"/>
       <w:color w:val="bc7a00"/>
     </w:rPr>
   </w:style>
@@ -15343,18 +16032,22 @@
     <w:name w:val="AttributeTok"/>
     <w:basedOn w:val="VerbatimChar"/>
     <w:rPr>
+      <w:rFonts w:eastAsia="黑体"/>
       <w:color w:val="7d9029"/>
     </w:rPr>
   </w:style>
   <w:style w:type="character" w:customStyle="1" w:styleId="RegionMarkerTok">
     <w:name w:val="RegionMarkerTok"/>
     <w:basedOn w:val="VerbatimChar"/>
-    <w:rPr/>
+    <w:rPr>
+      <w:rFonts w:eastAsia="黑体"/>
+    </w:rPr>
   </w:style>
   <w:style w:type="character" w:customStyle="1" w:styleId="InformationTok">
     <w:name w:val="InformationTok"/>
     <w:basedOn w:val="VerbatimChar"/>
     <w:rPr>
+      <w:rFonts w:eastAsia="黑体"/>
       <w:b/>
       <w:i/>
       <w:color w:val="60a0b0"/>
@@ -15364,6 +16057,7 @@
     <w:name w:val="WarningTok"/>
     <w:basedOn w:val="VerbatimChar"/>
     <w:rPr>
+      <w:rFonts w:eastAsia="黑体"/>
       <w:b/>
       <w:i/>
       <w:color w:val="60a0b0"/>
@@ -15373,6 +16067,7 @@
     <w:name w:val="AlertTok"/>
     <w:basedOn w:val="VerbatimChar"/>
     <w:rPr>
+      <w:rFonts w:eastAsia="黑体"/>
       <w:b/>
       <w:color w:val="ff0000"/>
     </w:rPr>
@@ -15381,6 +16076,7 @@
     <w:name w:val="ErrorTok"/>
     <w:basedOn w:val="VerbatimChar"/>
     <w:rPr>
+      <w:rFonts w:eastAsia="黑体"/>
       <w:b/>
       <w:color w:val="ff0000"/>
     </w:rPr>
@@ -15388,7 +16084,9 @@
   <w:style w:type="character" w:customStyle="1" w:styleId="NormalTok">
     <w:name w:val="NormalTok"/>
     <w:basedOn w:val="VerbatimChar"/>
-    <w:rPr/>
+    <w:rPr>
+      <w:rFonts w:eastAsia="黑体"/>
+    </w:rPr>
   </w:style>
 </w:styles>
 </file>
@@ -15437,12 +16135,12 @@
     <a:fontScheme name="Office">
       <a:majorFont>
         <a:latin typeface="Calibri"/>
-        <a:ea typeface=""/>
+        <a:ea typeface="黑体"/>
         <a:cs typeface=""/>
         <a:font script="Jpan" typeface="ＭＳ ゴシック"/>
         <a:font script="Hang" typeface="맑은 고딕"/>
-        <a:font script="Hans" typeface="宋体"/>
-        <a:font script="Hant" typeface="新細明體"/>
+        <a:font script="Hans" typeface="黑体"/>
+        <a:font script="Hant" typeface="黑体"/>
         <a:font script="Arab" typeface="Times New Roman"/>
         <a:font script="Hebr" typeface="Times New Roman"/>
         <a:font script="Thai" typeface="Angsana New"/>
@@ -15472,12 +16170,12 @@
       </a:majorFont>
       <a:minorFont>
         <a:latin typeface="Cambria"/>
-        <a:ea typeface=""/>
+        <a:ea typeface="黑体"/>
         <a:cs typeface=""/>
         <a:font script="Jpan" typeface="ＭＳ 明朝"/>
         <a:font script="Hang" typeface="맑은 고딕"/>
-        <a:font script="Hans" typeface="宋体"/>
-        <a:font script="Hant" typeface="新細明體"/>
+        <a:font script="Hans" typeface="黑体"/>
+        <a:font script="Hant" typeface="黑体"/>
         <a:font script="Arab" typeface="Arial"/>
         <a:font script="Hebr" typeface="Arial"/>
         <a:font script="Thai" typeface="Cordia New"/>

--- a/01-电源电路/02-开关电源/交错并联变换器/交错并联Boost电路/交错并联Boost电路.docx
+++ b/01-电源电路/02-开关电源/交错并联变换器/交错并联Boost电路/交错并联Boost电路.docx
@@ -3061,7 +3061,7 @@
           <w:color w:val="555555"/>
           <w:sz w:val="21"/>
         </w:rPr>
-        <w:t>材料收集者：杜文杰，WX手机：19519196569，QQ:3478827729</w:t>
+        <w:t>材料收集者：杜文杰，微信/手机：19519196569，QQ:3478827729</w:t>
       </w:r>
     </w:p>
     <w:sectPr>
